--- a/모바일웹서비스 프로젝트_공통평가 01_수행 결과 보고서.docx
+++ b/모바일웹서비스 프로젝트_공통평가 01_수행 결과 보고서.docx
@@ -21,16 +21,7 @@
           <w:sz w:val="28"/>
           <w:szCs w:val="28"/>
         </w:rPr>
-        <w:t xml:space="preserve">2026년 2학기 </w:t>
-      </w:r>
-      <w:r>
-        <w:rPr>
-          <w:rFonts w:hint="eastAsia"/>
-          <w:b/>
-          <w:sz w:val="28"/>
-          <w:szCs w:val="28"/>
-        </w:rPr>
-        <w:t>모바일/</w:t>
+        <w:t>2026년 2학기 모바일/</w:t>
       </w:r>
       <w:proofErr w:type="spellStart"/>
       <w:r>
@@ -105,16 +96,7 @@
           <w:sz w:val="28"/>
           <w:szCs w:val="28"/>
         </w:rPr>
-        <w:t xml:space="preserve"> </w:t>
-      </w:r>
-      <w:r>
-        <w:rPr>
-          <w:rFonts w:hint="eastAsia"/>
-          <w:b/>
-          <w:sz w:val="28"/>
-          <w:szCs w:val="28"/>
-        </w:rPr>
-        <w:t>2020105604</w:t>
+        <w:t xml:space="preserve"> 2020105604</w:t>
       </w:r>
     </w:p>
     <w:p>
@@ -137,16 +119,7 @@
           <w:sz w:val="28"/>
           <w:szCs w:val="28"/>
         </w:rPr>
-        <w:t>이름</w:t>
-      </w:r>
-      <w:r>
-        <w:rPr>
-          <w:rFonts w:hint="eastAsia"/>
-          <w:b/>
-          <w:sz w:val="28"/>
-          <w:szCs w:val="28"/>
-        </w:rPr>
-        <w:t xml:space="preserve"> :</w:t>
+        <w:t>이름 :</w:t>
       </w:r>
       <w:proofErr w:type="gramEnd"/>
       <w:r>
@@ -156,16 +129,7 @@
           <w:sz w:val="28"/>
           <w:szCs w:val="28"/>
         </w:rPr>
-        <w:t xml:space="preserve"> </w:t>
-      </w:r>
-      <w:r>
-        <w:rPr>
-          <w:rFonts w:hint="eastAsia"/>
-          <w:b/>
-          <w:sz w:val="28"/>
-          <w:szCs w:val="28"/>
-        </w:rPr>
-        <w:t>김진세</w:t>
+        <w:t xml:space="preserve"> 김진세</w:t>
       </w:r>
     </w:p>
     <w:p>
@@ -1231,8 +1195,8 @@
                 <w:sz w:val="12"/>
                 <w:szCs w:val="12"/>
               </w:rPr>
-              <w:pict w14:anchorId="7784C61D">
-                <v:shape id="그림 1" o:spid="_x0000_i1026" type="#_x0000_t75" style="width:105.4pt;height:68.25pt;visibility:visible;mso-wrap-style:square">
+              <w:pict w14:anchorId="7D979F24">
+                <v:shape id="그림 1" o:spid="_x0000_i1028" type="#_x0000_t75" style="width:105.6pt;height:68.4pt;visibility:visible;mso-wrap-style:square">
                   <v:imagedata r:id="rId8" o:title=""/>
                 </v:shape>
               </w:pict>
@@ -1327,15 +1291,7 @@
                 <w:sz w:val="12"/>
                 <w:szCs w:val="12"/>
               </w:rPr>
-              <w:t>레</w:t>
-            </w:r>
-            <w:r>
-              <w:rPr>
-                <w:rFonts w:hint="eastAsia"/>
-                <w:sz w:val="12"/>
-                <w:szCs w:val="12"/>
-              </w:rPr>
-              <w:t>파지토리</w:t>
+              <w:t>레파지토리</w:t>
             </w:r>
             <w:proofErr w:type="spellEnd"/>
             <w:r>
@@ -1468,6 +1424,14 @@
                 <w:szCs w:val="12"/>
               </w:rPr>
             </w:pPr>
+            <w:r>
+              <w:rPr>
+                <w:rFonts w:hint="eastAsia"/>
+                <w:sz w:val="12"/>
+                <w:szCs w:val="12"/>
+              </w:rPr>
+              <w:t>O</w:t>
+            </w:r>
           </w:p>
         </w:tc>
         <w:tc>
@@ -1501,6 +1465,16 @@
                 <w:szCs w:val="12"/>
               </w:rPr>
             </w:pPr>
+            <w:r>
+              <w:rPr>
+                <w:rFonts w:cs="Times New Roman"/>
+                <w:color w:val="auto"/>
+                <w:kern w:val="2"/>
+                <w:sz w:val="12"/>
+                <w:szCs w:val="12"/>
+              </w:rPr>
+              <w:t>https://github.com/wlstp8473/KHU_MobileWebProject_Midterm_Evaluation_01.git</w:t>
+            </w:r>
           </w:p>
         </w:tc>
       </w:tr>
@@ -1610,55 +1584,7 @@
                 <w:sz w:val="12"/>
                 <w:szCs w:val="12"/>
               </w:rPr>
-              <w:t>강의 자료</w:t>
-            </w:r>
-            <w:r>
-              <w:rPr>
-                <w:rFonts w:hint="eastAsia"/>
-                <w:sz w:val="12"/>
-                <w:szCs w:val="12"/>
-              </w:rPr>
-              <w:t>(1)</w:t>
-            </w:r>
-            <w:r>
-              <w:rPr>
-                <w:rFonts w:hint="eastAsia"/>
-                <w:sz w:val="12"/>
-                <w:szCs w:val="12"/>
-              </w:rPr>
-              <w:t xml:space="preserve"> </w:t>
-            </w:r>
-            <w:r>
-              <w:rPr>
-                <w:rFonts w:hint="eastAsia"/>
-                <w:sz w:val="12"/>
-                <w:szCs w:val="12"/>
-              </w:rPr>
-              <w:t>[</w:t>
-            </w:r>
-            <w:r>
-              <w:rPr>
-                <w:rFonts w:hint="eastAsia"/>
-                <w:sz w:val="12"/>
-                <w:szCs w:val="12"/>
-              </w:rPr>
-              <w:t>7페이지</w:t>
-            </w:r>
-            <w:r>
-              <w:rPr>
-                <w:rFonts w:hint="eastAsia"/>
-                <w:sz w:val="12"/>
-                <w:szCs w:val="12"/>
-              </w:rPr>
-              <w:t>,</w:t>
-            </w:r>
-            <w:r>
-              <w:rPr>
-                <w:rFonts w:hint="eastAsia"/>
-                <w:sz w:val="12"/>
-                <w:szCs w:val="12"/>
-              </w:rPr>
-              <w:t xml:space="preserve"> </w:t>
+              <w:t xml:space="preserve">강의 자료(1) [7페이지, </w:t>
             </w:r>
             <w:r>
               <w:rPr>
@@ -1759,17 +1685,7 @@
                 <w:sz w:val="12"/>
                 <w:szCs w:val="12"/>
               </w:rPr>
-              <w:t>2. 게시 완료된 페이지 화면 캡처</w:t>
-            </w:r>
-            <w:r>
-              <w:rPr>
-                <w:rFonts w:cs="Times New Roman" w:hint="eastAsia"/>
-                <w:color w:val="auto"/>
-                <w:kern w:val="2"/>
-                <w:sz w:val="12"/>
-                <w:szCs w:val="12"/>
-              </w:rPr>
-              <w:t>(</w:t>
+              <w:t>2. 게시 완료된 페이지 화면 캡처(</w:t>
             </w:r>
             <w:r>
               <w:rPr>
@@ -1826,6 +1742,14 @@
                 <w:szCs w:val="12"/>
               </w:rPr>
             </w:pPr>
+            <w:r>
+              <w:rPr>
+                <w:rFonts w:hint="eastAsia"/>
+                <w:sz w:val="12"/>
+                <w:szCs w:val="12"/>
+              </w:rPr>
+              <w:t>O</w:t>
+            </w:r>
           </w:p>
         </w:tc>
         <w:tc>
@@ -1852,12 +1776,66 @@
             <w:pPr>
               <w:rPr>
                 <w:rFonts w:cs="Times New Roman"/>
+                <w:noProof/>
                 <w:color w:val="auto"/>
                 <w:kern w:val="2"/>
                 <w:sz w:val="12"/>
                 <w:szCs w:val="12"/>
               </w:rPr>
             </w:pPr>
+            <w:r>
+              <w:rPr>
+                <w:rFonts w:cs="Times New Roman"/>
+                <w:noProof/>
+                <w:color w:val="auto"/>
+                <w:kern w:val="2"/>
+                <w:sz w:val="12"/>
+                <w:szCs w:val="12"/>
+              </w:rPr>
+              <w:pict w14:anchorId="3CC1280E">
+                <v:shape id="_x0000_i1029" type="#_x0000_t75" style="width:106.2pt;height:60pt;visibility:visible;mso-wrap-style:square">
+                  <v:imagedata r:id="rId9" o:title=""/>
+                </v:shape>
+              </w:pict>
+            </w:r>
+          </w:p>
+          <w:p>
+            <w:pPr>
+              <w:rPr>
+                <w:rFonts w:cs="Times New Roman"/>
+                <w:noProof/>
+                <w:color w:val="auto"/>
+                <w:kern w:val="2"/>
+                <w:sz w:val="12"/>
+                <w:szCs w:val="12"/>
+              </w:rPr>
+            </w:pPr>
+          </w:p>
+          <w:p>
+            <w:pPr>
+              <w:rPr>
+                <w:rFonts w:cs="Times New Roman"/>
+                <w:color w:val="auto"/>
+                <w:kern w:val="2"/>
+                <w:sz w:val="12"/>
+                <w:szCs w:val="12"/>
+              </w:rPr>
+            </w:pPr>
+            <w:r>
+              <w:rPr>
+                <w:rFonts w:cs="Times New Roman"/>
+                <w:noProof/>
+                <w:color w:val="auto"/>
+                <w:kern w:val="2"/>
+                <w:sz w:val="12"/>
+                <w:szCs w:val="12"/>
+              </w:rPr>
+              <w:pict w14:anchorId="592A8437">
+                <v:shape id="_x0000_i1030" type="#_x0000_t75" style="width:106.8pt;height:60pt;visibility:visible;mso-wrap-style:square">
+                  <v:imagedata r:id="rId10" o:title=""/>
+                </v:shape>
+              </w:pict>
+            </w:r>
           </w:p>
         </w:tc>
       </w:tr>
@@ -1967,23 +1945,7 @@
                 <w:sz w:val="12"/>
                 <w:szCs w:val="12"/>
               </w:rPr>
-              <w:t>강의 자료</w:t>
-            </w:r>
-            <w:r>
-              <w:rPr>
-                <w:rFonts w:hint="eastAsia"/>
-                <w:sz w:val="12"/>
-                <w:szCs w:val="12"/>
-              </w:rPr>
-              <w:t>(1)</w:t>
-            </w:r>
-            <w:r>
-              <w:rPr>
-                <w:rFonts w:hint="eastAsia"/>
-                <w:sz w:val="12"/>
-                <w:szCs w:val="12"/>
-              </w:rPr>
-              <w:t xml:space="preserve"> [9페이지]</w:t>
+              <w:t>강의 자료(1) [9페이지]</w:t>
             </w:r>
             <w:r>
               <w:rPr>
@@ -2045,6 +2007,14 @@
                 <w:szCs w:val="12"/>
               </w:rPr>
             </w:pPr>
+            <w:r>
+              <w:rPr>
+                <w:rFonts w:hint="eastAsia"/>
+                <w:sz w:val="12"/>
+                <w:szCs w:val="12"/>
+              </w:rPr>
+              <w:t>O</w:t>
+            </w:r>
           </w:p>
         </w:tc>
         <w:tc>
@@ -2077,6 +2047,21 @@
                 <w:szCs w:val="12"/>
               </w:rPr>
             </w:pPr>
+            <w:r>
+              <w:rPr>
+                <w:rFonts w:cs="Times New Roman"/>
+                <w:noProof/>
+                <w:color w:val="auto"/>
+                <w:kern w:val="2"/>
+                <w:sz w:val="12"/>
+                <w:szCs w:val="12"/>
+              </w:rPr>
+              <w:pict w14:anchorId="4F1F17BC">
+                <v:shape id="_x0000_i1031" type="#_x0000_t75" style="width:105.6pt;height:56.4pt;visibility:visible;mso-wrap-style:square">
+                  <v:imagedata r:id="rId11" o:title=""/>
+                </v:shape>
+              </w:pict>
+            </w:r>
           </w:p>
         </w:tc>
       </w:tr>
@@ -2186,23 +2171,7 @@
                 <w:sz w:val="12"/>
                 <w:szCs w:val="12"/>
               </w:rPr>
-              <w:t>강의 자료</w:t>
-            </w:r>
-            <w:r>
-              <w:rPr>
-                <w:rFonts w:hint="eastAsia"/>
-                <w:sz w:val="12"/>
-                <w:szCs w:val="12"/>
-              </w:rPr>
-              <w:t>(1)</w:t>
-            </w:r>
-            <w:r>
-              <w:rPr>
-                <w:rFonts w:hint="eastAsia"/>
-                <w:sz w:val="12"/>
-                <w:szCs w:val="12"/>
-              </w:rPr>
-              <w:t xml:space="preserve"> [10페이지]</w:t>
+              <w:t>강의 자료(1) [10페이지]</w:t>
             </w:r>
             <w:r>
               <w:rPr>
@@ -2245,7 +2214,7 @@
               </w:rPr>
               <w:t xml:space="preserve"> </w:t>
             </w:r>
-            <w:hyperlink r:id="rId9" w:history="1">
+            <w:hyperlink r:id="rId12" w:history="1">
               <w:r>
                 <w:rPr>
                   <w:rStyle w:val="affff8"/>
@@ -2279,6 +2248,14 @@
                 <w:szCs w:val="12"/>
               </w:rPr>
             </w:pPr>
+            <w:r>
+              <w:rPr>
+                <w:rFonts w:hint="eastAsia"/>
+                <w:sz w:val="12"/>
+                <w:szCs w:val="12"/>
+              </w:rPr>
+              <w:t>O</w:t>
+            </w:r>
           </w:p>
         </w:tc>
         <w:tc>
@@ -2311,6 +2288,21 @@
                 <w:szCs w:val="12"/>
               </w:rPr>
             </w:pPr>
+            <w:r>
+              <w:rPr>
+                <w:rFonts w:cs="Times New Roman"/>
+                <w:noProof/>
+                <w:color w:val="auto"/>
+                <w:kern w:val="2"/>
+                <w:sz w:val="12"/>
+                <w:szCs w:val="12"/>
+              </w:rPr>
+              <w:pict w14:anchorId="76DE5465">
+                <v:shape id="_x0000_i1032" type="#_x0000_t75" style="width:106.8pt;height:60pt;visibility:visible;mso-wrap-style:square">
+                  <v:imagedata r:id="rId13" o:title=""/>
+                </v:shape>
+              </w:pict>
+            </w:r>
           </w:p>
         </w:tc>
       </w:tr>
@@ -2337,6 +2329,7 @@
                 <w:sz w:val="12"/>
                 <w:szCs w:val="12"/>
               </w:rPr>
+              <w:lastRenderedPageBreak/>
               <w:t>6</w:t>
             </w:r>
           </w:p>
@@ -2548,6 +2541,14 @@
                 <w:szCs w:val="12"/>
               </w:rPr>
             </w:pPr>
+            <w:r>
+              <w:rPr>
+                <w:rFonts w:hint="eastAsia"/>
+                <w:sz w:val="12"/>
+                <w:szCs w:val="12"/>
+              </w:rPr>
+              <w:t>O</w:t>
+            </w:r>
           </w:p>
         </w:tc>
         <w:tc>
@@ -2580,6 +2581,21 @@
                 <w:szCs w:val="12"/>
               </w:rPr>
             </w:pPr>
+            <w:r>
+              <w:rPr>
+                <w:rFonts w:cs="Times New Roman"/>
+                <w:noProof/>
+                <w:color w:val="auto"/>
+                <w:kern w:val="2"/>
+                <w:sz w:val="12"/>
+                <w:szCs w:val="12"/>
+              </w:rPr>
+              <w:pict w14:anchorId="4A58A35F">
+                <v:shape id="_x0000_i1033" type="#_x0000_t75" style="width:106.8pt;height:60pt;visibility:visible;mso-wrap-style:square">
+                  <v:imagedata r:id="rId14" o:title=""/>
+                </v:shape>
+              </w:pict>
+            </w:r>
           </w:p>
         </w:tc>
       </w:tr>
@@ -2823,6 +2839,14 @@
                 <w:szCs w:val="12"/>
               </w:rPr>
             </w:pPr>
+            <w:r>
+              <w:rPr>
+                <w:rFonts w:hint="eastAsia"/>
+                <w:sz w:val="12"/>
+                <w:szCs w:val="12"/>
+              </w:rPr>
+              <w:t>O</w:t>
+            </w:r>
           </w:p>
         </w:tc>
         <w:tc>
@@ -2855,6 +2879,21 @@
                 <w:szCs w:val="12"/>
               </w:rPr>
             </w:pPr>
+            <w:r>
+              <w:rPr>
+                <w:rFonts w:cs="Times New Roman"/>
+                <w:noProof/>
+                <w:color w:val="auto"/>
+                <w:kern w:val="2"/>
+                <w:sz w:val="12"/>
+                <w:szCs w:val="12"/>
+              </w:rPr>
+              <w:pict w14:anchorId="458056F1">
+                <v:shape id="_x0000_i1045" type="#_x0000_t75" style="width:106.8pt;height:60pt;visibility:visible;mso-wrap-style:square">
+                  <v:imagedata r:id="rId15" o:title=""/>
+                </v:shape>
+              </w:pict>
+            </w:r>
           </w:p>
         </w:tc>
       </w:tr>
@@ -3053,6 +3092,14 @@
                 <w:szCs w:val="12"/>
               </w:rPr>
             </w:pPr>
+            <w:r>
+              <w:rPr>
+                <w:rFonts w:hint="eastAsia"/>
+                <w:sz w:val="12"/>
+                <w:szCs w:val="12"/>
+              </w:rPr>
+              <w:t>O</w:t>
+            </w:r>
           </w:p>
         </w:tc>
         <w:tc>
@@ -3085,6 +3132,21 @@
                 <w:szCs w:val="12"/>
               </w:rPr>
             </w:pPr>
+            <w:r>
+              <w:rPr>
+                <w:rFonts w:cs="Times New Roman"/>
+                <w:noProof/>
+                <w:color w:val="auto"/>
+                <w:kern w:val="2"/>
+                <w:sz w:val="12"/>
+                <w:szCs w:val="12"/>
+              </w:rPr>
+              <w:pict w14:anchorId="679436D0">
+                <v:shape id="_x0000_i1034" type="#_x0000_t75" style="width:106.8pt;height:60pt;visibility:visible;mso-wrap-style:square">
+                  <v:imagedata r:id="rId16" o:title=""/>
+                </v:shape>
+              </w:pict>
+            </w:r>
           </w:p>
         </w:tc>
       </w:tr>
@@ -3260,6 +3322,14 @@
                 <w:szCs w:val="12"/>
               </w:rPr>
             </w:pPr>
+            <w:r>
+              <w:rPr>
+                <w:rFonts w:hint="eastAsia"/>
+                <w:sz w:val="12"/>
+                <w:szCs w:val="12"/>
+              </w:rPr>
+              <w:t>O</w:t>
+            </w:r>
           </w:p>
         </w:tc>
         <w:tc>
@@ -3292,6 +3362,21 @@
                 <w:szCs w:val="12"/>
               </w:rPr>
             </w:pPr>
+            <w:r>
+              <w:rPr>
+                <w:rFonts w:cs="Times New Roman"/>
+                <w:noProof/>
+                <w:color w:val="auto"/>
+                <w:kern w:val="2"/>
+                <w:sz w:val="12"/>
+                <w:szCs w:val="12"/>
+              </w:rPr>
+              <w:pict w14:anchorId="3C07AC8B">
+                <v:shape id="_x0000_i1035" type="#_x0000_t75" style="width:106.8pt;height:60pt;visibility:visible;mso-wrap-style:square">
+                  <v:imagedata r:id="rId17" o:title=""/>
+                </v:shape>
+              </w:pict>
+            </w:r>
           </w:p>
         </w:tc>
       </w:tr>
@@ -3490,6 +3575,14 @@
                 <w:szCs w:val="12"/>
               </w:rPr>
             </w:pPr>
+            <w:r>
+              <w:rPr>
+                <w:rFonts w:hint="eastAsia"/>
+                <w:sz w:val="12"/>
+                <w:szCs w:val="12"/>
+              </w:rPr>
+              <w:t>O</w:t>
+            </w:r>
           </w:p>
         </w:tc>
         <w:tc>
@@ -3516,12 +3609,28 @@
             <w:pPr>
               <w:rPr>
                 <w:rFonts w:cs="Times New Roman"/>
+                <w:noProof/>
                 <w:color w:val="auto"/>
                 <w:kern w:val="2"/>
                 <w:sz w:val="12"/>
                 <w:szCs w:val="12"/>
               </w:rPr>
             </w:pPr>
+            <w:r>
+              <w:rPr>
+                <w:rFonts w:cs="Times New Roman"/>
+                <w:noProof/>
+                <w:color w:val="auto"/>
+                <w:kern w:val="2"/>
+                <w:sz w:val="12"/>
+                <w:szCs w:val="12"/>
+              </w:rPr>
+              <w:pict w14:anchorId="0D732851">
+                <v:shape id="_x0000_i1036" type="#_x0000_t75" style="width:106.8pt;height:60pt;visibility:visible;mso-wrap-style:square">
+                  <v:imagedata r:id="rId18" o:title=""/>
+                </v:shape>
+              </w:pict>
+            </w:r>
           </w:p>
         </w:tc>
       </w:tr>
@@ -3549,7 +3658,6 @@
                 <w:sz w:val="12"/>
                 <w:szCs w:val="12"/>
               </w:rPr>
-              <w:lastRenderedPageBreak/>
               <w:t>11</w:t>
             </w:r>
           </w:p>
@@ -3758,6 +3866,13 @@
                 <w:szCs w:val="12"/>
               </w:rPr>
             </w:pPr>
+            <w:r>
+              <w:rPr>
+                <w:sz w:val="12"/>
+                <w:szCs w:val="12"/>
+              </w:rPr>
+              <w:t>X</w:t>
+            </w:r>
           </w:p>
         </w:tc>
         <w:tc>
@@ -3773,6 +3888,14 @@
                 <w:szCs w:val="12"/>
               </w:rPr>
             </w:pPr>
+            <w:r>
+              <w:rPr>
+                <w:rFonts w:hint="eastAsia"/>
+                <w:sz w:val="12"/>
+                <w:szCs w:val="12"/>
+              </w:rPr>
+              <w:t>X</w:t>
+            </w:r>
           </w:p>
         </w:tc>
         <w:tc>
@@ -3783,13 +3906,23 @@
           <w:p>
             <w:pPr>
               <w:rPr>
-                <w:rFonts w:cs="Times New Roman"/>
+                <w:rFonts w:cs="Times New Roman" w:hint="eastAsia"/>
                 <w:color w:val="auto"/>
                 <w:kern w:val="2"/>
                 <w:sz w:val="12"/>
                 <w:szCs w:val="12"/>
               </w:rPr>
             </w:pPr>
+            <w:r>
+              <w:rPr>
+                <w:rFonts w:cs="Times New Roman" w:hint="eastAsia"/>
+                <w:color w:val="auto"/>
+                <w:kern w:val="2"/>
+                <w:sz w:val="12"/>
+                <w:szCs w:val="12"/>
+              </w:rPr>
+              <w:t>구현방식 2로 대체</w:t>
+            </w:r>
           </w:p>
         </w:tc>
       </w:tr>
@@ -3966,6 +4099,14 @@
                 <w:szCs w:val="12"/>
               </w:rPr>
             </w:pPr>
+            <w:r>
+              <w:rPr>
+                <w:rFonts w:hint="eastAsia"/>
+                <w:sz w:val="12"/>
+                <w:szCs w:val="12"/>
+              </w:rPr>
+              <w:t>O</w:t>
+            </w:r>
           </w:p>
         </w:tc>
         <w:tc>
@@ -3992,12 +4133,79 @@
             <w:pPr>
               <w:rPr>
                 <w:rFonts w:cs="Times New Roman"/>
+                <w:noProof/>
                 <w:color w:val="auto"/>
                 <w:kern w:val="2"/>
                 <w:sz w:val="12"/>
                 <w:szCs w:val="12"/>
               </w:rPr>
             </w:pPr>
+            <w:r>
+              <w:rPr>
+                <w:rFonts w:cs="Times New Roman"/>
+                <w:noProof/>
+                <w:color w:val="auto"/>
+                <w:kern w:val="2"/>
+                <w:sz w:val="12"/>
+                <w:szCs w:val="12"/>
+              </w:rPr>
+              <w:pict w14:anchorId="15DE5A69">
+                <v:shape id="_x0000_i1047" type="#_x0000_t75" style="width:106.2pt;height:240.6pt;visibility:visible;mso-wrap-style:square">
+                  <v:imagedata r:id="rId19" o:title=""/>
+                </v:shape>
+              </w:pict>
+            </w:r>
+          </w:p>
+          <w:p>
+            <w:pPr>
+              <w:rPr>
+                <w:rFonts w:cs="Times New Roman"/>
+                <w:noProof/>
+                <w:color w:val="auto"/>
+                <w:kern w:val="2"/>
+                <w:sz w:val="12"/>
+                <w:szCs w:val="12"/>
+              </w:rPr>
+            </w:pPr>
+          </w:p>
+          <w:p>
+            <w:pPr>
+              <w:rPr>
+                <w:rFonts w:cs="Times New Roman"/>
+                <w:noProof/>
+                <w:color w:val="auto"/>
+                <w:kern w:val="2"/>
+                <w:sz w:val="12"/>
+                <w:szCs w:val="12"/>
+              </w:rPr>
+            </w:pPr>
+          </w:p>
+          <w:p>
+            <w:pPr>
+              <w:rPr>
+                <w:rFonts w:cs="Times New Roman" w:hint="eastAsia"/>
+                <w:color w:val="auto"/>
+                <w:kern w:val="2"/>
+                <w:sz w:val="12"/>
+                <w:szCs w:val="12"/>
+              </w:rPr>
+            </w:pPr>
+            <w:r>
+              <w:rPr>
+                <w:rFonts w:cs="Times New Roman"/>
+                <w:noProof/>
+                <w:color w:val="auto"/>
+                <w:kern w:val="2"/>
+                <w:sz w:val="12"/>
+                <w:szCs w:val="12"/>
+              </w:rPr>
+              <w:lastRenderedPageBreak/>
+              <w:pict w14:anchorId="0E3F1D5A">
+                <v:shape id="_x0000_i1048" type="#_x0000_t75" style="width:106.8pt;height:56.4pt;visibility:visible;mso-wrap-style:square">
+                  <v:imagedata r:id="rId20" o:title=""/>
+                </v:shape>
+              </w:pict>
+            </w:r>
           </w:p>
         </w:tc>
       </w:tr>
@@ -4024,6 +4232,7 @@
                 <w:sz w:val="12"/>
                 <w:szCs w:val="12"/>
               </w:rPr>
+              <w:lastRenderedPageBreak/>
               <w:t>12</w:t>
             </w:r>
           </w:p>
@@ -5141,8 +5350,246 @@
           <w:szCs w:val="22"/>
           <w:lang w:val="en-US"/>
         </w:rPr>
-        <w:t>1</w:t>
+        <w:t>1. 증빙자료</w:t>
       </w:r>
+    </w:p>
+    <w:p>
+      <w:pPr>
+        <w:pStyle w:val="aff8"/>
+        <w:ind w:firstLineChars="0"/>
+        <w:jc w:val="left"/>
+        <w:outlineLvl w:val="0"/>
+        <w:rPr>
+          <w:b/>
+          <w:noProof/>
+          <w:szCs w:val="22"/>
+          <w:lang w:val="en-US"/>
+        </w:rPr>
+      </w:pPr>
+      <w:r>
+        <w:rPr>
+          <w:noProof/>
+          <w:sz w:val="12"/>
+          <w:szCs w:val="12"/>
+        </w:rPr>
+        <w:pict w14:anchorId="2655C9CF">
+          <v:shape id="_x0000_i1052" type="#_x0000_t75" style="width:420.6pt;height:273pt;visibility:visible;mso-wrap-style:square">
+            <v:imagedata r:id="rId8" o:title=""/>
+          </v:shape>
+        </w:pict>
+      </w:r>
+    </w:p>
+    <w:p>
+      <w:pPr>
+        <w:pStyle w:val="aff8"/>
+        <w:ind w:firstLineChars="0"/>
+        <w:jc w:val="left"/>
+        <w:outlineLvl w:val="0"/>
+        <w:rPr>
+          <w:b/>
+          <w:noProof/>
+          <w:szCs w:val="22"/>
+          <w:lang w:val="en-US"/>
+        </w:rPr>
+      </w:pPr>
+    </w:p>
+    <w:p>
+      <w:pPr>
+        <w:pStyle w:val="aff8"/>
+        <w:ind w:firstLineChars="0"/>
+        <w:jc w:val="left"/>
+        <w:outlineLvl w:val="0"/>
+        <w:rPr>
+          <w:b/>
+          <w:noProof/>
+          <w:szCs w:val="22"/>
+          <w:lang w:val="en-US"/>
+        </w:rPr>
+      </w:pPr>
+      <w:r>
+        <w:rPr>
+          <w:rFonts w:hint="eastAsia"/>
+          <w:b/>
+          <w:noProof/>
+          <w:szCs w:val="22"/>
+          <w:lang w:val="en-US"/>
+        </w:rPr>
+        <w:t xml:space="preserve">2. 증빙 자료 </w:t>
+      </w:r>
+    </w:p>
+    <w:p>
+      <w:pPr>
+        <w:pStyle w:val="aff8"/>
+        <w:ind w:firstLineChars="0"/>
+        <w:jc w:val="left"/>
+        <w:outlineLvl w:val="0"/>
+        <w:rPr>
+          <w:b/>
+          <w:noProof/>
+          <w:szCs w:val="22"/>
+          <w:lang w:val="en-US"/>
+        </w:rPr>
+      </w:pPr>
+      <w:r>
+        <w:rPr>
+          <w:b/>
+          <w:noProof/>
+          <w:szCs w:val="22"/>
+          <w:lang w:val="en-US"/>
+        </w:rPr>
+        <w:lastRenderedPageBreak/>
+        <w:t>https://github.com/wlstp8473/KHU_MobileWebProject_Midterm_Evaluation_01.git</w:t>
+      </w:r>
+    </w:p>
+    <w:p>
+      <w:pPr>
+        <w:pStyle w:val="aff8"/>
+        <w:ind w:firstLineChars="0"/>
+        <w:jc w:val="left"/>
+        <w:outlineLvl w:val="0"/>
+        <w:rPr>
+          <w:b/>
+          <w:noProof/>
+          <w:szCs w:val="22"/>
+          <w:lang w:val="en-US"/>
+        </w:rPr>
+      </w:pPr>
+      <w:r>
+        <w:rPr>
+          <w:b/>
+          <w:noProof/>
+          <w:szCs w:val="22"/>
+          <w:lang w:val="en-US"/>
+        </w:rPr>
+        <w:pict w14:anchorId="442BC1F2">
+          <v:shape id="_x0000_i1051" type="#_x0000_t75" style="width:460.8pt;height:228.6pt;visibility:visible;mso-wrap-style:square">
+            <v:imagedata r:id="rId21" o:title=""/>
+          </v:shape>
+        </w:pict>
+      </w:r>
+    </w:p>
+    <w:p>
+      <w:pPr>
+        <w:pStyle w:val="aff8"/>
+        <w:ind w:firstLineChars="0"/>
+        <w:jc w:val="left"/>
+        <w:outlineLvl w:val="0"/>
+        <w:rPr>
+          <w:b/>
+          <w:noProof/>
+          <w:szCs w:val="22"/>
+          <w:lang w:val="en-US"/>
+        </w:rPr>
+      </w:pPr>
+    </w:p>
+    <w:p>
+      <w:pPr>
+        <w:pStyle w:val="aff8"/>
+        <w:ind w:firstLineChars="0"/>
+        <w:jc w:val="left"/>
+        <w:outlineLvl w:val="0"/>
+        <w:rPr>
+          <w:b/>
+          <w:noProof/>
+          <w:szCs w:val="22"/>
+          <w:lang w:val="en-US"/>
+        </w:rPr>
+      </w:pPr>
+      <w:r>
+        <w:rPr>
+          <w:rFonts w:hint="eastAsia"/>
+          <w:b/>
+          <w:noProof/>
+          <w:szCs w:val="22"/>
+          <w:lang w:val="en-US"/>
+        </w:rPr>
+        <w:t xml:space="preserve">3. 증빙 자료 </w:t>
+      </w:r>
+    </w:p>
+    <w:p>
+      <w:pPr>
+        <w:pStyle w:val="aff8"/>
+        <w:keepNext/>
+        <w:ind w:firstLineChars="0"/>
+        <w:jc w:val="left"/>
+        <w:outlineLvl w:val="0"/>
+      </w:pPr>
+      <w:r>
+        <w:rPr>
+          <w:noProof/>
+        </w:rPr>
+        <w:pict w14:anchorId="5DBC4025">
+          <v:shape id="_x0000_i1037" type="#_x0000_t75" style="width:286.2pt;height:160.8pt;visibility:visible;mso-wrap-style:square">
+            <v:imagedata r:id="rId9" o:title=""/>
+          </v:shape>
+        </w:pict>
+      </w:r>
+    </w:p>
+    <w:p>
+      <w:pPr>
+        <w:pStyle w:val="aff8"/>
+        <w:ind w:firstLineChars="0"/>
+        <w:jc w:val="left"/>
+        <w:outlineLvl w:val="0"/>
+        <w:rPr>
+          <w:b/>
+          <w:noProof/>
+          <w:szCs w:val="22"/>
+          <w:lang w:val="en-US"/>
+        </w:rPr>
+      </w:pPr>
+      <w:r>
+        <w:rPr>
+          <w:b/>
+          <w:noProof/>
+          <w:szCs w:val="22"/>
+          <w:lang w:val="en-US"/>
+        </w:rPr>
+        <w:pict w14:anchorId="19F5C67A">
+          <v:shape id="_x0000_i1038" type="#_x0000_t75" style="width:292.2pt;height:165pt;visibility:visible;mso-wrap-style:square">
+            <v:imagedata r:id="rId10" o:title=""/>
+          </v:shape>
+        </w:pict>
+      </w:r>
+    </w:p>
+    <w:p>
+      <w:pPr>
+        <w:pStyle w:val="aff8"/>
+        <w:ind w:firstLineChars="0"/>
+        <w:jc w:val="left"/>
+        <w:outlineLvl w:val="0"/>
+        <w:rPr>
+          <w:b/>
+          <w:szCs w:val="22"/>
+          <w:lang w:val="en-US"/>
+        </w:rPr>
+      </w:pPr>
+    </w:p>
+    <w:p>
+      <w:pPr>
+        <w:pStyle w:val="aff8"/>
+        <w:ind w:firstLineChars="0"/>
+        <w:jc w:val="left"/>
+        <w:outlineLvl w:val="0"/>
+        <w:rPr>
+          <w:b/>
+          <w:szCs w:val="22"/>
+          <w:lang w:val="en-US"/>
+        </w:rPr>
+      </w:pPr>
+    </w:p>
+    <w:p>
+      <w:pPr>
+        <w:pStyle w:val="aff8"/>
+        <w:ind w:firstLineChars="0"/>
+        <w:jc w:val="left"/>
+        <w:outlineLvl w:val="0"/>
+        <w:rPr>
+          <w:b/>
+          <w:szCs w:val="22"/>
+          <w:lang w:val="en-US"/>
+        </w:rPr>
+      </w:pPr>
       <w:r>
         <w:rPr>
           <w:rFonts w:hint="eastAsia"/>
@@ -5150,8 +5597,194 @@
           <w:szCs w:val="22"/>
           <w:lang w:val="en-US"/>
         </w:rPr>
-        <w:t>.</w:t>
+        <w:lastRenderedPageBreak/>
+        <w:t xml:space="preserve">4. 증빙 자료 </w:t>
       </w:r>
+    </w:p>
+    <w:p>
+      <w:pPr>
+        <w:pStyle w:val="aff8"/>
+        <w:ind w:firstLineChars="0"/>
+        <w:jc w:val="left"/>
+        <w:outlineLvl w:val="0"/>
+        <w:rPr>
+          <w:b/>
+          <w:noProof/>
+          <w:szCs w:val="22"/>
+          <w:lang w:val="en-US"/>
+        </w:rPr>
+      </w:pPr>
+      <w:r>
+        <w:rPr>
+          <w:b/>
+          <w:noProof/>
+          <w:szCs w:val="22"/>
+          <w:lang w:val="en-US"/>
+        </w:rPr>
+        <w:pict w14:anchorId="04CBF38A">
+          <v:shape id="_x0000_i1039" type="#_x0000_t75" style="width:265.2pt;height:142.2pt;visibility:visible;mso-wrap-style:square">
+            <v:imagedata r:id="rId11" o:title=""/>
+          </v:shape>
+        </w:pict>
+      </w:r>
+    </w:p>
+    <w:p>
+      <w:pPr>
+        <w:pStyle w:val="aff8"/>
+        <w:ind w:firstLineChars="0"/>
+        <w:jc w:val="left"/>
+        <w:outlineLvl w:val="0"/>
+        <w:rPr>
+          <w:rFonts w:hint="eastAsia"/>
+          <w:b/>
+          <w:noProof/>
+          <w:szCs w:val="22"/>
+          <w:lang w:val="en-US"/>
+        </w:rPr>
+      </w:pPr>
+    </w:p>
+    <w:p>
+      <w:pPr>
+        <w:pStyle w:val="aff8"/>
+        <w:ind w:firstLineChars="0"/>
+        <w:jc w:val="left"/>
+        <w:outlineLvl w:val="0"/>
+        <w:rPr>
+          <w:b/>
+          <w:noProof/>
+          <w:szCs w:val="22"/>
+          <w:lang w:val="en-US"/>
+        </w:rPr>
+      </w:pPr>
+      <w:r>
+        <w:rPr>
+          <w:rFonts w:hint="eastAsia"/>
+          <w:b/>
+          <w:noProof/>
+          <w:szCs w:val="22"/>
+          <w:lang w:val="en-US"/>
+        </w:rPr>
+        <w:t xml:space="preserve">5. 증빙 자료 </w:t>
+      </w:r>
+    </w:p>
+    <w:p>
+      <w:pPr>
+        <w:pStyle w:val="aff8"/>
+        <w:ind w:firstLineChars="0"/>
+        <w:jc w:val="left"/>
+        <w:outlineLvl w:val="0"/>
+        <w:rPr>
+          <w:b/>
+          <w:noProof/>
+          <w:szCs w:val="22"/>
+          <w:lang w:val="en-US"/>
+        </w:rPr>
+      </w:pPr>
+      <w:r>
+        <w:rPr>
+          <w:b/>
+          <w:noProof/>
+          <w:szCs w:val="22"/>
+          <w:lang w:val="en-US"/>
+        </w:rPr>
+        <w:pict w14:anchorId="1F4AB7F9">
+          <v:shape id="_x0000_i1040" type="#_x0000_t75" style="width:343.8pt;height:193.2pt;visibility:visible;mso-wrap-style:square">
+            <v:imagedata r:id="rId13" o:title=""/>
+          </v:shape>
+        </w:pict>
+      </w:r>
+    </w:p>
+    <w:p>
+      <w:pPr>
+        <w:pStyle w:val="aff8"/>
+        <w:ind w:firstLineChars="0"/>
+        <w:jc w:val="left"/>
+        <w:outlineLvl w:val="0"/>
+        <w:rPr>
+          <w:b/>
+          <w:noProof/>
+          <w:szCs w:val="22"/>
+          <w:lang w:val="en-US"/>
+        </w:rPr>
+      </w:pPr>
+    </w:p>
+    <w:p>
+      <w:pPr>
+        <w:pStyle w:val="aff8"/>
+        <w:ind w:firstLineChars="0"/>
+        <w:jc w:val="left"/>
+        <w:outlineLvl w:val="0"/>
+        <w:rPr>
+          <w:b/>
+          <w:noProof/>
+          <w:szCs w:val="22"/>
+          <w:lang w:val="en-US"/>
+        </w:rPr>
+      </w:pPr>
+      <w:r>
+        <w:rPr>
+          <w:rFonts w:hint="eastAsia"/>
+          <w:b/>
+          <w:noProof/>
+          <w:szCs w:val="22"/>
+          <w:lang w:val="en-US"/>
+        </w:rPr>
+        <w:t>6. 증빙 자료</w:t>
+      </w:r>
+    </w:p>
+    <w:p>
+      <w:pPr>
+        <w:pStyle w:val="aff8"/>
+        <w:ind w:firstLineChars="0"/>
+        <w:jc w:val="left"/>
+        <w:outlineLvl w:val="0"/>
+        <w:rPr>
+          <w:b/>
+          <w:noProof/>
+          <w:szCs w:val="22"/>
+          <w:lang w:val="en-US"/>
+        </w:rPr>
+      </w:pPr>
+      <w:r>
+        <w:rPr>
+          <w:b/>
+          <w:noProof/>
+          <w:szCs w:val="22"/>
+          <w:lang w:val="en-US"/>
+        </w:rPr>
+        <w:pict w14:anchorId="10807FD6">
+          <v:shape id="_x0000_i1041" type="#_x0000_t75" style="width:322.2pt;height:181.2pt;visibility:visible;mso-wrap-style:square">
+            <v:imagedata r:id="rId14" o:title=""/>
+          </v:shape>
+        </w:pict>
+      </w:r>
+    </w:p>
+    <w:p>
+      <w:pPr>
+        <w:pStyle w:val="aff8"/>
+        <w:ind w:firstLineChars="0" w:firstLine="0"/>
+        <w:jc w:val="left"/>
+        <w:outlineLvl w:val="0"/>
+        <w:rPr>
+          <w:rFonts w:hint="eastAsia"/>
+          <w:b/>
+          <w:szCs w:val="22"/>
+          <w:lang w:val="en-US"/>
+        </w:rPr>
+      </w:pPr>
+    </w:p>
+    <w:p>
+      <w:pPr>
+        <w:pStyle w:val="aff8"/>
+        <w:ind w:firstLineChars="0"/>
+        <w:jc w:val="left"/>
+        <w:outlineLvl w:val="0"/>
+        <w:rPr>
+          <w:b/>
+          <w:szCs w:val="22"/>
+          <w:lang w:val="en-US"/>
+        </w:rPr>
+      </w:pPr>
       <w:r>
         <w:rPr>
           <w:rFonts w:hint="eastAsia"/>
@@ -5159,7 +5792,68 @@
           <w:szCs w:val="22"/>
           <w:lang w:val="en-US"/>
         </w:rPr>
-        <w:t xml:space="preserve"> 증빙자료</w:t>
+        <w:t>7. 증빙 자료</w:t>
+      </w:r>
+    </w:p>
+    <w:p>
+      <w:pPr>
+        <w:pStyle w:val="aff8"/>
+        <w:ind w:firstLineChars="0"/>
+        <w:jc w:val="left"/>
+        <w:outlineLvl w:val="0"/>
+        <w:rPr>
+          <w:b/>
+          <w:szCs w:val="22"/>
+          <w:lang w:val="en-US"/>
+        </w:rPr>
+      </w:pPr>
+      <w:r>
+        <w:rPr>
+          <w:b/>
+          <w:szCs w:val="22"/>
+          <w:lang w:val="en-US"/>
+        </w:rPr>
+        <w:lastRenderedPageBreak/>
+        <w:pict w14:anchorId="2CB4E6F2">
+          <v:shape id="_x0000_i1046" type="#_x0000_t75" style="width:460.8pt;height:259.2pt">
+            <v:imagedata r:id="rId22" o:title=""/>
+          </v:shape>
+        </w:pict>
+      </w:r>
+    </w:p>
+    <w:p>
+      <w:pPr>
+        <w:pStyle w:val="aff8"/>
+        <w:ind w:firstLineChars="0"/>
+        <w:jc w:val="left"/>
+        <w:outlineLvl w:val="0"/>
+        <w:rPr>
+          <w:b/>
+          <w:szCs w:val="22"/>
+          <w:lang w:val="en-US"/>
+        </w:rPr>
+      </w:pPr>
+    </w:p>
+    <w:p>
+      <w:pPr>
+        <w:pStyle w:val="aff8"/>
+        <w:ind w:firstLineChars="0"/>
+        <w:jc w:val="left"/>
+        <w:outlineLvl w:val="0"/>
+        <w:rPr>
+          <w:b/>
+          <w:szCs w:val="22"/>
+          <w:lang w:val="en-US"/>
+        </w:rPr>
+      </w:pPr>
+      <w:r>
+        <w:rPr>
+          <w:rFonts w:hint="eastAsia"/>
+          <w:b/>
+          <w:szCs w:val="22"/>
+          <w:lang w:val="en-US"/>
+        </w:rPr>
+        <w:t>8. 증빙 자료</w:t>
       </w:r>
     </w:p>
     <w:p>
@@ -5177,19 +5871,235 @@
       </w:pPr>
       <w:r>
         <w:rPr>
-          <w:rFonts w:hint="eastAsia"/>
           <w:b/>
           <w:noProof/>
           <w:szCs w:val="22"/>
           <w:lang w:val="en-US"/>
         </w:rPr>
-        <w:t>이미지들 ~~~</w:t>
+        <w:pict w14:anchorId="330CA037">
+          <v:shape id="_x0000_i1042" type="#_x0000_t75" style="width:460.8pt;height:259.2pt;visibility:visible;mso-wrap-style:square">
+            <v:imagedata r:id="rId16" o:title=""/>
+          </v:shape>
+        </w:pict>
       </w:r>
     </w:p>
+    <w:p>
+      <w:pPr>
+        <w:pStyle w:val="aff8"/>
+        <w:ind w:firstLineChars="0"/>
+        <w:jc w:val="left"/>
+        <w:outlineLvl w:val="0"/>
+        <w:rPr>
+          <w:b/>
+          <w:szCs w:val="22"/>
+          <w:lang w:val="en-US"/>
+        </w:rPr>
+      </w:pPr>
+    </w:p>
+    <w:p>
+      <w:pPr>
+        <w:pStyle w:val="aff8"/>
+        <w:ind w:firstLineChars="0"/>
+        <w:jc w:val="left"/>
+        <w:outlineLvl w:val="0"/>
+        <w:rPr>
+          <w:b/>
+          <w:szCs w:val="22"/>
+          <w:lang w:val="en-US"/>
+        </w:rPr>
+      </w:pPr>
+      <w:r>
+        <w:rPr>
+          <w:rFonts w:hint="eastAsia"/>
+          <w:b/>
+          <w:szCs w:val="22"/>
+          <w:lang w:val="en-US"/>
+        </w:rPr>
+        <w:t>9. 증빙 자료</w:t>
+      </w:r>
+    </w:p>
+    <w:p>
+      <w:pPr>
+        <w:pStyle w:val="aff8"/>
+        <w:ind w:firstLineChars="0"/>
+        <w:jc w:val="left"/>
+        <w:outlineLvl w:val="0"/>
+        <w:rPr>
+          <w:b/>
+          <w:szCs w:val="22"/>
+          <w:lang w:val="en-US"/>
+        </w:rPr>
+      </w:pPr>
+      <w:r>
+        <w:rPr>
+          <w:b/>
+          <w:noProof/>
+          <w:szCs w:val="22"/>
+          <w:lang w:val="en-US"/>
+        </w:rPr>
+        <w:lastRenderedPageBreak/>
+        <w:pict w14:anchorId="066B30B5">
+          <v:shape id="_x0000_i1043" type="#_x0000_t75" style="width:450.6pt;height:255pt;visibility:visible;mso-wrap-style:square">
+            <v:imagedata r:id="rId17" o:title=""/>
+          </v:shape>
+        </w:pict>
+      </w:r>
+    </w:p>
+    <w:p>
+      <w:pPr>
+        <w:pStyle w:val="aff8"/>
+        <w:ind w:firstLineChars="0"/>
+        <w:jc w:val="left"/>
+        <w:outlineLvl w:val="0"/>
+        <w:rPr>
+          <w:b/>
+          <w:szCs w:val="22"/>
+          <w:lang w:val="en-US"/>
+        </w:rPr>
+      </w:pPr>
+    </w:p>
+    <w:p>
+      <w:pPr>
+        <w:pStyle w:val="aff8"/>
+        <w:ind w:firstLineChars="0"/>
+        <w:jc w:val="left"/>
+        <w:outlineLvl w:val="0"/>
+        <w:rPr>
+          <w:b/>
+          <w:szCs w:val="22"/>
+          <w:lang w:val="en-US"/>
+        </w:rPr>
+      </w:pPr>
+      <w:r>
+        <w:rPr>
+          <w:rFonts w:hint="eastAsia"/>
+          <w:b/>
+          <w:szCs w:val="22"/>
+          <w:lang w:val="en-US"/>
+        </w:rPr>
+        <w:t>10. 증빙 자료</w:t>
+      </w:r>
+    </w:p>
+    <w:p>
+      <w:pPr>
+        <w:pStyle w:val="aff8"/>
+        <w:ind w:firstLineChars="0"/>
+        <w:jc w:val="left"/>
+        <w:outlineLvl w:val="0"/>
+        <w:rPr>
+          <w:b/>
+          <w:noProof/>
+          <w:szCs w:val="22"/>
+          <w:lang w:val="en-US"/>
+        </w:rPr>
+      </w:pPr>
+      <w:r>
+        <w:rPr>
+          <w:b/>
+          <w:noProof/>
+          <w:szCs w:val="22"/>
+          <w:lang w:val="en-US"/>
+        </w:rPr>
+        <w:pict w14:anchorId="5938313F">
+          <v:shape id="_x0000_i1044" type="#_x0000_t75" style="width:413.4pt;height:232.2pt;visibility:visible;mso-wrap-style:square">
+            <v:imagedata r:id="rId18" o:title=""/>
+          </v:shape>
+        </w:pict>
+      </w:r>
+    </w:p>
+    <w:p>
+      <w:pPr>
+        <w:pStyle w:val="aff8"/>
+        <w:ind w:firstLineChars="0"/>
+        <w:jc w:val="left"/>
+        <w:outlineLvl w:val="0"/>
+        <w:rPr>
+          <w:b/>
+          <w:szCs w:val="22"/>
+          <w:lang w:val="en-US"/>
+        </w:rPr>
+      </w:pPr>
+    </w:p>
+    <w:p>
+      <w:pPr>
+        <w:pStyle w:val="aff8"/>
+        <w:ind w:firstLineChars="0"/>
+        <w:jc w:val="left"/>
+        <w:outlineLvl w:val="0"/>
+        <w:rPr>
+          <w:b/>
+          <w:szCs w:val="22"/>
+          <w:lang w:val="en-US"/>
+        </w:rPr>
+      </w:pPr>
+      <w:r>
+        <w:rPr>
+          <w:rFonts w:hint="eastAsia"/>
+          <w:b/>
+          <w:szCs w:val="22"/>
+          <w:lang w:val="en-US"/>
+        </w:rPr>
+        <w:t>11. 증빙 자료</w:t>
+      </w:r>
+    </w:p>
+    <w:p>
+      <w:pPr>
+        <w:pStyle w:val="aff8"/>
+        <w:ind w:firstLineChars="0"/>
+        <w:jc w:val="left"/>
+        <w:outlineLvl w:val="0"/>
+        <w:rPr>
+          <w:rFonts w:hint="eastAsia"/>
+          <w:b/>
+          <w:szCs w:val="22"/>
+          <w:lang w:val="en-US"/>
+        </w:rPr>
+      </w:pPr>
+      <w:r>
+        <w:rPr>
+          <w:noProof/>
+        </w:rPr>
+        <w:lastRenderedPageBreak/>
+        <w:pict w14:anchorId="5BC61F24">
+          <v:shape id="_x0000_i1050" type="#_x0000_t75" style="width:293.4pt;height:667.2pt;visibility:visible;mso-wrap-style:square">
+            <v:imagedata r:id="rId23" o:title=""/>
+          </v:shape>
+        </w:pict>
+      </w:r>
+    </w:p>
+    <w:p>
+      <w:pPr>
+        <w:pStyle w:val="aff8"/>
+        <w:ind w:firstLineChars="0"/>
+        <w:jc w:val="left"/>
+        <w:outlineLvl w:val="0"/>
+        <w:rPr>
+          <w:rFonts w:hint="eastAsia"/>
+          <w:b/>
+          <w:szCs w:val="22"/>
+          <w:lang w:val="en-US"/>
+        </w:rPr>
+      </w:pPr>
+      <w:r>
+        <w:rPr>
+          <w:b/>
+          <w:noProof/>
+          <w:szCs w:val="22"/>
+          <w:lang w:val="en-US"/>
+        </w:rPr>
+        <w:lastRenderedPageBreak/>
+        <w:pict w14:anchorId="5AA59F70">
+          <v:shape id="_x0000_i1049" type="#_x0000_t75" style="width:460.8pt;height:244.8pt;visibility:visible;mso-wrap-style:square">
+            <v:imagedata r:id="rId20" o:title=""/>
+          </v:shape>
+        </w:pict>
+      </w:r>
+    </w:p>
+    <w:p/>
     <w:sectPr>
-      <w:headerReference w:type="default" r:id="rId10"/>
-      <w:footerReference w:type="even" r:id="rId11"/>
-      <w:footerReference w:type="default" r:id="rId12"/>
+      <w:headerReference w:type="default" r:id="rId24"/>
+      <w:footerReference w:type="even" r:id="rId25"/>
+      <w:footerReference w:type="default" r:id="rId26"/>
       <w:footnotePr>
         <w:numRestart w:val="eachSect"/>
       </w:footnotePr>
@@ -5541,7 +6451,7 @@
         <w:ind w:left="624" w:hanging="397"/>
       </w:pPr>
       <w:rPr>
-        <w:rFonts w:ascii="Wingdings" w:eastAsia="Gulim" w:hAnsi="Wingdings" w:cs="Times New Roman" w:hint="default"/>
+        <w:rFonts w:ascii="Wingdings" w:eastAsia="굴림" w:hAnsi="Wingdings" w:cs="Times New Roman" w:hint="default"/>
       </w:rPr>
     </w:lvl>
     <w:lvl w:ilvl="1" w:tplc="B372B9AA">
@@ -6798,7 +7708,7 @@
         <w:ind w:left="198" w:hanging="198"/>
       </w:pPr>
       <w:rPr>
-        <w:rFonts w:ascii="GulimChe" w:eastAsia="GulimChe" w:hAnsi="GulimChe" w:hint="eastAsia"/>
+        <w:rFonts w:ascii="굴림체" w:eastAsia="굴림체" w:hAnsi="굴림체" w:hint="eastAsia"/>
       </w:rPr>
     </w:lvl>
     <w:lvl w:ilvl="1" w:tplc="04090009" w:tentative="1">
@@ -7414,7 +8324,7 @@
         <w:ind w:left="1304" w:hanging="170"/>
       </w:pPr>
       <w:rPr>
-        <w:rFonts w:ascii="Gulim" w:eastAsia="Gulim" w:hAnsi="Gulim" w:hint="eastAsia"/>
+        <w:rFonts w:ascii="굴림" w:eastAsia="굴림" w:hAnsi="굴림" w:hint="eastAsia"/>
       </w:rPr>
     </w:lvl>
     <w:lvl w:ilvl="1" w:tplc="71346566" w:tentative="1">
@@ -9134,7 +10044,7 @@
         <w:ind w:left="480" w:hanging="360"/>
       </w:pPr>
       <w:rPr>
-        <w:rFonts w:ascii="바탕체" w:eastAsia="바탕체" w:hAnsi="바탕체" w:cs="Gulim" w:hint="eastAsia"/>
+        <w:rFonts w:ascii="바탕체" w:eastAsia="바탕체" w:hAnsi="바탕체" w:cs="굴림" w:hint="eastAsia"/>
       </w:rPr>
     </w:lvl>
     <w:lvl w:ilvl="1" w:tplc="04090003" w:tentative="1">
@@ -11390,7 +12300,7 @@
         <w:ind w:left="400" w:hanging="400"/>
       </w:pPr>
       <w:rPr>
-        <w:rFonts w:ascii="Gulim" w:eastAsia="Gulim" w:hAnsi="Gulim" w:hint="eastAsia"/>
+        <w:rFonts w:ascii="굴림" w:eastAsia="굴림" w:hAnsi="굴림" w:hint="eastAsia"/>
       </w:rPr>
     </w:lvl>
     <w:lvl w:ilvl="1" w:tplc="258E45AE">
@@ -11404,7 +12314,7 @@
         <w:ind w:left="-40" w:hanging="360"/>
       </w:pPr>
       <w:rPr>
-        <w:rFonts w:ascii="바탕체" w:eastAsia="바탕체" w:hAnsi="바탕체" w:cs="Gulim" w:hint="eastAsia"/>
+        <w:rFonts w:ascii="바탕체" w:eastAsia="바탕체" w:hAnsi="바탕체" w:cs="굴림" w:hint="eastAsia"/>
       </w:rPr>
     </w:lvl>
     <w:lvl w:ilvl="2" w:tplc="72A0BF48" w:tentative="1">
@@ -11784,7 +12694,7 @@
         <w:ind w:left="232" w:hanging="231"/>
       </w:pPr>
       <w:rPr>
-        <w:rFonts w:ascii="Gulim" w:eastAsia="Gulim" w:hAnsi="Gulim" w:hint="eastAsia"/>
+        <w:rFonts w:ascii="굴림" w:eastAsia="굴림" w:hAnsi="굴림" w:hint="eastAsia"/>
         <w:snapToGrid w:val="0"/>
         <w:spacing w:val="0"/>
         <w:w w:val="100"/>
@@ -12594,7 +13504,7 @@
         <w:ind w:left="400" w:hanging="400"/>
       </w:pPr>
       <w:rPr>
-        <w:rFonts w:ascii="Gulim" w:eastAsia="Gulim" w:hAnsi="Gulim" w:hint="eastAsia"/>
+        <w:rFonts w:ascii="굴림" w:eastAsia="굴림" w:hAnsi="굴림" w:hint="eastAsia"/>
       </w:rPr>
     </w:lvl>
     <w:lvl w:ilvl="1" w:tplc="04090019">
@@ -12730,7 +13640,7 @@
         <w:ind w:left="1245" w:hanging="360"/>
       </w:pPr>
       <w:rPr>
-        <w:rFonts w:ascii="바탕체" w:eastAsia="바탕체" w:hAnsi="바탕체" w:cs="Gulim" w:hint="eastAsia"/>
+        <w:rFonts w:ascii="바탕체" w:eastAsia="바탕체" w:hAnsi="바탕체" w:cs="굴림" w:hint="eastAsia"/>
         <w:color w:val="auto"/>
       </w:rPr>
     </w:lvl>
@@ -13520,7 +14430,7 @@
         <w:ind w:left="1245" w:hanging="360"/>
       </w:pPr>
       <w:rPr>
-        <w:rFonts w:ascii="바탕체" w:eastAsia="바탕체" w:hAnsi="바탕체" w:cs="Gulim" w:hint="eastAsia"/>
+        <w:rFonts w:ascii="바탕체" w:eastAsia="바탕체" w:hAnsi="바탕체" w:cs="굴림" w:hint="eastAsia"/>
       </w:rPr>
     </w:lvl>
     <w:lvl w:ilvl="1" w:tplc="04090003" w:tentative="1">
@@ -14128,7 +15038,7 @@
         <w:ind w:left="1247" w:hanging="317"/>
       </w:pPr>
       <w:rPr>
-        <w:rFonts w:ascii="Wingdings" w:eastAsia="Gulim" w:hAnsi="Wingdings" w:cs="Times New Roman" w:hint="default"/>
+        <w:rFonts w:ascii="Wingdings" w:eastAsia="굴림" w:hAnsi="Wingdings" w:cs="Times New Roman" w:hint="default"/>
       </w:rPr>
     </w:lvl>
     <w:lvl w:ilvl="1" w:tplc="A28E9448" w:tentative="1">
@@ -14844,7 +15754,7 @@
         <w:ind w:left="0" w:firstLine="0"/>
       </w:pPr>
       <w:rPr>
-        <w:rFonts w:ascii="HYMyeongJo-Extra" w:eastAsia="HYMyeongJo-Extra" w:hAnsi="Times New Roman" w:hint="eastAsia"/>
+        <w:rFonts w:ascii="HY견명조" w:eastAsia="HY견명조" w:hAnsi="Times New Roman" w:hint="eastAsia"/>
         <w:b/>
         <w:i w:val="0"/>
         <w:sz w:val="26"/>
@@ -14862,7 +15772,7 @@
         <w:ind w:left="0" w:firstLine="0"/>
       </w:pPr>
       <w:rPr>
-        <w:rFonts w:ascii="HYMyeongJo-Extra" w:eastAsia="HYMyeongJo-Extra" w:hAnsi="Times New Roman" w:hint="eastAsia"/>
+        <w:rFonts w:ascii="HY견명조" w:eastAsia="HY견명조" w:hAnsi="Times New Roman" w:hint="eastAsia"/>
         <w:b/>
         <w:i w:val="0"/>
         <w:sz w:val="24"/>
@@ -14880,7 +15790,7 @@
         <w:ind w:left="0" w:firstLine="0"/>
       </w:pPr>
       <w:rPr>
-        <w:rFonts w:ascii="HYMyeongJo-Extra" w:eastAsia="HYMyeongJo-Extra" w:hAnsi="Times New Roman" w:hint="eastAsia"/>
+        <w:rFonts w:ascii="HY견명조" w:eastAsia="HY견명조" w:hAnsi="Times New Roman" w:hint="eastAsia"/>
         <w:b/>
         <w:i w:val="0"/>
         <w:sz w:val="22"/>
@@ -17100,7 +18010,7 @@
   <w:docDefaults>
     <w:rPrDefault>
       <w:rPr>
-        <w:rFonts w:ascii="바탕체" w:eastAsia="바탕체" w:hAnsi="바탕체" w:cs="Gulim"/>
+        <w:rFonts w:ascii="바탕체" w:eastAsia="바탕체" w:hAnsi="바탕체" w:cs="굴림"/>
         <w:lang w:val="en-US" w:eastAsia="ko-KR" w:bidi="ar-SA"/>
       </w:rPr>
     </w:rPrDefault>
@@ -17433,7 +18343,7 @@
       <w:outlineLvl w:val="1"/>
     </w:pPr>
     <w:rPr>
-      <w:rFonts w:ascii="Arial" w:eastAsia="Dotum" w:hAnsi="Arial"/>
+      <w:rFonts w:ascii="Arial" w:eastAsia="돋움" w:hAnsi="Arial"/>
       <w:color w:val="auto"/>
       <w:kern w:val="2"/>
     </w:rPr>
@@ -17478,7 +18388,7 @@
       <w:outlineLvl w:val="3"/>
     </w:pPr>
     <w:rPr>
-      <w:rFonts w:ascii="Dotum" w:eastAsia="Dotum"/>
+      <w:rFonts w:ascii="돋움" w:eastAsia="돋움"/>
       <w:b/>
       <w:kern w:val="2"/>
     </w:rPr>
@@ -17527,7 +18437,7 @@
       <w:outlineLvl w:val="5"/>
     </w:pPr>
     <w:rPr>
-      <w:rFonts w:ascii="Gulim" w:eastAsia="Gulim"/>
+      <w:rFonts w:ascii="굴림" w:eastAsia="굴림"/>
       <w:b/>
       <w:kern w:val="2"/>
       <w:sz w:val="18"/>
@@ -18021,7 +18931,7 @@
     <w:name w:val="감리보고서_표지_대상사업명"/>
     <w:rsid w:val="0087537E"/>
     <w:rPr>
-      <w:rFonts w:ascii="GungsuhChe" w:eastAsia="GungsuhChe" w:hAnsi="GungsuhChe"/>
+      <w:rFonts w:ascii="궁서체" w:eastAsia="궁서체" w:hAnsi="궁서체"/>
       <w:b/>
       <w:bCs/>
       <w:color w:val="000000"/>
@@ -18039,7 +18949,7 @@
       <w:jc w:val="center"/>
     </w:pPr>
     <w:rPr>
-      <w:rFonts w:ascii="GungsuhChe" w:eastAsia="GungsuhChe" w:hAnsi="GungsuhChe"/>
+      <w:rFonts w:ascii="궁서체" w:eastAsia="궁서체" w:hAnsi="궁서체"/>
       <w:b/>
       <w:sz w:val="48"/>
       <w:szCs w:val="48"/>
@@ -18053,7 +18963,7 @@
       <w:jc w:val="center"/>
     </w:pPr>
     <w:rPr>
-      <w:rFonts w:ascii="GungsuhChe" w:eastAsia="GungsuhChe" w:hAnsi="GungsuhChe"/>
+      <w:rFonts w:ascii="궁서체" w:eastAsia="궁서체" w:hAnsi="궁서체"/>
       <w:b/>
       <w:sz w:val="64"/>
       <w:szCs w:val="64"/>
@@ -18109,7 +19019,7 @@
     <w:name w:val="감리보고서_표지_년원"/>
     <w:rsid w:val="0087537E"/>
     <w:rPr>
-      <w:rFonts w:ascii="GungsuhChe" w:eastAsia="GungsuhChe" w:hAnsi="GungsuhChe"/>
+      <w:rFonts w:ascii="궁서체" w:eastAsia="궁서체" w:hAnsi="궁서체"/>
       <w:b/>
       <w:bCs/>
       <w:color w:val="000000"/>
@@ -18542,7 +19452,7 @@
       <w:textAlignment w:val="baseline"/>
     </w:pPr>
     <w:rPr>
-      <w:rFonts w:ascii="Gulim" w:eastAsia="Gulim"/>
+      <w:rFonts w:ascii="굴림" w:eastAsia="굴림"/>
       <w:sz w:val="24"/>
     </w:rPr>
   </w:style>
@@ -18883,7 +19793,7 @@
       <w:jc w:val="left"/>
     </w:pPr>
     <w:rPr>
-      <w:rFonts w:ascii="Gulim" w:eastAsia="Gulim" w:hAnsi="Gulim"/>
+      <w:rFonts w:ascii="굴림" w:eastAsia="굴림" w:hAnsi="굴림"/>
       <w:color w:val="auto"/>
       <w:sz w:val="24"/>
       <w:szCs w:val="24"/>
@@ -19289,7 +20199,7 @@
       <w:jc w:val="left"/>
     </w:pPr>
     <w:rPr>
-      <w:rFonts w:ascii="Gulim" w:eastAsia="Gulim" w:hAnsi="Gulim" w:cs="Arial Unicode MS" w:hint="eastAsia"/>
+      <w:rFonts w:ascii="굴림" w:eastAsia="굴림" w:hAnsi="굴림" w:cs="Arial Unicode MS" w:hint="eastAsia"/>
       <w:sz w:val="18"/>
       <w:szCs w:val="18"/>
     </w:rPr>
@@ -19529,7 +20439,7 @@
       <w:spacing w:line="384" w:lineRule="atLeast"/>
     </w:pPr>
     <w:rPr>
-      <w:rFonts w:ascii="한양신명조" w:eastAsia="한양신명조" w:hAnsi="Gulim"/>
+      <w:rFonts w:ascii="한양신명조" w:eastAsia="한양신명조" w:hAnsi="굴림"/>
       <w:sz w:val="24"/>
       <w:szCs w:val="24"/>
     </w:rPr>
@@ -19576,7 +20486,7 @@
     <w:link w:val="Char7"/>
     <w:rsid w:val="005A0136"/>
     <w:rPr>
-      <w:rFonts w:ascii="Arial" w:eastAsia="Dotum" w:hAnsi="Arial"/>
+      <w:rFonts w:ascii="Arial" w:eastAsia="돋움" w:hAnsi="Arial"/>
       <w:color w:val="auto"/>
       <w:kern w:val="2"/>
       <w:sz w:val="18"/>
@@ -19588,7 +20498,7 @@
     <w:link w:val="afffffd"/>
     <w:rsid w:val="005A0136"/>
     <w:rPr>
-      <w:rFonts w:ascii="Arial" w:eastAsia="Dotum" w:hAnsi="Arial"/>
+      <w:rFonts w:ascii="Arial" w:eastAsia="돋움" w:hAnsi="Arial"/>
       <w:kern w:val="2"/>
       <w:sz w:val="18"/>
       <w:szCs w:val="18"/>
@@ -19681,7 +20591,7 @@
       <w:shd w:val="clear" w:color="auto" w:fill="000080"/>
     </w:pPr>
     <w:rPr>
-      <w:rFonts w:ascii="Arial" w:eastAsia="DotumChe" w:hAnsi="Arial"/>
+      <w:rFonts w:ascii="Arial" w:eastAsia="돋움체" w:hAnsi="Arial"/>
       <w:color w:val="auto"/>
       <w:kern w:val="2"/>
       <w:sz w:val="20"/>
@@ -19692,7 +20602,7 @@
     <w:link w:val="affffff0"/>
     <w:rsid w:val="005A0136"/>
     <w:rPr>
-      <w:rFonts w:ascii="Arial" w:eastAsia="DotumChe" w:hAnsi="Arial"/>
+      <w:rFonts w:ascii="Arial" w:eastAsia="돋움체" w:hAnsi="Arial"/>
       <w:kern w:val="2"/>
       <w:lang w:val="en-US" w:eastAsia="ko-KR" w:bidi="ar-SA"/>
     </w:rPr>
@@ -19841,7 +20751,7 @@
       <w:jc w:val="left"/>
     </w:pPr>
     <w:rPr>
-      <w:rFonts w:ascii="Dotum" w:eastAsia="Dotum" w:hAnsi="Courier New" w:cs="Courier New"/>
+      <w:rFonts w:ascii="돋움" w:eastAsia="돋움" w:hAnsi="Courier New" w:cs="Courier New"/>
       <w:color w:val="auto"/>
       <w:sz w:val="20"/>
     </w:rPr>
@@ -19851,7 +20761,7 @@
     <w:link w:val="HTML"/>
     <w:rsid w:val="005A0136"/>
     <w:rPr>
-      <w:rFonts w:ascii="Dotum" w:eastAsia="Dotum" w:hAnsi="Courier New" w:cs="Courier New"/>
+      <w:rFonts w:ascii="돋움" w:eastAsia="돋움" w:hAnsi="Courier New" w:cs="Courier New"/>
       <w:lang w:val="en-US" w:eastAsia="ko-KR" w:bidi="ar-SA"/>
     </w:rPr>
   </w:style>
@@ -19905,7 +20815,7 @@
       <w:jc w:val="left"/>
     </w:pPr>
     <w:rPr>
-      <w:rFonts w:ascii="Dotum" w:eastAsia="Dotum" w:hAnsi="Dotum" w:cs="Arial Unicode MS" w:hint="eastAsia"/>
+      <w:rFonts w:ascii="돋움" w:eastAsia="돋움" w:hAnsi="돋움" w:cs="Arial Unicode MS" w:hint="eastAsia"/>
       <w:sz w:val="16"/>
       <w:szCs w:val="16"/>
     </w:rPr>
@@ -19927,7 +20837,7 @@
       <w:jc w:val="left"/>
     </w:pPr>
     <w:rPr>
-      <w:rFonts w:ascii="Gulim" w:eastAsia="Gulim" w:hAnsi="Gulim" w:cs="Arial Unicode MS" w:hint="eastAsia"/>
+      <w:rFonts w:ascii="굴림" w:eastAsia="굴림" w:hAnsi="굴림" w:cs="Arial Unicode MS" w:hint="eastAsia"/>
       <w:sz w:val="18"/>
       <w:szCs w:val="18"/>
     </w:rPr>
@@ -19949,7 +20859,7 @@
       <w:textAlignment w:val="bottom"/>
     </w:pPr>
     <w:rPr>
-      <w:rFonts w:ascii="Gulim" w:eastAsia="Gulim" w:hAnsi="Gulim" w:cs="Arial Unicode MS" w:hint="eastAsia"/>
+      <w:rFonts w:ascii="굴림" w:eastAsia="굴림" w:hAnsi="굴림" w:cs="Arial Unicode MS" w:hint="eastAsia"/>
       <w:sz w:val="18"/>
       <w:szCs w:val="18"/>
     </w:rPr>
@@ -19970,7 +20880,7 @@
       <w:spacing w:before="100" w:beforeAutospacing="1" w:after="100" w:afterAutospacing="1"/>
     </w:pPr>
     <w:rPr>
-      <w:rFonts w:ascii="Gulim" w:eastAsia="Gulim" w:hAnsi="Gulim" w:cs="Arial Unicode MS" w:hint="eastAsia"/>
+      <w:rFonts w:ascii="굴림" w:eastAsia="굴림" w:hAnsi="굴림" w:cs="Arial Unicode MS" w:hint="eastAsia"/>
       <w:sz w:val="18"/>
       <w:szCs w:val="18"/>
     </w:rPr>
@@ -19992,7 +20902,7 @@
       <w:jc w:val="center"/>
     </w:pPr>
     <w:rPr>
-      <w:rFonts w:ascii="Gulim" w:eastAsia="Gulim" w:hAnsi="Gulim" w:cs="Arial Unicode MS" w:hint="eastAsia"/>
+      <w:rFonts w:ascii="굴림" w:eastAsia="굴림" w:hAnsi="굴림" w:cs="Arial Unicode MS" w:hint="eastAsia"/>
       <w:b/>
       <w:bCs/>
       <w:sz w:val="18"/>
@@ -20016,7 +20926,7 @@
       <w:jc w:val="left"/>
     </w:pPr>
     <w:rPr>
-      <w:rFonts w:ascii="Gulim" w:eastAsia="Gulim" w:hAnsi="Gulim" w:cs="Arial Unicode MS" w:hint="eastAsia"/>
+      <w:rFonts w:ascii="굴림" w:eastAsia="굴림" w:hAnsi="굴림" w:cs="Arial Unicode MS" w:hint="eastAsia"/>
       <w:b/>
       <w:bCs/>
       <w:sz w:val="18"/>
@@ -20040,7 +20950,7 @@
       <w:spacing w:before="100" w:beforeAutospacing="1" w:after="100" w:afterAutospacing="1"/>
     </w:pPr>
     <w:rPr>
-      <w:rFonts w:ascii="Gulim" w:eastAsia="Gulim" w:hAnsi="Gulim" w:cs="Arial Unicode MS" w:hint="eastAsia"/>
+      <w:rFonts w:ascii="굴림" w:eastAsia="굴림" w:hAnsi="굴림" w:cs="Arial Unicode MS" w:hint="eastAsia"/>
       <w:sz w:val="18"/>
       <w:szCs w:val="18"/>
     </w:rPr>
@@ -20063,7 +20973,7 @@
       <w:jc w:val="left"/>
     </w:pPr>
     <w:rPr>
-      <w:rFonts w:ascii="Gulim" w:eastAsia="Gulim" w:hAnsi="Gulim" w:cs="Arial Unicode MS" w:hint="eastAsia"/>
+      <w:rFonts w:ascii="굴림" w:eastAsia="굴림" w:hAnsi="굴림" w:cs="Arial Unicode MS" w:hint="eastAsia"/>
       <w:sz w:val="18"/>
       <w:szCs w:val="18"/>
     </w:rPr>
@@ -20086,7 +20996,7 @@
       <w:textAlignment w:val="bottom"/>
     </w:pPr>
     <w:rPr>
-      <w:rFonts w:ascii="Gulim" w:eastAsia="Gulim" w:hAnsi="Gulim" w:cs="Arial Unicode MS" w:hint="eastAsia"/>
+      <w:rFonts w:ascii="굴림" w:eastAsia="굴림" w:hAnsi="굴림" w:cs="Arial Unicode MS" w:hint="eastAsia"/>
       <w:sz w:val="18"/>
       <w:szCs w:val="18"/>
     </w:rPr>
@@ -20109,7 +21019,7 @@
       <w:jc w:val="left"/>
     </w:pPr>
     <w:rPr>
-      <w:rFonts w:ascii="Gulim" w:eastAsia="Gulim" w:hAnsi="Gulim" w:cs="Arial Unicode MS" w:hint="eastAsia"/>
+      <w:rFonts w:ascii="굴림" w:eastAsia="굴림" w:hAnsi="굴림" w:cs="Arial Unicode MS" w:hint="eastAsia"/>
       <w:sz w:val="18"/>
       <w:szCs w:val="18"/>
     </w:rPr>
@@ -20130,7 +21040,7 @@
       <w:jc w:val="left"/>
     </w:pPr>
     <w:rPr>
-      <w:rFonts w:ascii="Gulim" w:eastAsia="Gulim" w:hAnsi="Gulim" w:cs="Arial Unicode MS" w:hint="eastAsia"/>
+      <w:rFonts w:ascii="굴림" w:eastAsia="굴림" w:hAnsi="굴림" w:cs="Arial Unicode MS" w:hint="eastAsia"/>
       <w:sz w:val="18"/>
       <w:szCs w:val="18"/>
     </w:rPr>
@@ -20151,7 +21061,7 @@
       <w:jc w:val="left"/>
     </w:pPr>
     <w:rPr>
-      <w:rFonts w:ascii="Gulim" w:eastAsia="Gulim" w:hAnsi="Gulim" w:cs="Arial Unicode MS" w:hint="eastAsia"/>
+      <w:rFonts w:ascii="굴림" w:eastAsia="굴림" w:hAnsi="굴림" w:cs="Arial Unicode MS" w:hint="eastAsia"/>
       <w:sz w:val="18"/>
       <w:szCs w:val="18"/>
     </w:rPr>
@@ -20318,7 +21228,7 @@
       <w:autoSpaceDN w:val="0"/>
     </w:pPr>
     <w:rPr>
-      <w:rFonts w:ascii="바탕" w:eastAsia="GulimChe"/>
+      <w:rFonts w:ascii="바탕" w:eastAsia="굴림체"/>
       <w:noProof/>
       <w:sz w:val="20"/>
       <w:szCs w:val="24"/>
@@ -20350,7 +21260,7 @@
       <w:jc w:val="center"/>
     </w:pPr>
     <w:rPr>
-      <w:rFonts w:ascii="GulimChe" w:eastAsia="GulimChe" w:hAnsi="GulimChe" w:hint="eastAsia"/>
+      <w:rFonts w:ascii="굴림체" w:eastAsia="굴림체" w:hAnsi="굴림체" w:hint="eastAsia"/>
       <w:b/>
       <w:bCs/>
       <w:sz w:val="20"/>
@@ -20374,7 +21284,7 @@
       <w:jc w:val="center"/>
     </w:pPr>
     <w:rPr>
-      <w:rFonts w:ascii="GulimChe" w:eastAsia="GulimChe" w:hAnsi="GulimChe" w:hint="eastAsia"/>
+      <w:rFonts w:ascii="굴림체" w:eastAsia="굴림체" w:hAnsi="굴림체" w:hint="eastAsia"/>
       <w:b/>
       <w:bCs/>
       <w:sz w:val="20"/>
@@ -20398,7 +21308,7 @@
       <w:jc w:val="center"/>
     </w:pPr>
     <w:rPr>
-      <w:rFonts w:ascii="GulimChe" w:eastAsia="GulimChe" w:hAnsi="GulimChe" w:hint="eastAsia"/>
+      <w:rFonts w:ascii="굴림체" w:eastAsia="굴림체" w:hAnsi="굴림체" w:hint="eastAsia"/>
       <w:b/>
       <w:bCs/>
       <w:sz w:val="20"/>
@@ -20421,7 +21331,7 @@
       <w:jc w:val="left"/>
     </w:pPr>
     <w:rPr>
-      <w:rFonts w:ascii="Dotum" w:eastAsia="Dotum" w:hAnsi="Dotum" w:hint="eastAsia"/>
+      <w:rFonts w:ascii="돋움" w:eastAsia="돋움" w:hAnsi="돋움" w:hint="eastAsia"/>
       <w:sz w:val="20"/>
     </w:rPr>
   </w:style>
@@ -20442,7 +21352,7 @@
       <w:jc w:val="left"/>
     </w:pPr>
     <w:rPr>
-      <w:rFonts w:ascii="Dotum" w:eastAsia="Dotum" w:hAnsi="Dotum" w:hint="eastAsia"/>
+      <w:rFonts w:ascii="돋움" w:eastAsia="돋움" w:hAnsi="돋움" w:hint="eastAsia"/>
       <w:sz w:val="20"/>
     </w:rPr>
   </w:style>
@@ -20464,7 +21374,7 @@
       <w:jc w:val="center"/>
     </w:pPr>
     <w:rPr>
-      <w:rFonts w:ascii="Dotum" w:eastAsia="Dotum" w:hAnsi="Dotum" w:hint="eastAsia"/>
+      <w:rFonts w:ascii="돋움" w:eastAsia="돋움" w:hAnsi="돋움" w:hint="eastAsia"/>
       <w:color w:val="FF0000"/>
       <w:sz w:val="20"/>
     </w:rPr>
@@ -20486,7 +21396,7 @@
       <w:jc w:val="center"/>
     </w:pPr>
     <w:rPr>
-      <w:rFonts w:ascii="Dotum" w:eastAsia="Dotum" w:hAnsi="Dotum" w:hint="eastAsia"/>
+      <w:rFonts w:ascii="돋움" w:eastAsia="돋움" w:hAnsi="돋움" w:hint="eastAsia"/>
       <w:color w:val="008080"/>
       <w:sz w:val="20"/>
     </w:rPr>
@@ -20508,7 +21418,7 @@
       <w:jc w:val="center"/>
     </w:pPr>
     <w:rPr>
-      <w:rFonts w:ascii="Dotum" w:eastAsia="Dotum" w:hAnsi="Dotum" w:hint="eastAsia"/>
+      <w:rFonts w:ascii="돋움" w:eastAsia="돋움" w:hAnsi="돋움" w:hint="eastAsia"/>
       <w:color w:val="008080"/>
       <w:sz w:val="20"/>
     </w:rPr>
@@ -20530,7 +21440,7 @@
       <w:jc w:val="center"/>
     </w:pPr>
     <w:rPr>
-      <w:rFonts w:ascii="Dotum" w:eastAsia="Dotum" w:hAnsi="Dotum" w:hint="eastAsia"/>
+      <w:rFonts w:ascii="돋움" w:eastAsia="돋움" w:hAnsi="돋움" w:hint="eastAsia"/>
       <w:color w:val="008080"/>
       <w:sz w:val="20"/>
     </w:rPr>
@@ -20552,7 +21462,7 @@
       <w:jc w:val="center"/>
     </w:pPr>
     <w:rPr>
-      <w:rFonts w:ascii="Dotum" w:eastAsia="Dotum" w:hAnsi="Dotum" w:hint="eastAsia"/>
+      <w:rFonts w:ascii="돋움" w:eastAsia="돋움" w:hAnsi="돋움" w:hint="eastAsia"/>
       <w:color w:val="008080"/>
       <w:sz w:val="20"/>
     </w:rPr>
@@ -20573,7 +21483,7 @@
       <w:jc w:val="center"/>
     </w:pPr>
     <w:rPr>
-      <w:rFonts w:ascii="Dotum" w:eastAsia="Dotum" w:hAnsi="Dotum" w:hint="eastAsia"/>
+      <w:rFonts w:ascii="돋움" w:eastAsia="돋움" w:hAnsi="돋움" w:hint="eastAsia"/>
       <w:sz w:val="20"/>
     </w:rPr>
   </w:style>
@@ -20593,7 +21503,7 @@
       <w:jc w:val="center"/>
     </w:pPr>
     <w:rPr>
-      <w:rFonts w:ascii="Dotum" w:eastAsia="Dotum" w:hAnsi="Dotum" w:hint="eastAsia"/>
+      <w:rFonts w:ascii="돋움" w:eastAsia="돋움" w:hAnsi="돋움" w:hint="eastAsia"/>
       <w:sz w:val="20"/>
     </w:rPr>
   </w:style>
@@ -20612,7 +21522,7 @@
       <w:jc w:val="center"/>
     </w:pPr>
     <w:rPr>
-      <w:rFonts w:ascii="Dotum" w:eastAsia="Dotum" w:hAnsi="Dotum" w:hint="eastAsia"/>
+      <w:rFonts w:ascii="돋움" w:eastAsia="돋움" w:hAnsi="돋움" w:hint="eastAsia"/>
       <w:sz w:val="20"/>
     </w:rPr>
   </w:style>
@@ -20632,7 +21542,7 @@
       <w:jc w:val="center"/>
     </w:pPr>
     <w:rPr>
-      <w:rFonts w:ascii="Dotum" w:eastAsia="Dotum" w:hAnsi="Dotum" w:hint="eastAsia"/>
+      <w:rFonts w:ascii="돋움" w:eastAsia="돋움" w:hAnsi="돋움" w:hint="eastAsia"/>
       <w:sz w:val="20"/>
     </w:rPr>
   </w:style>
@@ -20651,7 +21561,7 @@
       <w:jc w:val="center"/>
     </w:pPr>
     <w:rPr>
-      <w:rFonts w:ascii="Dotum" w:eastAsia="Dotum" w:hAnsi="Dotum" w:hint="eastAsia"/>
+      <w:rFonts w:ascii="돋움" w:eastAsia="돋움" w:hAnsi="돋움" w:hint="eastAsia"/>
       <w:sz w:val="20"/>
     </w:rPr>
   </w:style>
@@ -20673,7 +21583,7 @@
       <w:jc w:val="center"/>
     </w:pPr>
     <w:rPr>
-      <w:rFonts w:ascii="GulimChe" w:eastAsia="GulimChe" w:hAnsi="GulimChe" w:hint="eastAsia"/>
+      <w:rFonts w:ascii="굴림체" w:eastAsia="굴림체" w:hAnsi="굴림체" w:hint="eastAsia"/>
       <w:b/>
       <w:bCs/>
       <w:sz w:val="20"/>
@@ -20696,7 +21606,7 @@
       <w:jc w:val="center"/>
     </w:pPr>
     <w:rPr>
-      <w:rFonts w:ascii="Dotum" w:eastAsia="Dotum" w:hAnsi="Dotum" w:hint="eastAsia"/>
+      <w:rFonts w:ascii="돋움" w:eastAsia="돋움" w:hAnsi="돋움" w:hint="eastAsia"/>
       <w:sz w:val="20"/>
     </w:rPr>
   </w:style>
@@ -20716,7 +21626,7 @@
       <w:jc w:val="left"/>
     </w:pPr>
     <w:rPr>
-      <w:rFonts w:ascii="Dotum" w:eastAsia="Dotum" w:hAnsi="Dotum" w:hint="eastAsia"/>
+      <w:rFonts w:ascii="돋움" w:eastAsia="돋움" w:hAnsi="돋움" w:hint="eastAsia"/>
       <w:sz w:val="20"/>
     </w:rPr>
   </w:style>
@@ -20736,7 +21646,7 @@
       <w:jc w:val="left"/>
     </w:pPr>
     <w:rPr>
-      <w:rFonts w:ascii="Dotum" w:eastAsia="Dotum" w:hAnsi="Dotum" w:hint="eastAsia"/>
+      <w:rFonts w:ascii="돋움" w:eastAsia="돋움" w:hAnsi="돋움" w:hint="eastAsia"/>
       <w:sz w:val="20"/>
     </w:rPr>
   </w:style>
@@ -20756,7 +21666,7 @@
       <w:jc w:val="center"/>
     </w:pPr>
     <w:rPr>
-      <w:rFonts w:ascii="Dotum" w:eastAsia="Dotum" w:hAnsi="Dotum" w:hint="eastAsia"/>
+      <w:rFonts w:ascii="돋움" w:eastAsia="돋움" w:hAnsi="돋움" w:hint="eastAsia"/>
       <w:sz w:val="20"/>
     </w:rPr>
   </w:style>
@@ -20775,7 +21685,7 @@
       <w:jc w:val="center"/>
     </w:pPr>
     <w:rPr>
-      <w:rFonts w:ascii="Dotum" w:eastAsia="Dotum" w:hAnsi="Dotum" w:hint="eastAsia"/>
+      <w:rFonts w:ascii="돋움" w:eastAsia="돋움" w:hAnsi="돋움" w:hint="eastAsia"/>
       <w:sz w:val="20"/>
     </w:rPr>
   </w:style>
@@ -20795,7 +21705,7 @@
       <w:jc w:val="center"/>
     </w:pPr>
     <w:rPr>
-      <w:rFonts w:ascii="Dotum" w:eastAsia="Dotum" w:hAnsi="Dotum" w:hint="eastAsia"/>
+      <w:rFonts w:ascii="돋움" w:eastAsia="돋움" w:hAnsi="돋움" w:hint="eastAsia"/>
       <w:sz w:val="20"/>
     </w:rPr>
   </w:style>
@@ -20815,7 +21725,7 @@
       <w:jc w:val="center"/>
     </w:pPr>
     <w:rPr>
-      <w:rFonts w:ascii="Dotum" w:eastAsia="Dotum" w:hAnsi="Dotum" w:hint="eastAsia"/>
+      <w:rFonts w:ascii="돋움" w:eastAsia="돋움" w:hAnsi="돋움" w:hint="eastAsia"/>
       <w:sz w:val="20"/>
     </w:rPr>
   </w:style>
@@ -20835,7 +21745,7 @@
       <w:jc w:val="center"/>
     </w:pPr>
     <w:rPr>
-      <w:rFonts w:ascii="Dotum" w:eastAsia="Dotum" w:hAnsi="Dotum" w:hint="eastAsia"/>
+      <w:rFonts w:ascii="돋움" w:eastAsia="돋움" w:hAnsi="돋움" w:hint="eastAsia"/>
       <w:sz w:val="20"/>
     </w:rPr>
   </w:style>
@@ -20855,7 +21765,7 @@
       <w:jc w:val="center"/>
     </w:pPr>
     <w:rPr>
-      <w:rFonts w:ascii="Dotum" w:eastAsia="Dotum" w:hAnsi="Dotum" w:hint="eastAsia"/>
+      <w:rFonts w:ascii="돋움" w:eastAsia="돋움" w:hAnsi="돋움" w:hint="eastAsia"/>
       <w:sz w:val="20"/>
     </w:rPr>
   </w:style>
@@ -20874,7 +21784,7 @@
       <w:jc w:val="center"/>
     </w:pPr>
     <w:rPr>
-      <w:rFonts w:ascii="Dotum" w:eastAsia="Dotum" w:hAnsi="Dotum" w:hint="eastAsia"/>
+      <w:rFonts w:ascii="돋움" w:eastAsia="돋움" w:hAnsi="돋움" w:hint="eastAsia"/>
       <w:sz w:val="20"/>
     </w:rPr>
   </w:style>
@@ -20894,7 +21804,7 @@
       <w:jc w:val="center"/>
     </w:pPr>
     <w:rPr>
-      <w:rFonts w:ascii="Dotum" w:eastAsia="Dotum" w:hAnsi="Dotum" w:hint="eastAsia"/>
+      <w:rFonts w:ascii="돋움" w:eastAsia="돋움" w:hAnsi="돋움" w:hint="eastAsia"/>
       <w:sz w:val="20"/>
     </w:rPr>
   </w:style>
@@ -20914,7 +21824,7 @@
       <w:jc w:val="center"/>
     </w:pPr>
     <w:rPr>
-      <w:rFonts w:ascii="Dotum" w:eastAsia="Dotum" w:hAnsi="Dotum" w:hint="eastAsia"/>
+      <w:rFonts w:ascii="돋움" w:eastAsia="돋움" w:hAnsi="돋움" w:hint="eastAsia"/>
       <w:sz w:val="20"/>
     </w:rPr>
   </w:style>
@@ -20933,7 +21843,7 @@
       <w:jc w:val="center"/>
     </w:pPr>
     <w:rPr>
-      <w:rFonts w:ascii="Dotum" w:eastAsia="Dotum" w:hAnsi="Dotum" w:hint="eastAsia"/>
+      <w:rFonts w:ascii="돋움" w:eastAsia="돋움" w:hAnsi="돋움" w:hint="eastAsia"/>
       <w:sz w:val="20"/>
     </w:rPr>
   </w:style>
@@ -20953,7 +21863,7 @@
       <w:jc w:val="center"/>
     </w:pPr>
     <w:rPr>
-      <w:rFonts w:ascii="Dotum" w:eastAsia="Dotum" w:hAnsi="Dotum" w:hint="eastAsia"/>
+      <w:rFonts w:ascii="돋움" w:eastAsia="돋움" w:hAnsi="돋움" w:hint="eastAsia"/>
       <w:sz w:val="20"/>
     </w:rPr>
   </w:style>
@@ -20973,7 +21883,7 @@
       <w:jc w:val="center"/>
     </w:pPr>
     <w:rPr>
-      <w:rFonts w:ascii="Dotum" w:eastAsia="Dotum" w:hAnsi="Dotum" w:hint="eastAsia"/>
+      <w:rFonts w:ascii="돋움" w:eastAsia="돋움" w:hAnsi="돋움" w:hint="eastAsia"/>
       <w:sz w:val="20"/>
     </w:rPr>
   </w:style>
@@ -20993,7 +21903,7 @@
       <w:jc w:val="center"/>
     </w:pPr>
     <w:rPr>
-      <w:rFonts w:ascii="Dotum" w:eastAsia="Dotum" w:hAnsi="Dotum" w:hint="eastAsia"/>
+      <w:rFonts w:ascii="돋움" w:eastAsia="돋움" w:hAnsi="돋움" w:hint="eastAsia"/>
       <w:sz w:val="20"/>
     </w:rPr>
   </w:style>
@@ -21013,7 +21923,7 @@
       <w:jc w:val="center"/>
     </w:pPr>
     <w:rPr>
-      <w:rFonts w:ascii="Dotum" w:eastAsia="Dotum" w:hAnsi="Dotum" w:hint="eastAsia"/>
+      <w:rFonts w:ascii="돋움" w:eastAsia="돋움" w:hAnsi="돋움" w:hint="eastAsia"/>
       <w:sz w:val="20"/>
     </w:rPr>
   </w:style>
@@ -21033,7 +21943,7 @@
       <w:jc w:val="center"/>
     </w:pPr>
     <w:rPr>
-      <w:rFonts w:ascii="Dotum" w:eastAsia="Dotum" w:hAnsi="Dotum" w:hint="eastAsia"/>
+      <w:rFonts w:ascii="돋움" w:eastAsia="돋움" w:hAnsi="돋움" w:hint="eastAsia"/>
       <w:sz w:val="20"/>
     </w:rPr>
   </w:style>
@@ -21054,7 +21964,7 @@
       <w:jc w:val="center"/>
     </w:pPr>
     <w:rPr>
-      <w:rFonts w:ascii="Dotum" w:eastAsia="Dotum" w:hAnsi="Dotum" w:hint="eastAsia"/>
+      <w:rFonts w:ascii="돋움" w:eastAsia="돋움" w:hAnsi="돋움" w:hint="eastAsia"/>
       <w:color w:val="FF0000"/>
       <w:sz w:val="20"/>
     </w:rPr>
@@ -21074,7 +21984,7 @@
       <w:jc w:val="left"/>
     </w:pPr>
     <w:rPr>
-      <w:rFonts w:ascii="Dotum" w:eastAsia="Dotum" w:hAnsi="Dotum" w:hint="eastAsia"/>
+      <w:rFonts w:ascii="돋움" w:eastAsia="돋움" w:hAnsi="돋움" w:hint="eastAsia"/>
       <w:sz w:val="20"/>
     </w:rPr>
   </w:style>
@@ -21095,7 +22005,7 @@
       <w:jc w:val="center"/>
     </w:pPr>
     <w:rPr>
-      <w:rFonts w:ascii="Dotum" w:eastAsia="Dotum" w:hAnsi="Dotum" w:hint="eastAsia"/>
+      <w:rFonts w:ascii="돋움" w:eastAsia="돋움" w:hAnsi="돋움" w:hint="eastAsia"/>
       <w:sz w:val="20"/>
     </w:rPr>
   </w:style>
@@ -21117,7 +22027,7 @@
       <w:jc w:val="center"/>
     </w:pPr>
     <w:rPr>
-      <w:rFonts w:ascii="Dotum" w:eastAsia="Dotum" w:hAnsi="Dotum" w:hint="eastAsia"/>
+      <w:rFonts w:ascii="돋움" w:eastAsia="돋움" w:hAnsi="돋움" w:hint="eastAsia"/>
       <w:sz w:val="20"/>
     </w:rPr>
   </w:style>
@@ -21138,7 +22048,7 @@
       <w:jc w:val="center"/>
     </w:pPr>
     <w:rPr>
-      <w:rFonts w:ascii="Dotum" w:eastAsia="Dotum" w:hAnsi="Dotum" w:hint="eastAsia"/>
+      <w:rFonts w:ascii="돋움" w:eastAsia="돋움" w:hAnsi="돋움" w:hint="eastAsia"/>
       <w:sz w:val="20"/>
     </w:rPr>
   </w:style>
@@ -21159,7 +22069,7 @@
       <w:jc w:val="center"/>
     </w:pPr>
     <w:rPr>
-      <w:rFonts w:ascii="Dotum" w:eastAsia="Dotum" w:hAnsi="Dotum" w:hint="eastAsia"/>
+      <w:rFonts w:ascii="돋움" w:eastAsia="돋움" w:hAnsi="돋움" w:hint="eastAsia"/>
       <w:sz w:val="20"/>
     </w:rPr>
   </w:style>
@@ -21181,7 +22091,7 @@
       <w:jc w:val="center"/>
     </w:pPr>
     <w:rPr>
-      <w:rFonts w:ascii="Dotum" w:eastAsia="Dotum" w:hAnsi="Dotum" w:hint="eastAsia"/>
+      <w:rFonts w:ascii="돋움" w:eastAsia="돋움" w:hAnsi="돋움" w:hint="eastAsia"/>
       <w:sz w:val="20"/>
     </w:rPr>
   </w:style>
@@ -21202,7 +22112,7 @@
       <w:jc w:val="center"/>
     </w:pPr>
     <w:rPr>
-      <w:rFonts w:ascii="Dotum" w:eastAsia="Dotum" w:hAnsi="Dotum" w:hint="eastAsia"/>
+      <w:rFonts w:ascii="돋움" w:eastAsia="돋움" w:hAnsi="돋움" w:hint="eastAsia"/>
       <w:color w:val="FF0000"/>
       <w:sz w:val="20"/>
     </w:rPr>
@@ -21224,7 +22134,7 @@
       <w:jc w:val="center"/>
     </w:pPr>
     <w:rPr>
-      <w:rFonts w:ascii="Dotum" w:eastAsia="Dotum" w:hAnsi="Dotum" w:hint="eastAsia"/>
+      <w:rFonts w:ascii="돋움" w:eastAsia="돋움" w:hAnsi="돋움" w:hint="eastAsia"/>
       <w:sz w:val="20"/>
     </w:rPr>
   </w:style>
@@ -21245,7 +22155,7 @@
       <w:jc w:val="center"/>
     </w:pPr>
     <w:rPr>
-      <w:rFonts w:ascii="Dotum" w:eastAsia="Dotum" w:hAnsi="Dotum" w:hint="eastAsia"/>
+      <w:rFonts w:ascii="돋움" w:eastAsia="돋움" w:hAnsi="돋움" w:hint="eastAsia"/>
       <w:sz w:val="20"/>
     </w:rPr>
   </w:style>
@@ -21266,7 +22176,7 @@
       <w:jc w:val="center"/>
     </w:pPr>
     <w:rPr>
-      <w:rFonts w:ascii="Dotum" w:eastAsia="Dotum" w:hAnsi="Dotum" w:hint="eastAsia"/>
+      <w:rFonts w:ascii="돋움" w:eastAsia="돋움" w:hAnsi="돋움" w:hint="eastAsia"/>
       <w:color w:val="FF0000"/>
       <w:sz w:val="20"/>
     </w:rPr>
@@ -21287,7 +22197,7 @@
       <w:jc w:val="center"/>
     </w:pPr>
     <w:rPr>
-      <w:rFonts w:ascii="Dotum" w:eastAsia="Dotum" w:hAnsi="Dotum" w:hint="eastAsia"/>
+      <w:rFonts w:ascii="돋움" w:eastAsia="돋움" w:hAnsi="돋움" w:hint="eastAsia"/>
       <w:sz w:val="20"/>
     </w:rPr>
   </w:style>
@@ -21307,7 +22217,7 @@
       <w:jc w:val="center"/>
     </w:pPr>
     <w:rPr>
-      <w:rFonts w:ascii="Dotum" w:eastAsia="Dotum" w:hAnsi="Dotum" w:hint="eastAsia"/>
+      <w:rFonts w:ascii="돋움" w:eastAsia="돋움" w:hAnsi="돋움" w:hint="eastAsia"/>
       <w:sz w:val="20"/>
     </w:rPr>
   </w:style>
@@ -21328,7 +22238,7 @@
       <w:jc w:val="center"/>
     </w:pPr>
     <w:rPr>
-      <w:rFonts w:ascii="Dotum" w:eastAsia="Dotum" w:hAnsi="Dotum" w:hint="eastAsia"/>
+      <w:rFonts w:ascii="돋움" w:eastAsia="돋움" w:hAnsi="돋움" w:hint="eastAsia"/>
       <w:sz w:val="20"/>
     </w:rPr>
   </w:style>
@@ -21349,7 +22259,7 @@
       <w:jc w:val="center"/>
     </w:pPr>
     <w:rPr>
-      <w:rFonts w:ascii="Dotum" w:eastAsia="Dotum" w:hAnsi="Dotum" w:hint="eastAsia"/>
+      <w:rFonts w:ascii="돋움" w:eastAsia="돋움" w:hAnsi="돋움" w:hint="eastAsia"/>
       <w:sz w:val="20"/>
     </w:rPr>
   </w:style>
@@ -21369,7 +22279,7 @@
       <w:jc w:val="center"/>
     </w:pPr>
     <w:rPr>
-      <w:rFonts w:ascii="Dotum" w:eastAsia="Dotum" w:hAnsi="Dotum" w:hint="eastAsia"/>
+      <w:rFonts w:ascii="돋움" w:eastAsia="돋움" w:hAnsi="돋움" w:hint="eastAsia"/>
       <w:sz w:val="20"/>
     </w:rPr>
   </w:style>
@@ -21391,7 +22301,7 @@
       <w:jc w:val="center"/>
     </w:pPr>
     <w:rPr>
-      <w:rFonts w:ascii="Dotum" w:eastAsia="Dotum" w:hAnsi="Dotum" w:hint="eastAsia"/>
+      <w:rFonts w:ascii="돋움" w:eastAsia="돋움" w:hAnsi="돋움" w:hint="eastAsia"/>
       <w:sz w:val="20"/>
     </w:rPr>
   </w:style>
@@ -21412,7 +22322,7 @@
       <w:jc w:val="center"/>
     </w:pPr>
     <w:rPr>
-      <w:rFonts w:ascii="Dotum" w:eastAsia="Dotum" w:hAnsi="Dotum" w:hint="eastAsia"/>
+      <w:rFonts w:ascii="돋움" w:eastAsia="돋움" w:hAnsi="돋움" w:hint="eastAsia"/>
       <w:sz w:val="20"/>
     </w:rPr>
   </w:style>
@@ -21433,7 +22343,7 @@
       <w:jc w:val="center"/>
     </w:pPr>
     <w:rPr>
-      <w:rFonts w:ascii="Dotum" w:eastAsia="Dotum" w:hAnsi="Dotum" w:hint="eastAsia"/>
+      <w:rFonts w:ascii="돋움" w:eastAsia="돋움" w:hAnsi="돋움" w:hint="eastAsia"/>
       <w:sz w:val="20"/>
     </w:rPr>
   </w:style>
@@ -21454,7 +22364,7 @@
       <w:jc w:val="center"/>
     </w:pPr>
     <w:rPr>
-      <w:rFonts w:ascii="Dotum" w:eastAsia="Dotum" w:hAnsi="Dotum" w:hint="eastAsia"/>
+      <w:rFonts w:ascii="돋움" w:eastAsia="돋움" w:hAnsi="돋움" w:hint="eastAsia"/>
       <w:sz w:val="20"/>
     </w:rPr>
   </w:style>
@@ -21475,7 +22385,7 @@
       <w:jc w:val="center"/>
     </w:pPr>
     <w:rPr>
-      <w:rFonts w:ascii="Dotum" w:eastAsia="Dotum" w:hAnsi="Dotum" w:hint="eastAsia"/>
+      <w:rFonts w:ascii="돋움" w:eastAsia="돋움" w:hAnsi="돋움" w:hint="eastAsia"/>
       <w:sz w:val="20"/>
     </w:rPr>
   </w:style>
@@ -21496,7 +22406,7 @@
       <w:jc w:val="center"/>
     </w:pPr>
     <w:rPr>
-      <w:rFonts w:ascii="Dotum" w:eastAsia="Dotum" w:hAnsi="Dotum" w:hint="eastAsia"/>
+      <w:rFonts w:ascii="돋움" w:eastAsia="돋움" w:hAnsi="돋움" w:hint="eastAsia"/>
       <w:sz w:val="20"/>
     </w:rPr>
   </w:style>
@@ -21517,7 +22427,7 @@
       <w:jc w:val="center"/>
     </w:pPr>
     <w:rPr>
-      <w:rFonts w:ascii="Dotum" w:eastAsia="Dotum" w:hAnsi="Dotum" w:hint="eastAsia"/>
+      <w:rFonts w:ascii="돋움" w:eastAsia="돋움" w:hAnsi="돋움" w:hint="eastAsia"/>
       <w:sz w:val="20"/>
     </w:rPr>
   </w:style>
@@ -21551,7 +22461,7 @@
       <w:ind w:left="1531"/>
     </w:pPr>
     <w:rPr>
-      <w:rFonts w:ascii="Gulim" w:eastAsia="Gulim"/>
+      <w:rFonts w:ascii="굴림" w:eastAsia="굴림"/>
       <w:color w:val="auto"/>
       <w:kern w:val="2"/>
       <w:sz w:val="20"/>
@@ -21563,7 +22473,7 @@
     <w:link w:val="27"/>
     <w:rsid w:val="005A0136"/>
     <w:rPr>
-      <w:rFonts w:ascii="Gulim" w:eastAsia="Gulim"/>
+      <w:rFonts w:ascii="굴림" w:eastAsia="굴림"/>
       <w:kern w:val="2"/>
       <w:lang w:val="en-US" w:eastAsia="ko-KR" w:bidi="he-IL"/>
     </w:rPr>
@@ -21603,7 +22513,7 @@
       <w:autoSpaceDN w:val="0"/>
     </w:pPr>
     <w:rPr>
-      <w:rFonts w:ascii="Arial" w:eastAsia="GulimChe" w:hAnsi="Arial"/>
+      <w:rFonts w:ascii="Arial" w:eastAsia="굴림체" w:hAnsi="Arial"/>
       <w:sz w:val="20"/>
       <w:szCs w:val="24"/>
     </w:rPr>
@@ -21733,7 +22643,7 @@
       <w:textAlignment w:val="baseline"/>
     </w:pPr>
     <w:rPr>
-      <w:rFonts w:ascii="Book Antiqua" w:eastAsia="Gulim" w:hAnsi="Book Antiqua"/>
+      <w:rFonts w:ascii="Book Antiqua" w:eastAsia="굴림" w:hAnsi="Book Antiqua"/>
       <w:sz w:val="20"/>
     </w:rPr>
   </w:style>
@@ -21784,7 +22694,7 @@
       <w:textAlignment w:val="baseline"/>
     </w:pPr>
     <w:rPr>
-      <w:rFonts w:ascii="Arial" w:eastAsia="Gulim" w:hAnsi="Arial"/>
+      <w:rFonts w:ascii="Arial" w:eastAsia="굴림" w:hAnsi="Arial"/>
       <w:sz w:val="20"/>
     </w:rPr>
   </w:style>
@@ -22043,7 +22953,7 @@
     <w:basedOn w:val="aff1"/>
     <w:rsid w:val="005A0136"/>
     <w:rPr>
-      <w:rFonts w:ascii="Gulim" w:eastAsia="Gulim" w:hAnsi="바탕"/>
+      <w:rFonts w:ascii="굴림" w:eastAsia="굴림" w:hAnsi="바탕"/>
       <w:b w:val="0"/>
     </w:rPr>
   </w:style>
@@ -22075,7 +22985,7 @@
       <w:textAlignment w:val="baseline"/>
     </w:pPr>
     <w:rPr>
-      <w:rFonts w:ascii="CG Omega" w:eastAsia="Gulim" w:hAnsi="CG Omega"/>
+      <w:rFonts w:ascii="CG Omega" w:eastAsia="굴림" w:hAnsi="CG Omega"/>
       <w:bCs/>
       <w:noProof/>
     </w:rPr>
@@ -22092,7 +23002,7 @@
       <w:jc w:val="left"/>
     </w:pPr>
     <w:rPr>
-      <w:rFonts w:ascii="Gulim" w:eastAsia="Gulim" w:hAnsi="Gulim"/>
+      <w:rFonts w:ascii="굴림" w:eastAsia="굴림" w:hAnsi="굴림"/>
       <w:sz w:val="24"/>
       <w:szCs w:val="24"/>
     </w:rPr>
@@ -22108,7 +23018,7 @@
       <w:ind w:leftChars="200" w:left="400"/>
     </w:pPr>
     <w:rPr>
-      <w:rFonts w:ascii="GulimChe" w:eastAsia="Gulim" w:hAnsi="GulimChe" w:cs="바탕"/>
+      <w:rFonts w:ascii="굴림체" w:eastAsia="굴림" w:hAnsi="굴림체" w:cs="바탕"/>
       <w:color w:val="auto"/>
       <w:kern w:val="2"/>
     </w:rPr>
@@ -22118,7 +23028,7 @@
     <w:link w:val="affffffe"/>
     <w:rsid w:val="005A0136"/>
     <w:rPr>
-      <w:rFonts w:ascii="GulimChe" w:eastAsia="Gulim" w:hAnsi="GulimChe" w:cs="바탕"/>
+      <w:rFonts w:ascii="굴림체" w:eastAsia="굴림" w:hAnsi="굴림체" w:cs="바탕"/>
       <w:kern w:val="2"/>
       <w:sz w:val="22"/>
       <w:lang w:val="en-US" w:eastAsia="ko-KR" w:bidi="ar-SA"/>
@@ -22138,7 +23048,7 @@
     <w:link w:val="19"/>
     <w:rsid w:val="005A0136"/>
     <w:rPr>
-      <w:rFonts w:ascii="Arial" w:eastAsia="Dotum" w:hAnsi="Arial"/>
+      <w:rFonts w:ascii="Arial" w:eastAsia="돋움" w:hAnsi="Arial"/>
       <w:kern w:val="2"/>
       <w:sz w:val="24"/>
       <w:lang w:val="en-US" w:eastAsia="ko-KR" w:bidi="ar-SA"/>
@@ -22150,7 +23060,7 @@
     <w:link w:val="21"/>
     <w:rsid w:val="005A0136"/>
     <w:rPr>
-      <w:rFonts w:ascii="Arial" w:eastAsia="Dotum" w:hAnsi="Arial"/>
+      <w:rFonts w:ascii="Arial" w:eastAsia="돋움" w:hAnsi="Arial"/>
       <w:kern w:val="2"/>
       <w:sz w:val="22"/>
       <w:lang w:val="en-US" w:eastAsia="ko-KR" w:bidi="ar-SA"/>
@@ -22174,7 +23084,7 @@
     <w:link w:val="4"/>
     <w:rsid w:val="005A0136"/>
     <w:rPr>
-      <w:rFonts w:ascii="Dotum" w:eastAsia="Dotum"/>
+      <w:rFonts w:ascii="돋움" w:eastAsia="돋움"/>
       <w:b/>
       <w:color w:val="000000"/>
       <w:kern w:val="2"/>
@@ -22202,7 +23112,7 @@
     <w:link w:val="60"/>
     <w:rsid w:val="005A0136"/>
     <w:rPr>
-      <w:rFonts w:ascii="Gulim" w:eastAsia="Gulim"/>
+      <w:rFonts w:ascii="굴림" w:eastAsia="굴림"/>
       <w:b/>
       <w:color w:val="000000"/>
       <w:kern w:val="2"/>
@@ -22265,7 +23175,7 @@
       <w:jc w:val="left"/>
     </w:pPr>
     <w:rPr>
-      <w:rFonts w:ascii="Gulim" w:eastAsia="Gulim" w:hAnsi="Gulim"/>
+      <w:rFonts w:ascii="굴림" w:eastAsia="굴림" w:hAnsi="굴림"/>
       <w:sz w:val="24"/>
       <w:szCs w:val="24"/>
     </w:rPr>
@@ -22285,7 +23195,7 @@
       <w:autoSpaceDN w:val="0"/>
     </w:pPr>
     <w:rPr>
-      <w:rFonts w:ascii="GulimChe" w:eastAsia="GulimChe" w:hAnsi="GulimChe"/>
+      <w:rFonts w:ascii="굴림체" w:eastAsia="굴림체" w:hAnsi="굴림체"/>
       <w:sz w:val="20"/>
     </w:rPr>
   </w:style>
@@ -22331,7 +23241,7 @@
       <w:jc w:val="left"/>
     </w:pPr>
     <w:rPr>
-      <w:rFonts w:ascii="Dotum" w:eastAsia="Dotum" w:hAnsi="Dotum"/>
+      <w:rFonts w:ascii="돋움" w:eastAsia="돋움" w:hAnsi="돋움"/>
     </w:rPr>
   </w:style>
   <w:style w:type="paragraph" w:customStyle="1" w:styleId="Paragraph2">
@@ -22360,7 +23270,7 @@
       <w:jc w:val="left"/>
     </w:pPr>
     <w:rPr>
-      <w:rFonts w:ascii="Gulim" w:eastAsia="Gulim" w:hAnsi="Gulim"/>
+      <w:rFonts w:ascii="굴림" w:eastAsia="굴림" w:hAnsi="굴림"/>
       <w:sz w:val="24"/>
       <w:szCs w:val="24"/>
     </w:rPr>
@@ -22401,7 +23311,7 @@
       <w:spacing w:line="480" w:lineRule="auto"/>
     </w:pPr>
     <w:rPr>
-      <w:rFonts w:ascii="휴먼명조" w:eastAsia="휴먼명조" w:hAnsi="Gulim"/>
+      <w:rFonts w:ascii="휴먼명조" w:eastAsia="휴먼명조" w:hAnsi="굴림"/>
       <w:sz w:val="24"/>
       <w:szCs w:val="24"/>
     </w:rPr>
@@ -22417,7 +23327,7 @@
       <w:ind w:left="500"/>
     </w:pPr>
     <w:rPr>
-      <w:rFonts w:ascii="휴먼명조" w:eastAsia="휴먼명조" w:hAnsi="Gulim"/>
+      <w:rFonts w:ascii="휴먼명조" w:eastAsia="휴먼명조" w:hAnsi="굴림"/>
       <w:sz w:val="24"/>
       <w:szCs w:val="24"/>
     </w:rPr>
@@ -22445,7 +23355,7 @@
       <w:textAlignment w:val="baseline"/>
     </w:pPr>
     <w:rPr>
-      <w:rFonts w:ascii="GulimChe" w:eastAsia="GulimChe"/>
+      <w:rFonts w:ascii="굴림체" w:eastAsia="굴림체"/>
       <w:color w:val="auto"/>
       <w:sz w:val="20"/>
     </w:rPr>
@@ -22455,7 +23365,7 @@
     <w:link w:val="afffffff2"/>
     <w:rsid w:val="009012FB"/>
     <w:rPr>
-      <w:rFonts w:ascii="GulimChe" w:eastAsia="GulimChe"/>
+      <w:rFonts w:ascii="굴림체" w:eastAsia="굴림체"/>
       <w:lang w:val="en-US" w:eastAsia="ko-KR" w:bidi="ar-SA"/>
     </w:rPr>
   </w:style>
@@ -22596,7 +23506,7 @@
       <w:jc w:val="center"/>
     </w:pPr>
     <w:rPr>
-      <w:rFonts w:ascii="Gulim" w:eastAsia="Gulim" w:hAnsi="Gulim"/>
+      <w:rFonts w:ascii="굴림" w:eastAsia="굴림" w:hAnsi="굴림"/>
       <w:sz w:val="20"/>
     </w:rPr>
   </w:style>
@@ -22617,7 +23527,7 @@
       <w:jc w:val="center"/>
     </w:pPr>
     <w:rPr>
-      <w:rFonts w:ascii="Gulim" w:eastAsia="Gulim" w:hAnsi="Gulim"/>
+      <w:rFonts w:ascii="굴림" w:eastAsia="굴림" w:hAnsi="굴림"/>
       <w:sz w:val="20"/>
     </w:rPr>
   </w:style>
@@ -22639,7 +23549,7 @@
       <w:jc w:val="center"/>
     </w:pPr>
     <w:rPr>
-      <w:rFonts w:ascii="Gulim" w:eastAsia="Gulim" w:hAnsi="Gulim"/>
+      <w:rFonts w:ascii="굴림" w:eastAsia="굴림" w:hAnsi="굴림"/>
       <w:sz w:val="20"/>
     </w:rPr>
   </w:style>
@@ -22661,7 +23571,7 @@
       <w:jc w:val="center"/>
     </w:pPr>
     <w:rPr>
-      <w:rFonts w:ascii="Gulim" w:eastAsia="Gulim" w:hAnsi="Gulim"/>
+      <w:rFonts w:ascii="굴림" w:eastAsia="굴림" w:hAnsi="굴림"/>
       <w:sz w:val="20"/>
     </w:rPr>
   </w:style>
@@ -22682,7 +23592,7 @@
       <w:jc w:val="center"/>
     </w:pPr>
     <w:rPr>
-      <w:rFonts w:ascii="Gulim" w:eastAsia="Gulim" w:hAnsi="Gulim"/>
+      <w:rFonts w:ascii="굴림" w:eastAsia="굴림" w:hAnsi="굴림"/>
       <w:sz w:val="20"/>
     </w:rPr>
   </w:style>
@@ -22703,7 +23613,7 @@
       <w:jc w:val="center"/>
     </w:pPr>
     <w:rPr>
-      <w:rFonts w:ascii="Gulim" w:eastAsia="Gulim" w:hAnsi="Gulim"/>
+      <w:rFonts w:ascii="굴림" w:eastAsia="굴림" w:hAnsi="굴림"/>
       <w:sz w:val="20"/>
     </w:rPr>
   </w:style>
@@ -22724,7 +23634,7 @@
       <w:jc w:val="center"/>
     </w:pPr>
     <w:rPr>
-      <w:rFonts w:ascii="Gulim" w:eastAsia="Gulim" w:hAnsi="Gulim"/>
+      <w:rFonts w:ascii="굴림" w:eastAsia="굴림" w:hAnsi="굴림"/>
       <w:sz w:val="20"/>
     </w:rPr>
   </w:style>
@@ -22744,7 +23654,7 @@
       <w:jc w:val="center"/>
     </w:pPr>
     <w:rPr>
-      <w:rFonts w:ascii="Gulim" w:eastAsia="Gulim" w:hAnsi="Gulim"/>
+      <w:rFonts w:ascii="굴림" w:eastAsia="굴림" w:hAnsi="굴림"/>
       <w:sz w:val="20"/>
     </w:rPr>
   </w:style>
@@ -22766,7 +23676,7 @@
       <w:jc w:val="center"/>
     </w:pPr>
     <w:rPr>
-      <w:rFonts w:ascii="Gulim" w:eastAsia="Gulim" w:hAnsi="Gulim"/>
+      <w:rFonts w:ascii="굴림" w:eastAsia="굴림" w:hAnsi="굴림"/>
       <w:sz w:val="20"/>
     </w:rPr>
   </w:style>
@@ -22787,7 +23697,7 @@
       <w:jc w:val="center"/>
     </w:pPr>
     <w:rPr>
-      <w:rFonts w:ascii="Gulim" w:eastAsia="Gulim" w:hAnsi="Gulim"/>
+      <w:rFonts w:ascii="굴림" w:eastAsia="굴림" w:hAnsi="굴림"/>
       <w:sz w:val="24"/>
       <w:szCs w:val="24"/>
     </w:rPr>
@@ -22810,7 +23720,7 @@
       <w:jc w:val="center"/>
     </w:pPr>
     <w:rPr>
-      <w:rFonts w:ascii="Gulim" w:eastAsia="Gulim" w:hAnsi="Gulim"/>
+      <w:rFonts w:ascii="굴림" w:eastAsia="굴림" w:hAnsi="굴림"/>
       <w:sz w:val="20"/>
     </w:rPr>
   </w:style>
@@ -22957,7 +23867,7 @@
       <w:jc w:val="left"/>
     </w:pPr>
     <w:rPr>
-      <w:rFonts w:ascii="Arial" w:eastAsia="GulimChe" w:hAnsi="Arial"/>
+      <w:rFonts w:ascii="Arial" w:eastAsia="굴림체" w:hAnsi="Arial"/>
       <w:szCs w:val="24"/>
     </w:rPr>
   </w:style>
@@ -22975,7 +23885,7 @@
       <w:jc w:val="left"/>
     </w:pPr>
     <w:rPr>
-      <w:rFonts w:ascii="Arial" w:eastAsia="GulimChe" w:hAnsi="Arial"/>
+      <w:rFonts w:ascii="Arial" w:eastAsia="굴림체" w:hAnsi="Arial"/>
       <w:szCs w:val="24"/>
     </w:rPr>
   </w:style>
@@ -22994,7 +23904,7 @@
       <w:textAlignment w:val="baseline"/>
     </w:pPr>
     <w:rPr>
-      <w:rFonts w:ascii="DotumChe" w:eastAsia="DotumChe" w:hAnsi="Book Antiqua"/>
+      <w:rFonts w:ascii="돋움체" w:eastAsia="돋움체" w:hAnsi="Book Antiqua"/>
       <w:sz w:val="24"/>
     </w:rPr>
   </w:style>
@@ -23046,7 +23956,7 @@
       <w:jc w:val="both"/>
     </w:pPr>
     <w:rPr>
-      <w:rFonts w:ascii="Gulim" w:eastAsia="Gulim"/>
+      <w:rFonts w:ascii="굴림" w:eastAsia="굴림"/>
       <w:b/>
       <w:color w:val="000000"/>
       <w:sz w:val="32"/>
@@ -23153,7 +24063,7 @@
       <w:jc w:val="both"/>
     </w:pPr>
     <w:rPr>
-      <w:rFonts w:ascii="Gulim" w:eastAsia="Gulim"/>
+      <w:rFonts w:ascii="굴림" w:eastAsia="굴림"/>
       <w:b/>
       <w:color w:val="000000"/>
       <w:sz w:val="28"/>
@@ -23313,7 +24223,7 @@
       <w:jc w:val="center"/>
     </w:pPr>
     <w:rPr>
-      <w:rFonts w:ascii="Gulim" w:eastAsia="Gulim"/>
+      <w:rFonts w:ascii="굴림" w:eastAsia="굴림"/>
       <w:b/>
       <w:color w:val="000000"/>
       <w:sz w:val="36"/>
@@ -23352,7 +24262,7 @@
       <w:textAlignment w:val="center"/>
     </w:pPr>
     <w:rPr>
-      <w:rFonts w:eastAsia="DotumChe"/>
+      <w:rFonts w:eastAsia="돋움체"/>
       <w:b/>
       <w:kern w:val="28"/>
       <w:sz w:val="24"/>
@@ -23369,7 +24279,7 @@
       <w:textAlignment w:val="baseline"/>
     </w:pPr>
     <w:rPr>
-      <w:rFonts w:ascii="GulimChe" w:eastAsia="GulimChe"/>
+      <w:rFonts w:ascii="굴림체" w:eastAsia="굴림체"/>
       <w:b/>
       <w:sz w:val="30"/>
     </w:rPr>
@@ -23426,7 +24336,7 @@
       <w:textAlignment w:val="baseline"/>
     </w:pPr>
     <w:rPr>
-      <w:rFonts w:eastAsia="GulimChe"/>
+      <w:rFonts w:eastAsia="굴림체"/>
       <w:sz w:val="20"/>
     </w:rPr>
   </w:style>
@@ -23451,7 +24361,7 @@
       <w:outlineLvl w:val="9"/>
     </w:pPr>
     <w:rPr>
-      <w:rFonts w:ascii="Times New Roman" w:eastAsia="GulimChe"/>
+      <w:rFonts w:ascii="Times New Roman" w:eastAsia="굴림체"/>
       <w:b/>
       <w:i/>
     </w:rPr>
@@ -23542,7 +24452,7 @@
       <w:textAlignment w:val="baseline"/>
     </w:pPr>
     <w:rPr>
-      <w:rFonts w:ascii="Univers (W1)" w:eastAsia="DotumChe" w:hAnsi="Univers (W1)"/>
+      <w:rFonts w:ascii="Univers (W1)" w:eastAsia="돋움체" w:hAnsi="Univers (W1)"/>
       <w:b/>
       <w:noProof/>
       <w:sz w:val="26"/>
@@ -23649,7 +24559,7 @@
       <w:textAlignment w:val="baseline"/>
     </w:pPr>
     <w:rPr>
-      <w:rFonts w:ascii="Arial" w:eastAsia="DotumChe" w:hAnsi="Arial"/>
+      <w:rFonts w:ascii="Arial" w:eastAsia="돋움체" w:hAnsi="Arial"/>
     </w:rPr>
   </w:style>
   <w:style w:type="paragraph" w:customStyle="1" w:styleId="610">
@@ -23665,7 +24575,7 @@
       <w:textAlignment w:val="baseline"/>
     </w:pPr>
     <w:rPr>
-      <w:rFonts w:ascii="Arial" w:eastAsia="DotumChe" w:hAnsi="Arial"/>
+      <w:rFonts w:ascii="Arial" w:eastAsia="돋움체" w:hAnsi="Arial"/>
       <w:i/>
     </w:rPr>
   </w:style>
@@ -23682,7 +24592,7 @@
       <w:textAlignment w:val="baseline"/>
     </w:pPr>
     <w:rPr>
-      <w:rFonts w:ascii="Arial" w:eastAsia="DotumChe" w:hAnsi="Arial"/>
+      <w:rFonts w:ascii="Arial" w:eastAsia="돋움체" w:hAnsi="Arial"/>
       <w:sz w:val="20"/>
     </w:rPr>
   </w:style>
@@ -23699,7 +24609,7 @@
       <w:textAlignment w:val="baseline"/>
     </w:pPr>
     <w:rPr>
-      <w:rFonts w:ascii="Arial" w:eastAsia="DotumChe" w:hAnsi="Arial"/>
+      <w:rFonts w:ascii="Arial" w:eastAsia="돋움체" w:hAnsi="Arial"/>
       <w:i/>
       <w:sz w:val="20"/>
     </w:rPr>
@@ -23717,7 +24627,7 @@
       <w:textAlignment w:val="baseline"/>
     </w:pPr>
     <w:rPr>
-      <w:rFonts w:ascii="Arial" w:eastAsia="DotumChe" w:hAnsi="Arial"/>
+      <w:rFonts w:ascii="Arial" w:eastAsia="돋움체" w:hAnsi="Arial"/>
       <w:i/>
       <w:sz w:val="18"/>
     </w:rPr>
@@ -23790,7 +24700,7 @@
       <w:outlineLvl w:val="9"/>
     </w:pPr>
     <w:rPr>
-      <w:rFonts w:ascii="GulimChe" w:eastAsia="GulimChe" w:hAnsi="Helv"/>
+      <w:rFonts w:ascii="굴림체" w:eastAsia="굴림체" w:hAnsi="Helv"/>
       <w:b/>
       <w:noProof/>
       <w:kern w:val="0"/>
@@ -23846,7 +24756,7 @@
       <w:textAlignment w:val="baseline"/>
     </w:pPr>
     <w:rPr>
-      <w:rFonts w:ascii="Times New Roman" w:eastAsia="Gulim"/>
+      <w:rFonts w:ascii="Times New Roman" w:eastAsia="굴림"/>
       <w:color w:val="auto"/>
       <w:sz w:val="24"/>
     </w:rPr>
@@ -23862,7 +24772,7 @@
       <w:textAlignment w:val="center"/>
     </w:pPr>
     <w:rPr>
-      <w:rFonts w:eastAsia="DotumChe"/>
+      <w:rFonts w:eastAsia="돋움체"/>
       <w:kern w:val="28"/>
       <w:sz w:val="24"/>
     </w:rPr>
@@ -24104,7 +25014,7 @@
       <w:ind w:left="425" w:hanging="425"/>
     </w:pPr>
     <w:rPr>
-      <w:rFonts w:ascii="GulimChe" w:eastAsia="GulimChe"/>
+      <w:rFonts w:ascii="굴림체" w:eastAsia="굴림체"/>
       <w:sz w:val="24"/>
     </w:rPr>
   </w:style>
@@ -24122,7 +25032,7 @@
       <w:jc w:val="left"/>
     </w:pPr>
     <w:rPr>
-      <w:rFonts w:ascii="GulimChe" w:eastAsia="GulimChe" w:hAnsi="Arial"/>
+      <w:rFonts w:ascii="굴림체" w:eastAsia="굴림체" w:hAnsi="Arial"/>
       <w:sz w:val="24"/>
     </w:rPr>
   </w:style>
@@ -24137,7 +25047,7 @@
       <w:spacing w:line="460" w:lineRule="atLeast"/>
     </w:pPr>
     <w:rPr>
-      <w:rFonts w:ascii="GulimChe" w:eastAsia="GulimChe" w:hAnsi="GulimChe"/>
+      <w:rFonts w:ascii="굴림체" w:eastAsia="굴림체" w:hAnsi="굴림체"/>
       <w:b/>
       <w:color w:val="000000"/>
       <w:sz w:val="35"/>
@@ -24159,7 +25069,7 @@
       <w:textAlignment w:val="baseline"/>
     </w:pPr>
     <w:rPr>
-      <w:rFonts w:ascii="GulimChe" w:eastAsia="GulimChe"/>
+      <w:rFonts w:ascii="굴림체" w:eastAsia="굴림체"/>
       <w:sz w:val="24"/>
     </w:rPr>
   </w:style>
@@ -24175,7 +25085,7 @@
       <w:textAlignment w:val="baseline"/>
     </w:pPr>
     <w:rPr>
-      <w:rFonts w:ascii="DotumChe" w:eastAsia="DotumChe" w:hAnsi="Arial"/>
+      <w:rFonts w:ascii="돋움체" w:eastAsia="돋움체" w:hAnsi="Arial"/>
       <w:sz w:val="26"/>
     </w:rPr>
   </w:style>
@@ -24188,7 +25098,7 @@
       <w:ind w:left="57"/>
     </w:pPr>
     <w:rPr>
-      <w:rFonts w:ascii="Arial" w:eastAsia="GulimChe" w:hAnsi="Arial"/>
+      <w:rFonts w:ascii="Arial" w:eastAsia="굴림체" w:hAnsi="Arial"/>
     </w:rPr>
   </w:style>
   <w:style w:type="paragraph" w:customStyle="1" w:styleId="affffffff2">
@@ -24219,7 +25129,7 @@
       <w:ind w:left="720" w:hanging="360"/>
     </w:pPr>
     <w:rPr>
-      <w:rFonts w:ascii="Arial" w:eastAsia="GulimChe" w:hAnsi="Arial"/>
+      <w:rFonts w:ascii="Arial" w:eastAsia="굴림체" w:hAnsi="Arial"/>
       <w:sz w:val="20"/>
     </w:rPr>
   </w:style>
@@ -24238,7 +25148,7 @@
       <w:textAlignment w:val="baseline"/>
     </w:pPr>
     <w:rPr>
-      <w:rFonts w:eastAsia="GulimChe"/>
+      <w:rFonts w:eastAsia="굴림체"/>
     </w:rPr>
   </w:style>
   <w:style w:type="paragraph" w:customStyle="1" w:styleId="affffffff3">
@@ -24307,7 +25217,7 @@
     <w:name w:val="서식1"/>
     <w:rsid w:val="001D4084"/>
     <w:rPr>
-      <w:rFonts w:ascii="GulimChe" w:eastAsia="GulimChe" w:hAnsi="GulimChe"/>
+      <w:rFonts w:ascii="굴림체" w:eastAsia="굴림체" w:hAnsi="굴림체"/>
       <w:szCs w:val="20"/>
     </w:rPr>
   </w:style>
@@ -24321,7 +25231,7 @@
       <w:jc w:val="center"/>
     </w:pPr>
     <w:rPr>
-      <w:rFonts w:ascii="GulimChe" w:eastAsia="GulimChe" w:hAnsi="GulimChe"/>
+      <w:rFonts w:ascii="굴림체" w:eastAsia="굴림체" w:hAnsi="굴림체"/>
       <w:sz w:val="20"/>
     </w:rPr>
   </w:style>
@@ -24335,7 +25245,7 @@
       <w:jc w:val="center"/>
     </w:pPr>
     <w:rPr>
-      <w:rFonts w:ascii="GulimChe" w:eastAsia="GulimChe" w:hAnsi="GulimChe"/>
+      <w:rFonts w:ascii="굴림체" w:eastAsia="굴림체" w:hAnsi="굴림체"/>
       <w:b/>
       <w:bCs/>
       <w:sz w:val="20"/>
@@ -24355,7 +25265,7 @@
       <w:ind w:leftChars="200" w:left="200" w:rightChars="200" w:right="200"/>
     </w:pPr>
     <w:rPr>
-      <w:rFonts w:ascii="Gulim" w:eastAsia="Gulim" w:hAnsi="Gulim"/>
+      <w:rFonts w:ascii="굴림" w:eastAsia="굴림" w:hAnsi="굴림"/>
       <w:sz w:val="20"/>
       <w:szCs w:val="24"/>
     </w:rPr>
@@ -24913,7 +25823,7 @@
       <w:textAlignment w:val="baseline"/>
     </w:pPr>
     <w:rPr>
-      <w:rFonts w:eastAsia="GulimChe"/>
+      <w:rFonts w:eastAsia="굴림체"/>
       <w:b/>
       <w:sz w:val="26"/>
     </w:rPr>
@@ -24948,7 +25858,7 @@
       <w:textAlignment w:val="baseline"/>
     </w:pPr>
     <w:rPr>
-      <w:rFonts w:ascii="GulimChe" w:eastAsia="GulimChe"/>
+      <w:rFonts w:ascii="굴림체" w:eastAsia="굴림체"/>
       <w:sz w:val="24"/>
     </w:rPr>
   </w:style>
@@ -24967,7 +25877,7 @@
       <w:ind w:left="482"/>
     </w:pPr>
     <w:rPr>
-      <w:rFonts w:ascii="Gulim" w:eastAsia="Gulim" w:hAnsi="Arial"/>
+      <w:rFonts w:ascii="굴림" w:eastAsia="굴림" w:hAnsi="Arial"/>
       <w:position w:val="2"/>
       <w:sz w:val="24"/>
     </w:rPr>
@@ -25005,7 +25915,7 @@
       <w:jc w:val="center"/>
     </w:pPr>
     <w:rPr>
-      <w:rFonts w:ascii="GungsuhChe" w:eastAsia="GungsuhChe" w:hAnsi="GungsuhChe"/>
+      <w:rFonts w:ascii="궁서체" w:eastAsia="궁서체" w:hAnsi="궁서체"/>
       <w:snapToGrid w:val="0"/>
       <w:sz w:val="72"/>
       <w:szCs w:val="28"/>
@@ -25053,7 +25963,7 @@
       <w:textAlignment w:val="baseline"/>
     </w:pPr>
     <w:rPr>
-      <w:rFonts w:ascii="Book Antiqua" w:eastAsia="Gulim" w:hAnsi="Book Antiqua"/>
+      <w:rFonts w:ascii="Book Antiqua" w:eastAsia="굴림" w:hAnsi="Book Antiqua"/>
       <w:sz w:val="20"/>
     </w:rPr>
   </w:style>
@@ -25118,7 +26028,7 @@
       <w:ind w:left="1590" w:hanging="360"/>
     </w:pPr>
     <w:rPr>
-      <w:rFonts w:ascii="Gulim" w:eastAsia="Gulim"/>
+      <w:rFonts w:ascii="굴림" w:eastAsia="굴림"/>
       <w:b/>
       <w:sz w:val="28"/>
       <w:szCs w:val="24"/>
@@ -25164,7 +26074,7 @@
     <w:next w:val="-f"/>
     <w:rsid w:val="001D4084"/>
     <w:rPr>
-      <w:rFonts w:ascii="GulimChe"/>
+      <w:rFonts w:ascii="굴림체"/>
     </w:rPr>
   </w:style>
   <w:style w:type="paragraph" w:customStyle="1" w:styleId="afffffffff3">
@@ -25180,7 +26090,7 @@
       <w:autoSpaceDN w:val="0"/>
     </w:pPr>
     <w:rPr>
-      <w:rFonts w:ascii="Arial" w:eastAsia="GulimChe" w:hAnsi="Arial"/>
+      <w:rFonts w:ascii="Arial" w:eastAsia="굴림체" w:hAnsi="Arial"/>
       <w:szCs w:val="24"/>
     </w:rPr>
   </w:style>
@@ -25194,7 +26104,7 @@
       <w:ind w:left="440"/>
     </w:pPr>
     <w:rPr>
-      <w:rFonts w:ascii="GulimChe" w:eastAsia="GulimChe" w:hAnsi="Arial"/>
+      <w:rFonts w:ascii="굴림체" w:eastAsia="굴림체" w:hAnsi="Arial"/>
       <w:szCs w:val="24"/>
     </w:rPr>
   </w:style>
@@ -25214,7 +26124,7 @@
     <w:next w:val="af9"/>
     <w:rsid w:val="001D4084"/>
     <w:rPr>
-      <w:rFonts w:ascii="GulimChe"/>
+      <w:rFonts w:ascii="굴림체"/>
     </w:rPr>
   </w:style>
   <w:style w:type="paragraph" w:customStyle="1" w:styleId="-f1">
@@ -25222,7 +26132,7 @@
     <w:basedOn w:val="afffffffff3"/>
     <w:rsid w:val="001D4084"/>
     <w:rPr>
-      <w:rFonts w:ascii="GulimChe"/>
+      <w:rFonts w:ascii="굴림체"/>
     </w:rPr>
   </w:style>
   <w:style w:type="paragraph" w:customStyle="1" w:styleId="afffffffff6">
@@ -25230,7 +26140,7 @@
     <w:basedOn w:val="afffffffff3"/>
     <w:rsid w:val="001D4084"/>
     <w:rPr>
-      <w:rFonts w:ascii="GulimChe"/>
+      <w:rFonts w:ascii="굴림체"/>
     </w:rPr>
   </w:style>
   <w:style w:type="paragraph" w:customStyle="1" w:styleId="-f2">
@@ -25238,7 +26148,7 @@
     <w:basedOn w:val="afffffffff3"/>
     <w:rsid w:val="001D4084"/>
     <w:rPr>
-      <w:rFonts w:ascii="GulimChe"/>
+      <w:rFonts w:ascii="굴림체"/>
     </w:rPr>
   </w:style>
   <w:style w:type="paragraph" w:customStyle="1" w:styleId="-f3">
@@ -25251,7 +26161,7 @@
       <w:jc w:val="center"/>
     </w:pPr>
     <w:rPr>
-      <w:rFonts w:ascii="GulimChe" w:eastAsia="GulimChe" w:hAnsi="GulimChe"/>
+      <w:rFonts w:ascii="굴림체" w:eastAsia="굴림체" w:hAnsi="굴림체"/>
       <w:szCs w:val="24"/>
     </w:rPr>
   </w:style>
@@ -25265,7 +26175,7 @@
       <w:ind w:left="440"/>
     </w:pPr>
     <w:rPr>
-      <w:rFonts w:ascii="GulimChe" w:eastAsia="GulimChe" w:hAnsi="Arial"/>
+      <w:rFonts w:ascii="굴림체" w:eastAsia="굴림체" w:hAnsi="Arial"/>
       <w:szCs w:val="24"/>
     </w:rPr>
   </w:style>
@@ -25313,7 +26223,7 @@
       <w:outlineLvl w:val="0"/>
     </w:pPr>
     <w:rPr>
-      <w:rFonts w:ascii="GulimChe" w:eastAsia="GulimChe" w:hAnsi="Arial" w:cs="Times New Roman"/>
+      <w:rFonts w:ascii="굴림체" w:eastAsia="굴림체" w:hAnsi="Arial" w:cs="Times New Roman"/>
       <w:b/>
       <w:sz w:val="32"/>
       <w:lang w:val="x-none" w:eastAsia="x-none"/>
@@ -25390,7 +26300,7 @@
       <w:jc w:val="left"/>
     </w:pPr>
     <w:rPr>
-      <w:rFonts w:ascii="GulimChe" w:eastAsia="GulimChe"/>
+      <w:rFonts w:ascii="굴림체" w:eastAsia="굴림체"/>
       <w:sz w:val="24"/>
     </w:rPr>
   </w:style>
@@ -25408,7 +26318,7 @@
       <w:jc w:val="left"/>
     </w:pPr>
     <w:rPr>
-      <w:rFonts w:ascii="GulimChe" w:eastAsia="GulimChe"/>
+      <w:rFonts w:ascii="굴림체" w:eastAsia="굴림체"/>
     </w:rPr>
   </w:style>
   <w:style w:type="paragraph" w:customStyle="1" w:styleId="1-1">
@@ -25425,7 +26335,7 @@
       <w:textAlignment w:val="baseline"/>
     </w:pPr>
     <w:rPr>
-      <w:rFonts w:ascii="GulimChe" w:eastAsia="GulimChe" w:hAnsi="Times New Roman" w:cs="바탕체"/>
+      <w:rFonts w:ascii="굴림체" w:eastAsia="굴림체" w:hAnsi="Times New Roman" w:cs="바탕체"/>
       <w:kern w:val="0"/>
     </w:rPr>
   </w:style>
@@ -25443,7 +26353,7 @@
       <w:jc w:val="left"/>
     </w:pPr>
     <w:rPr>
-      <w:rFonts w:ascii="GulimChe" w:eastAsia="GulimChe"/>
+      <w:rFonts w:ascii="굴림체" w:eastAsia="굴림체"/>
       <w:sz w:val="24"/>
     </w:rPr>
   </w:style>
@@ -25476,7 +26386,7 @@
       <w:ind w:left="360" w:hanging="360"/>
     </w:pPr>
     <w:rPr>
-      <w:rFonts w:ascii="GulimChe" w:eastAsia="GulimChe"/>
+      <w:rFonts w:ascii="굴림체" w:eastAsia="굴림체"/>
       <w:sz w:val="24"/>
     </w:rPr>
   </w:style>
@@ -25503,7 +26413,7 @@
       <w:textAlignment w:val="baseline"/>
     </w:pPr>
     <w:rPr>
-      <w:rFonts w:ascii="Arial" w:eastAsia="GulimChe" w:hAnsi="Arial"/>
+      <w:rFonts w:ascii="Arial" w:eastAsia="굴림체" w:hAnsi="Arial"/>
     </w:rPr>
   </w:style>
   <w:style w:type="paragraph" w:customStyle="1" w:styleId="-b2">
@@ -25539,7 +26449,7 @@
       <w:ind w:left="425" w:hanging="255"/>
     </w:pPr>
     <w:rPr>
-      <w:rFonts w:ascii="GulimChe"/>
+      <w:rFonts w:ascii="굴림체"/>
     </w:rPr>
   </w:style>
   <w:style w:type="paragraph" w:styleId="afffffffff9">
@@ -25836,7 +26746,7 @@
       <w:ind w:left="500" w:hanging="330"/>
     </w:pPr>
     <w:rPr>
-      <w:rFonts w:ascii="GulimChe" w:eastAsia="GulimChe" w:hAnsi="GulimChe"/>
+      <w:rFonts w:ascii="굴림체" w:eastAsia="굴림체" w:hAnsi="굴림체"/>
       <w:b/>
       <w:bCs/>
       <w:sz w:val="24"/>
@@ -25858,7 +26768,7 @@
       <w:ind w:leftChars="500" w:left="1397" w:hangingChars="135" w:hanging="297"/>
     </w:pPr>
     <w:rPr>
-      <w:rFonts w:ascii="GulimChe" w:eastAsia="GulimChe" w:hAnsi="GulimChe"/>
+      <w:rFonts w:ascii="굴림체" w:eastAsia="굴림체" w:hAnsi="굴림체"/>
       <w:szCs w:val="24"/>
     </w:rPr>
   </w:style>
@@ -25876,7 +26786,7 @@
       <w:ind w:leftChars="636" w:left="1597" w:hangingChars="90" w:hanging="198"/>
     </w:pPr>
     <w:rPr>
-      <w:rFonts w:ascii="GulimChe" w:eastAsia="GulimChe" w:hAnsi="GulimChe"/>
+      <w:rFonts w:ascii="굴림체" w:eastAsia="굴림체" w:hAnsi="굴림체"/>
       <w:szCs w:val="24"/>
     </w:rPr>
   </w:style>
@@ -25913,7 +26823,7 @@
       <w:textAlignment w:val="auto"/>
     </w:pPr>
     <w:rPr>
-      <w:rFonts w:ascii="GulimChe" w:eastAsia="GulimChe"/>
+      <w:rFonts w:ascii="굴림체" w:eastAsia="굴림체"/>
       <w:kern w:val="2"/>
       <w:sz w:val="22"/>
       <w:szCs w:val="24"/>
@@ -25930,7 +26840,7 @@
       <w:jc w:val="left"/>
     </w:pPr>
     <w:rPr>
-      <w:rFonts w:ascii="GulimChe" w:eastAsia="GulimChe" w:hAnsi="GulimChe"/>
+      <w:rFonts w:ascii="굴림체" w:eastAsia="굴림체" w:hAnsi="굴림체"/>
       <w:szCs w:val="22"/>
     </w:rPr>
   </w:style>
@@ -25949,7 +26859,7 @@
       <w:outlineLvl w:val="0"/>
     </w:pPr>
     <w:rPr>
-      <w:rFonts w:ascii="GulimChe" w:eastAsia="GulimChe" w:hAnsi="Arial"/>
+      <w:rFonts w:ascii="굴림체" w:eastAsia="굴림체" w:hAnsi="Arial"/>
       <w:b/>
       <w:sz w:val="32"/>
     </w:rPr>
@@ -25979,7 +26889,7 @@
       <w:spacing w:beforeLines="100" w:before="100" w:afterLines="50" w:after="50" w:line="360" w:lineRule="auto"/>
     </w:pPr>
     <w:rPr>
-      <w:rFonts w:ascii="GulimChe" w:eastAsia="GulimChe" w:hAnsi="GulimChe"/>
+      <w:rFonts w:ascii="굴림체" w:eastAsia="굴림체" w:hAnsi="굴림체"/>
       <w:bCs/>
       <w:sz w:val="24"/>
     </w:rPr>
@@ -25995,7 +26905,7 @@
       <w:jc w:val="left"/>
     </w:pPr>
     <w:rPr>
-      <w:rFonts w:ascii="Dotum" w:eastAsia="Dotum" w:hAnsi="Dotum" w:cs="Arial Unicode MS" w:hint="eastAsia"/>
+      <w:rFonts w:ascii="돋움" w:eastAsia="돋움" w:hAnsi="돋움" w:cs="Arial Unicode MS" w:hint="eastAsia"/>
       <w:sz w:val="20"/>
     </w:rPr>
   </w:style>
@@ -26008,7 +26918,7 @@
       <w:autoSpaceDN w:val="0"/>
     </w:pPr>
     <w:rPr>
-      <w:rFonts w:ascii="Book Antiqua" w:eastAsia="HYSinMyeongJo-Medium" w:hAnsi="Book Antiqua"/>
+      <w:rFonts w:ascii="Book Antiqua" w:eastAsia="HY신명조" w:hAnsi="Book Antiqua"/>
       <w:sz w:val="24"/>
       <w:szCs w:val="24"/>
     </w:rPr>
@@ -26028,7 +26938,7 @@
       <w:outlineLvl w:val="0"/>
     </w:pPr>
     <w:rPr>
-      <w:rFonts w:ascii="GulimChe" w:eastAsia="GulimChe" w:hAnsi="Arial"/>
+      <w:rFonts w:ascii="굴림체" w:eastAsia="굴림체" w:hAnsi="Arial"/>
       <w:b/>
       <w:sz w:val="32"/>
     </w:rPr>
@@ -26051,7 +26961,7 @@
       <w:textAlignment w:val="baseline"/>
     </w:pPr>
     <w:rPr>
-      <w:rFonts w:ascii="Arial" w:eastAsia="Gulim" w:hAnsi="Arial"/>
+      <w:rFonts w:ascii="Arial" w:eastAsia="굴림" w:hAnsi="Arial"/>
       <w:sz w:val="20"/>
     </w:rPr>
   </w:style>
@@ -26073,7 +26983,7 @@
       <w:textAlignment w:val="baseline"/>
     </w:pPr>
     <w:rPr>
-      <w:rFonts w:ascii="Arial" w:eastAsia="Gulim" w:hAnsi="Arial"/>
+      <w:rFonts w:ascii="Arial" w:eastAsia="굴림" w:hAnsi="Arial"/>
       <w:sz w:val="20"/>
     </w:rPr>
   </w:style>
@@ -26095,7 +27005,7 @@
       <w:textAlignment w:val="baseline"/>
     </w:pPr>
     <w:rPr>
-      <w:rFonts w:ascii="Book Antiqua" w:eastAsia="Gulim" w:hAnsi="Book Antiqua"/>
+      <w:rFonts w:ascii="Book Antiqua" w:eastAsia="굴림" w:hAnsi="Book Antiqua"/>
       <w:sz w:val="20"/>
     </w:rPr>
   </w:style>
@@ -26134,7 +27044,7 @@
       <w:textAlignment w:val="baseline"/>
     </w:pPr>
     <w:rPr>
-      <w:rFonts w:ascii="Arial" w:eastAsia="Gulim" w:hAnsi="Arial"/>
+      <w:rFonts w:ascii="Arial" w:eastAsia="굴림" w:hAnsi="Arial"/>
       <w:sz w:val="20"/>
     </w:rPr>
   </w:style>
@@ -26187,7 +27097,7 @@
       <w:textAlignment w:val="baseline"/>
     </w:pPr>
     <w:rPr>
-      <w:rFonts w:ascii="Book Antiqua" w:eastAsia="Gulim" w:hAnsi="Book Antiqua"/>
+      <w:rFonts w:ascii="Book Antiqua" w:eastAsia="굴림" w:hAnsi="Book Antiqua"/>
       <w:sz w:val="20"/>
     </w:rPr>
   </w:style>
@@ -26234,7 +27144,7 @@
       <w:textAlignment w:val="baseline"/>
     </w:pPr>
     <w:rPr>
-      <w:rFonts w:ascii="Book Antiqua" w:eastAsia="Gulim" w:hAnsi="Book Antiqua"/>
+      <w:rFonts w:ascii="Book Antiqua" w:eastAsia="굴림" w:hAnsi="Book Antiqua"/>
       <w:sz w:val="20"/>
     </w:rPr>
   </w:style>
@@ -26254,7 +27164,7 @@
       <w:textAlignment w:val="baseline"/>
     </w:pPr>
     <w:rPr>
-      <w:rFonts w:ascii="Book Antiqua" w:eastAsia="Gulim" w:hAnsi="Book Antiqua"/>
+      <w:rFonts w:ascii="Book Antiqua" w:eastAsia="굴림" w:hAnsi="Book Antiqua"/>
       <w:sz w:val="20"/>
     </w:rPr>
   </w:style>
@@ -26294,7 +27204,7 @@
       <w:textAlignment w:val="baseline"/>
     </w:pPr>
     <w:rPr>
-      <w:rFonts w:ascii="Book Antiqua" w:eastAsia="Gulim" w:hAnsi="Book Antiqua"/>
+      <w:rFonts w:ascii="Book Antiqua" w:eastAsia="굴림" w:hAnsi="Book Antiqua"/>
       <w:sz w:val="20"/>
     </w:rPr>
   </w:style>
@@ -26378,7 +27288,7 @@
       <w:outlineLvl w:val="9"/>
     </w:pPr>
     <w:rPr>
-      <w:rFonts w:eastAsia="GulimChe"/>
+      <w:rFonts w:eastAsia="굴림체"/>
       <w:b/>
       <w:kern w:val="28"/>
       <w:sz w:val="32"/>
@@ -26418,7 +27328,7 @@
       <w:textAlignment w:val="baseline"/>
     </w:pPr>
     <w:rPr>
-      <w:rFonts w:ascii="Arial" w:eastAsia="Gulim" w:hAnsi="Arial"/>
+      <w:rFonts w:ascii="Arial" w:eastAsia="굴림" w:hAnsi="Arial"/>
       <w:b/>
       <w:sz w:val="24"/>
     </w:rPr>
@@ -26470,7 +27380,7 @@
       <w:textAlignment w:val="baseline"/>
     </w:pPr>
     <w:rPr>
-      <w:rFonts w:ascii="Times New Roman" w:eastAsia="GulimChe" w:hAnsi="Times New Roman"/>
+      <w:rFonts w:ascii="Times New Roman" w:eastAsia="굴림체" w:hAnsi="Times New Roman"/>
       <w:b/>
       <w:kern w:val="0"/>
       <w:sz w:val="28"/>
@@ -26518,7 +27428,7 @@
       <w:textAlignment w:val="baseline"/>
     </w:pPr>
     <w:rPr>
-      <w:rFonts w:ascii="Times New Roman" w:eastAsia="Gulim" w:hAnsi="Times New Roman"/>
+      <w:rFonts w:ascii="Times New Roman" w:eastAsia="굴림" w:hAnsi="Times New Roman"/>
       <w:b/>
       <w:kern w:val="0"/>
       <w:sz w:val="20"/>
@@ -26987,7 +27897,7 @@
       <w:jc w:val="left"/>
     </w:pPr>
     <w:rPr>
-      <w:rFonts w:ascii="Gulim" w:eastAsia="Gulim"/>
+      <w:rFonts w:ascii="굴림" w:eastAsia="굴림"/>
     </w:rPr>
   </w:style>
   <w:style w:type="paragraph" w:customStyle="1" w:styleId="affffffffff6">
@@ -27005,7 +27915,7 @@
       <w:textAlignment w:val="baseline"/>
     </w:pPr>
     <w:rPr>
-      <w:rFonts w:ascii="GulimChe" w:eastAsia="GulimChe" w:hAnsi="DotumChe"/>
+      <w:rFonts w:ascii="굴림체" w:eastAsia="굴림체" w:hAnsi="돋움체"/>
       <w:bCs/>
     </w:rPr>
   </w:style>
@@ -27019,7 +27929,7 @@
       <w:jc w:val="center"/>
     </w:pPr>
     <w:rPr>
-      <w:rFonts w:ascii="Gulim" w:eastAsia="Gulim"/>
+      <w:rFonts w:ascii="굴림" w:eastAsia="굴림"/>
       <w:b/>
       <w:sz w:val="24"/>
     </w:rPr>
@@ -27034,7 +27944,7 @@
       <w:jc w:val="left"/>
     </w:pPr>
     <w:rPr>
-      <w:rFonts w:ascii="Gulim"/>
+      <w:rFonts w:ascii="굴림"/>
       <w:sz w:val="20"/>
     </w:rPr>
   </w:style>
@@ -27070,7 +27980,7 @@
       <w:jc w:val="left"/>
     </w:pPr>
     <w:rPr>
-      <w:rFonts w:ascii="Gulim" w:eastAsia="Gulim" w:hAnsi="Gulim"/>
+      <w:rFonts w:ascii="굴림" w:eastAsia="굴림" w:hAnsi="굴림"/>
       <w:sz w:val="18"/>
       <w:szCs w:val="18"/>
     </w:rPr>
@@ -27092,7 +28002,7 @@
       <w:jc w:val="center"/>
     </w:pPr>
     <w:rPr>
-      <w:rFonts w:ascii="Gulim" w:eastAsia="Gulim" w:hAnsi="Gulim"/>
+      <w:rFonts w:ascii="굴림" w:eastAsia="굴림" w:hAnsi="굴림"/>
       <w:sz w:val="18"/>
       <w:szCs w:val="18"/>
     </w:rPr>
@@ -27124,7 +28034,7 @@
       <w:wordWrap/>
     </w:pPr>
     <w:rPr>
-      <w:rFonts w:ascii="Dotum" w:eastAsia="Dotum" w:hAnsi="Dotum"/>
+      <w:rFonts w:ascii="돋움" w:eastAsia="돋움" w:hAnsi="돋움"/>
       <w:sz w:val="18"/>
       <w:szCs w:val="18"/>
     </w:rPr>
@@ -27152,7 +28062,7 @@
       <w:jc w:val="center"/>
     </w:pPr>
     <w:rPr>
-      <w:rFonts w:eastAsia="GulimChe"/>
+      <w:rFonts w:eastAsia="굴림체"/>
       <w:b/>
       <w:sz w:val="24"/>
     </w:rPr>
@@ -27169,7 +28079,7 @@
       <w:textAlignment w:val="center"/>
     </w:pPr>
     <w:rPr>
-      <w:rFonts w:ascii="Book Antiqua" w:eastAsia="GulimChe" w:hAnsi="Book Antiqua"/>
+      <w:rFonts w:ascii="Book Antiqua" w:eastAsia="굴림체" w:hAnsi="Book Antiqua"/>
       <w:sz w:val="20"/>
     </w:rPr>
   </w:style>
@@ -27186,7 +28096,7 @@
       <w:textAlignment w:val="center"/>
     </w:pPr>
     <w:rPr>
-      <w:rFonts w:ascii="Book Antiqua" w:eastAsia="GulimChe" w:hAnsi="Book Antiqua"/>
+      <w:rFonts w:ascii="Book Antiqua" w:eastAsia="굴림체" w:hAnsi="Book Antiqua"/>
       <w:b/>
     </w:rPr>
   </w:style>
@@ -27207,7 +28117,7 @@
       <w:textAlignment w:val="baseline"/>
     </w:pPr>
     <w:rPr>
-      <w:rFonts w:eastAsia="GulimChe"/>
+      <w:rFonts w:eastAsia="굴림체"/>
       <w:sz w:val="20"/>
     </w:rPr>
   </w:style>
@@ -27223,7 +28133,7 @@
       <w:jc w:val="both"/>
     </w:pPr>
     <w:rPr>
-      <w:rFonts w:ascii="GulimChe" w:eastAsia="GulimChe" w:hAnsi="GulimChe"/>
+      <w:rFonts w:ascii="굴림체" w:eastAsia="굴림체" w:hAnsi="굴림체"/>
       <w:color w:val="000000"/>
       <w:sz w:val="22"/>
     </w:rPr>
@@ -27238,7 +28148,7 @@
       <w:adjustRightInd w:val="0"/>
     </w:pPr>
     <w:rPr>
-      <w:rFonts w:ascii="GulimChe" w:eastAsia="GulimChe" w:hAnsi="Arial"/>
+      <w:rFonts w:ascii="굴림체" w:eastAsia="굴림체" w:hAnsi="Arial"/>
       <w:color w:val="000000"/>
       <w:sz w:val="22"/>
     </w:rPr>
@@ -27254,7 +28164,7 @@
       <w:adjustRightInd w:val="0"/>
     </w:pPr>
     <w:rPr>
-      <w:rFonts w:ascii="GulimChe" w:eastAsia="GulimChe" w:hAnsi="Arial"/>
+      <w:rFonts w:ascii="굴림체" w:eastAsia="굴림체" w:hAnsi="Arial"/>
       <w:color w:val="000000"/>
       <w:sz w:val="22"/>
       <w:szCs w:val="22"/>
@@ -27271,7 +28181,7 @@
       <w:adjustRightInd w:val="0"/>
     </w:pPr>
     <w:rPr>
-      <w:rFonts w:ascii="GulimChe" w:eastAsia="GulimChe" w:hAnsi="Arial"/>
+      <w:rFonts w:ascii="굴림체" w:eastAsia="굴림체" w:hAnsi="Arial"/>
       <w:color w:val="000000"/>
       <w:sz w:val="36"/>
       <w:szCs w:val="36"/>
@@ -27300,7 +28210,7 @@
       <w:jc w:val="left"/>
     </w:pPr>
     <w:rPr>
-      <w:rFonts w:ascii="Dotum" w:eastAsia="Dotum" w:hAnsi="Dotum" w:cs="Arial Unicode MS" w:hint="eastAsia"/>
+      <w:rFonts w:ascii="돋움" w:eastAsia="돋움" w:hAnsi="돋움" w:cs="Arial Unicode MS" w:hint="eastAsia"/>
       <w:szCs w:val="22"/>
     </w:rPr>
   </w:style>
@@ -27319,7 +28229,7 @@
       <w:jc w:val="left"/>
     </w:pPr>
     <w:rPr>
-      <w:rFonts w:ascii="Gulim" w:eastAsia="Gulim" w:hAnsi="Arial" w:cs="Arial"/>
+      <w:rFonts w:ascii="굴림" w:eastAsia="굴림" w:hAnsi="Arial" w:cs="Arial"/>
       <w:spacing w:val="8"/>
       <w:sz w:val="20"/>
       <w:szCs w:val="24"/>
@@ -27414,7 +28324,7 @@
       <w:ind w:leftChars="100" w:left="700" w:hangingChars="250" w:hanging="500"/>
     </w:pPr>
     <w:rPr>
-      <w:rFonts w:eastAsia="GulimChe"/>
+      <w:rFonts w:eastAsia="굴림체"/>
       <w:sz w:val="20"/>
       <w:szCs w:val="18"/>
     </w:rPr>
@@ -27605,7 +28515,7 @@
     <w:name w:val="본문스타일"/>
     <w:rsid w:val="001D4084"/>
     <w:rPr>
-      <w:rFonts w:ascii="HYSinMyeongJo-Medium" w:eastAsia="HYSinMyeongJo-Medium" w:hAnsi="HYSinMyeongJo-Medium"/>
+      <w:rFonts w:ascii="HY신명조" w:eastAsia="HY신명조" w:hAnsi="HY신명조"/>
     </w:rPr>
   </w:style>
   <w:style w:type="paragraph" w:customStyle="1" w:styleId="afffffffffff1">
@@ -27619,7 +28529,7 @@
       <w:ind w:leftChars="75" w:left="165" w:rightChars="31" w:right="68"/>
     </w:pPr>
     <w:rPr>
-      <w:rFonts w:ascii="HYSinMyeongJo-Medium" w:eastAsia="HYSinMyeongJo-Medium" w:hAnsi="HYSinMyeongJo-Medium" w:cs="바탕"/>
+      <w:rFonts w:ascii="HY신명조" w:eastAsia="HY신명조" w:hAnsi="HY신명조" w:cs="바탕"/>
       <w:szCs w:val="22"/>
     </w:rPr>
   </w:style>
@@ -27634,7 +28544,7 @@
       <w:textAlignment w:val="baseline"/>
     </w:pPr>
     <w:rPr>
-      <w:rFonts w:ascii="GulimChe" w:eastAsia="GulimChe"/>
+      <w:rFonts w:ascii="굴림체" w:eastAsia="굴림체"/>
       <w:sz w:val="24"/>
       <w:szCs w:val="22"/>
     </w:rPr>
@@ -27652,7 +28562,7 @@
       <w:ind w:leftChars="1200" w:left="2550"/>
     </w:pPr>
     <w:rPr>
-      <w:rFonts w:ascii="HYSinMyeongJo-Medium" w:eastAsia="HYSinMyeongJo-Medium" w:hAnsi="HYSinMyeongJo-Medium" w:cs="HYSinMyeongJo-Medium"/>
+      <w:rFonts w:ascii="HY신명조" w:eastAsia="HY신명조" w:hAnsi="HY신명조" w:cs="HY신명조"/>
       <w:szCs w:val="22"/>
     </w:rPr>
   </w:style>
@@ -27670,7 +28580,7 @@
       <w:textAlignment w:val="baseline"/>
     </w:pPr>
     <w:rPr>
-      <w:rFonts w:ascii="HYSinMyeongJo-Medium" w:eastAsia="HYSinMyeongJo-Medium" w:hAnsi="HYSinMyeongJo-Medium" w:cs="바탕"/>
+      <w:rFonts w:ascii="HY신명조" w:eastAsia="HY신명조" w:hAnsi="HY신명조" w:cs="바탕"/>
       <w:szCs w:val="22"/>
     </w:rPr>
   </w:style>
@@ -27678,7 +28588,7 @@
     <w:name w:val="글머리표1 Char"/>
     <w:rsid w:val="001D4084"/>
     <w:rPr>
-      <w:rFonts w:ascii="HYSinMyeongJo-Medium" w:eastAsia="HYSinMyeongJo-Medium" w:hAnsi="HYSinMyeongJo-Medium" w:cs="바탕"/>
+      <w:rFonts w:ascii="HY신명조" w:eastAsia="HY신명조" w:hAnsi="HY신명조" w:cs="바탕"/>
       <w:sz w:val="22"/>
       <w:lang w:val="en-US" w:eastAsia="ko-KR" w:bidi="ar-SA"/>
     </w:rPr>
@@ -27699,7 +28609,7 @@
       <w:textAlignment w:val="baseline"/>
     </w:pPr>
     <w:rPr>
-      <w:rFonts w:ascii="HYSinMyeongJo-Medium" w:eastAsia="HYSinMyeongJo-Medium" w:hAnsi="HYSinMyeongJo-Medium" w:cs="바탕"/>
+      <w:rFonts w:ascii="HY신명조" w:eastAsia="HY신명조" w:hAnsi="HY신명조" w:cs="바탕"/>
       <w:szCs w:val="22"/>
     </w:rPr>
   </w:style>
@@ -27707,7 +28617,7 @@
     <w:name w:val="글머리표2 Char"/>
     <w:rsid w:val="001D4084"/>
     <w:rPr>
-      <w:rFonts w:ascii="HYSinMyeongJo-Medium" w:eastAsia="HYSinMyeongJo-Medium" w:hAnsi="HYSinMyeongJo-Medium" w:cs="바탕"/>
+      <w:rFonts w:ascii="HY신명조" w:eastAsia="HY신명조" w:hAnsi="HY신명조" w:cs="바탕"/>
       <w:sz w:val="22"/>
       <w:lang w:val="en-US" w:eastAsia="ko-KR" w:bidi="ar-SA"/>
     </w:rPr>
@@ -27745,7 +28655,7 @@
       <w:jc w:val="left"/>
     </w:pPr>
     <w:rPr>
-      <w:rFonts w:ascii="Arial" w:eastAsia="GulimChe" w:hAnsi="Arial"/>
+      <w:rFonts w:ascii="Arial" w:eastAsia="굴림체" w:hAnsi="Arial"/>
       <w:szCs w:val="24"/>
     </w:rPr>
   </w:style>
@@ -27824,7 +28734,7 @@
       <w:spacing w:line="287" w:lineRule="atLeast"/>
     </w:pPr>
     <w:rPr>
-      <w:rFonts w:ascii="휴먼명조" w:eastAsia="휴먼명조" w:hAnsi="Gulim"/>
+      <w:rFonts w:ascii="휴먼명조" w:eastAsia="휴먼명조" w:hAnsi="굴림"/>
       <w:szCs w:val="22"/>
     </w:rPr>
   </w:style>
@@ -27932,7 +28842,7 @@
       <w:ind w:left="1304"/>
     </w:pPr>
     <w:rPr>
-      <w:rFonts w:ascii="CG Omega" w:eastAsia="Gulim" w:hAnsi="CG Omega"/>
+      <w:rFonts w:ascii="CG Omega" w:eastAsia="굴림" w:hAnsi="CG Omega"/>
     </w:rPr>
   </w:style>
   <w:style w:type="paragraph" w:customStyle="1" w:styleId="List2-Body">
@@ -27946,7 +28856,7 @@
       <w:textAlignment w:val="baseline"/>
     </w:pPr>
     <w:rPr>
-      <w:rFonts w:ascii="CG Omega" w:eastAsia="Gulim" w:hAnsi="CG Omega"/>
+      <w:rFonts w:ascii="CG Omega" w:eastAsia="굴림" w:hAnsi="CG Omega"/>
       <w:sz w:val="24"/>
       <w:szCs w:val="22"/>
     </w:rPr>
@@ -28011,7 +28921,7 @@
       <w:keepNext/>
     </w:pPr>
     <w:rPr>
-      <w:rFonts w:ascii="CG Omega" w:eastAsia="Gulim" w:hAnsi="CG Omega"/>
+      <w:rFonts w:ascii="CG Omega" w:eastAsia="굴림" w:hAnsi="CG Omega"/>
       <w:b/>
     </w:rPr>
   </w:style>
@@ -28176,7 +29086,7 @@
       <w:textAlignment w:val="baseline"/>
     </w:pPr>
     <w:rPr>
-      <w:rFonts w:ascii="CG Omega" w:eastAsia="Gulim" w:hAnsi="CG Omega"/>
+      <w:rFonts w:ascii="CG Omega" w:eastAsia="굴림" w:hAnsi="CG Omega"/>
       <w:sz w:val="20"/>
       <w:szCs w:val="22"/>
     </w:rPr>
@@ -28275,7 +29185,7 @@
       <w:textAlignment w:val="baseline"/>
     </w:pPr>
     <w:rPr>
-      <w:rFonts w:ascii="Arial" w:eastAsia="DotumChe" w:hAnsi="Arial"/>
+      <w:rFonts w:ascii="Arial" w:eastAsia="돋움체" w:hAnsi="Arial"/>
       <w:b/>
       <w:sz w:val="24"/>
       <w:szCs w:val="22"/>
@@ -28354,7 +29264,7 @@
       <w:ind w:left="2211" w:hanging="510"/>
     </w:pPr>
     <w:rPr>
-      <w:rFonts w:ascii="Gulim" w:eastAsia="Gulim" w:hAnsi="Gulim"/>
+      <w:rFonts w:ascii="굴림" w:eastAsia="굴림" w:hAnsi="굴림"/>
       <w:noProof/>
       <w:sz w:val="20"/>
       <w:szCs w:val="22"/>
@@ -28475,7 +29385,7 @@
       <w:spacing w:line="360" w:lineRule="auto"/>
     </w:pPr>
     <w:rPr>
-      <w:rFonts w:ascii="GulimChe" w:eastAsia="GulimChe"/>
+      <w:rFonts w:ascii="굴림체" w:eastAsia="굴림체"/>
       <w:sz w:val="24"/>
       <w:szCs w:val="22"/>
     </w:rPr>
@@ -28528,7 +29438,7 @@
       <w:jc w:val="left"/>
     </w:pPr>
     <w:rPr>
-      <w:rFonts w:eastAsia="Gulim"/>
+      <w:rFonts w:eastAsia="굴림"/>
       <w:sz w:val="24"/>
     </w:rPr>
   </w:style>
@@ -28708,7 +29618,7 @@
       <w:ind w:left="602"/>
     </w:pPr>
     <w:rPr>
-      <w:rFonts w:ascii="Gulim" w:eastAsia="Gulim" w:hAnsi="Gulim"/>
+      <w:rFonts w:ascii="굴림" w:eastAsia="굴림" w:hAnsi="굴림"/>
       <w:noProof/>
       <w:sz w:val="20"/>
     </w:rPr>
@@ -28724,7 +29634,7 @@
       <w:ind w:rightChars="50" w:right="100"/>
     </w:pPr>
     <w:rPr>
-      <w:rFonts w:ascii="Gulim" w:eastAsia="Gulim" w:hAnsi="Gulim"/>
+      <w:rFonts w:ascii="굴림" w:eastAsia="굴림" w:hAnsi="굴림"/>
       <w:noProof/>
       <w:sz w:val="20"/>
     </w:rPr>
@@ -28741,7 +29651,7 @@
       <w:ind w:leftChars="7" w:left="14" w:rightChars="8" w:right="16"/>
     </w:pPr>
     <w:rPr>
-      <w:rFonts w:ascii="Gulim" w:eastAsia="Gulim" w:hAnsi="Gulim"/>
+      <w:rFonts w:ascii="굴림" w:eastAsia="굴림" w:hAnsi="굴림"/>
       <w:noProof/>
       <w:sz w:val="20"/>
     </w:rPr>
@@ -28764,7 +29674,7 @@
       <w:ind w:left="896" w:hanging="226"/>
     </w:pPr>
     <w:rPr>
-      <w:rFonts w:ascii="Gulim" w:eastAsia="Gulim" w:hAnsi="Gulim"/>
+      <w:rFonts w:ascii="굴림" w:eastAsia="굴림" w:hAnsi="굴림"/>
       <w:noProof/>
       <w:sz w:val="20"/>
     </w:rPr>
@@ -28780,7 +29690,7 @@
       <w:ind w:left="113" w:rightChars="50" w:right="100"/>
     </w:pPr>
     <w:rPr>
-      <w:rFonts w:ascii="Gulim" w:eastAsia="Gulim" w:hAnsi="Gulim" w:cs="바탕"/>
+      <w:rFonts w:ascii="굴림" w:eastAsia="굴림" w:hAnsi="굴림" w:cs="바탕"/>
       <w:szCs w:val="22"/>
     </w:rPr>
   </w:style>
@@ -28795,7 +29705,7 @@
       <w:ind w:leftChars="224" w:left="448"/>
     </w:pPr>
     <w:rPr>
-      <w:rFonts w:ascii="바탕" w:eastAsia="Gulim" w:cs="바탕"/>
+      <w:rFonts w:ascii="바탕" w:eastAsia="굴림" w:cs="바탕"/>
       <w:sz w:val="20"/>
     </w:rPr>
   </w:style>
@@ -28833,7 +29743,7 @@
       <w:ind w:left="811"/>
     </w:pPr>
     <w:rPr>
-      <w:rFonts w:ascii="Gulim" w:eastAsia="GulimChe" w:hAnsi="Gulim"/>
+      <w:rFonts w:ascii="굴림" w:eastAsia="굴림체" w:hAnsi="굴림"/>
       <w:b/>
       <w:bCs/>
       <w:color w:val="auto"/>
@@ -28887,7 +29797,7 @@
       <w:ind w:left="800" w:hanging="400"/>
     </w:pPr>
     <w:rPr>
-      <w:rFonts w:ascii="Gulim" w:eastAsia="Gulim"/>
+      <w:rFonts w:ascii="굴림" w:eastAsia="굴림"/>
       <w:sz w:val="20"/>
       <w:szCs w:val="24"/>
     </w:rPr>
@@ -28939,7 +29849,7 @@
       <w:jc w:val="center"/>
     </w:pPr>
     <w:rPr>
-      <w:rFonts w:ascii="Gulim" w:eastAsia="Gulim" w:cs="바탕"/>
+      <w:rFonts w:ascii="굴림" w:eastAsia="굴림" w:cs="바탕"/>
       <w:sz w:val="20"/>
     </w:rPr>
   </w:style>
@@ -28955,7 +29865,7 @@
       <w:ind w:leftChars="185" w:left="782" w:rightChars="181" w:right="362" w:hangingChars="206" w:hanging="412"/>
     </w:pPr>
     <w:rPr>
-      <w:rFonts w:ascii="Gulim" w:eastAsia="Gulim" w:hAnsi="Gulim" w:cs="바탕"/>
+      <w:rFonts w:ascii="굴림" w:eastAsia="굴림" w:hAnsi="굴림" w:cs="바탕"/>
       <w:sz w:val="20"/>
     </w:rPr>
   </w:style>
@@ -28985,7 +29895,7 @@
       <w:autoSpaceDN w:val="0"/>
     </w:pPr>
     <w:rPr>
-      <w:rFonts w:ascii="Arial" w:eastAsia="GulimChe" w:hAnsi="Arial" w:cs="Arial"/>
+      <w:rFonts w:ascii="Arial" w:eastAsia="굴림체" w:hAnsi="Arial" w:cs="Arial"/>
       <w:sz w:val="20"/>
     </w:rPr>
   </w:style>
@@ -29132,7 +30042,7 @@
       <w:autoSpaceDN w:val="0"/>
     </w:pPr>
     <w:rPr>
-      <w:rFonts w:eastAsia="GulimChe"/>
+      <w:rFonts w:eastAsia="굴림체"/>
       <w:sz w:val="20"/>
       <w:szCs w:val="24"/>
     </w:rPr>
@@ -29164,7 +30074,7 @@
       <w:jc w:val="left"/>
     </w:pPr>
     <w:rPr>
-      <w:rFonts w:ascii="Gulim" w:eastAsia="Gulim" w:hAnsi="Gulim"/>
+      <w:rFonts w:ascii="굴림" w:eastAsia="굴림" w:hAnsi="굴림"/>
       <w:sz w:val="24"/>
       <w:szCs w:val="24"/>
     </w:rPr>
@@ -29180,7 +30090,7 @@
       <w:jc w:val="left"/>
     </w:pPr>
     <w:rPr>
-      <w:rFonts w:ascii="Gulim" w:eastAsia="Gulim" w:hAnsi="Gulim"/>
+      <w:rFonts w:ascii="굴림" w:eastAsia="굴림" w:hAnsi="굴림"/>
       <w:sz w:val="24"/>
       <w:szCs w:val="24"/>
     </w:rPr>
@@ -29218,7 +30128,7 @@
       <w:textAlignment w:val="baseline"/>
     </w:pPr>
     <w:rPr>
-      <w:rFonts w:hAnsi="Dotum"/>
+      <w:rFonts w:hAnsi="돋움"/>
       <w:spacing w:val="-10"/>
       <w:kern w:val="0"/>
       <w:sz w:val="20"/>
@@ -29234,7 +30144,7 @@
       <w:autoSpaceDN w:val="0"/>
     </w:pPr>
     <w:rPr>
-      <w:rFonts w:ascii="GulimChe" w:eastAsia="GulimChe" w:hAnsi="GulimChe"/>
+      <w:rFonts w:ascii="굴림체" w:eastAsia="굴림체" w:hAnsi="굴림체"/>
       <w:sz w:val="20"/>
       <w:szCs w:val="24"/>
     </w:rPr>
@@ -29315,7 +30225,7 @@
       <w:jc w:val="center"/>
     </w:pPr>
     <w:rPr>
-      <w:rFonts w:ascii="Gulim" w:eastAsia="Gulim" w:hAnsi="Gulim"/>
+      <w:rFonts w:ascii="굴림" w:eastAsia="굴림" w:hAnsi="굴림"/>
       <w:noProof/>
       <w:sz w:val="20"/>
     </w:rPr>
@@ -29355,7 +30265,7 @@
       <w:textAlignment w:val="baseline"/>
     </w:pPr>
     <w:rPr>
-      <w:rFonts w:ascii="Arial" w:eastAsia="Gulim" w:hAnsi="Arial"/>
+      <w:rFonts w:ascii="Arial" w:eastAsia="굴림" w:hAnsi="Arial"/>
       <w:spacing w:val="-6"/>
       <w:w w:val="95"/>
     </w:rPr>
@@ -29473,7 +30383,7 @@
       <w:textAlignment w:val="baseline"/>
     </w:pPr>
     <w:rPr>
-      <w:rFonts w:eastAsia="GulimChe"/>
+      <w:rFonts w:eastAsia="굴림체"/>
       <w:sz w:val="20"/>
     </w:rPr>
   </w:style>
@@ -29487,7 +30397,7 @@
       <w:ind w:leftChars="250" w:left="500" w:firstLine="0"/>
     </w:pPr>
     <w:rPr>
-      <w:rFonts w:ascii="Arial" w:eastAsia="GulimChe" w:hAnsi="Arial" w:cs="바탕"/>
+      <w:rFonts w:ascii="Arial" w:eastAsia="굴림체" w:hAnsi="Arial" w:cs="바탕"/>
       <w:kern w:val="0"/>
       <w:sz w:val="21"/>
       <w:lang w:eastAsia="en-US"/>
@@ -29503,7 +30413,7 @@
       <w:ind w:leftChars="250" w:left="500" w:firstLine="0"/>
     </w:pPr>
     <w:rPr>
-      <w:rFonts w:ascii="Arial" w:eastAsia="GulimChe" w:hAnsi="Arial" w:cs="바탕"/>
+      <w:rFonts w:ascii="Arial" w:eastAsia="굴림체" w:hAnsi="Arial" w:cs="바탕"/>
       <w:kern w:val="0"/>
       <w:sz w:val="20"/>
       <w:lang w:eastAsia="en-US"/>
@@ -29520,7 +30430,7 @@
       <w:ind w:leftChars="650" w:left="1300"/>
     </w:pPr>
     <w:rPr>
-      <w:rFonts w:eastAsia="GulimChe"/>
+      <w:rFonts w:eastAsia="굴림체"/>
       <w:color w:val="auto"/>
       <w:kern w:val="2"/>
       <w:sz w:val="20"/>
@@ -29532,7 +30442,7 @@
     <w:link w:val="4e"/>
     <w:rsid w:val="001D4084"/>
     <w:rPr>
-      <w:rFonts w:eastAsia="GulimChe"/>
+      <w:rFonts w:eastAsia="굴림체"/>
       <w:kern w:val="2"/>
       <w:szCs w:val="24"/>
       <w:lang w:val="en-US" w:eastAsia="ko-KR" w:bidi="ar-SA"/>
@@ -29559,7 +30469,7 @@
     <w:name w:val="txt_last221"/>
     <w:rsid w:val="001D4084"/>
     <w:rPr>
-      <w:rFonts w:ascii="Gulim" w:eastAsia="Gulim" w:hAnsi="Gulim" w:hint="eastAsia"/>
+      <w:rFonts w:ascii="굴림" w:eastAsia="굴림" w:hAnsi="굴림" w:hint="eastAsia"/>
       <w:strike w:val="0"/>
       <w:dstrike w:val="0"/>
       <w:color w:val="000000"/>
@@ -29617,7 +30527,7 @@
       <w:textAlignment w:val="baseline"/>
     </w:pPr>
     <w:rPr>
-      <w:rFonts w:ascii="Tahoma" w:eastAsia="HYSinMyeongJo-Medium" w:hAnsi="Tahoma"/>
+      <w:rFonts w:ascii="Tahoma" w:eastAsia="HY신명조" w:hAnsi="Tahoma"/>
       <w:bCs/>
       <w:sz w:val="26"/>
       <w:szCs w:val="26"/>
@@ -29630,7 +30540,7 @@
     <w:uiPriority w:val="99"/>
     <w:rsid w:val="001D4084"/>
     <w:rPr>
-      <w:rFonts w:ascii="Gulim" w:eastAsia="Gulim" w:hAnsi="Gulim" w:cs="Gulim"/>
+      <w:rFonts w:ascii="굴림" w:eastAsia="굴림" w:hAnsi="굴림" w:cs="굴림"/>
       <w:sz w:val="24"/>
       <w:szCs w:val="24"/>
       <w:lang w:val="en-US" w:eastAsia="ko-KR" w:bidi="ar-SA"/>
@@ -29641,7 +30551,7 @@
     <w:aliases w:val="일반 (웹) Char Char,일반 (웹) Char1 Char Char,일반 (웹) Char Char Char Char,일반 (웹) Char1 Char Char Char Char,일반 (웹) Char Char Char Char Char Char,일반 (웹) Char1 Char Char Char Char Char Char,일반 (웹) Char Char Char Char Char Char Char Char,일반 (웹) Char2"/>
     <w:rsid w:val="001D4084"/>
     <w:rPr>
-      <w:rFonts w:ascii="Gulim" w:eastAsia="Gulim" w:hAnsi="Gulim" w:cs="Gulim"/>
+      <w:rFonts w:ascii="굴림" w:eastAsia="굴림" w:hAnsi="굴림" w:cs="굴림"/>
       <w:sz w:val="24"/>
       <w:szCs w:val="24"/>
     </w:rPr>
@@ -29704,7 +30614,7 @@
       <w:jc w:val="left"/>
     </w:pPr>
     <w:rPr>
-      <w:rFonts w:ascii="Gulim" w:eastAsia="Gulim" w:hAnsi="Gulim"/>
+      <w:rFonts w:ascii="굴림" w:eastAsia="굴림" w:hAnsi="굴림"/>
       <w:sz w:val="24"/>
       <w:szCs w:val="24"/>
     </w:rPr>
@@ -29720,7 +30630,7 @@
       <w:jc w:val="left"/>
     </w:pPr>
     <w:rPr>
-      <w:rFonts w:ascii="Gulim" w:eastAsia="Gulim" w:hAnsi="Gulim"/>
+      <w:rFonts w:ascii="굴림" w:eastAsia="굴림" w:hAnsi="굴림"/>
       <w:sz w:val="24"/>
       <w:szCs w:val="24"/>
     </w:rPr>
@@ -29938,7 +30848,7 @@
       <w:textAlignment w:val="baseline"/>
     </w:pPr>
     <w:rPr>
-      <w:rFonts w:ascii="Verdana" w:eastAsia="GulimChe" w:hAnsi="Verdana" w:cs="Times New Roman"/>
+      <w:rFonts w:ascii="Verdana" w:eastAsia="굴림체" w:hAnsi="Verdana" w:cs="Times New Roman"/>
       <w:noProof/>
       <w:szCs w:val="22"/>
       <w:lang w:val="x-none" w:eastAsia="x-none"/>
@@ -29949,7 +30859,7 @@
     <w:link w:val="2CharCharChar"/>
     <w:rsid w:val="00B302E3"/>
     <w:rPr>
-      <w:rFonts w:ascii="Verdana" w:eastAsia="GulimChe" w:hAnsi="Verdana" w:cs="Times New Roman"/>
+      <w:rFonts w:ascii="Verdana" w:eastAsia="굴림체" w:hAnsi="Verdana" w:cs="Times New Roman"/>
       <w:noProof/>
       <w:color w:val="000000"/>
       <w:sz w:val="22"/>
@@ -30139,7 +31049,7 @@
       <w:jc w:val="left"/>
     </w:pPr>
     <w:rPr>
-      <w:rFonts w:ascii="Gulim" w:eastAsia="Gulim" w:hAnsi="Gulim"/>
+      <w:rFonts w:ascii="굴림" w:eastAsia="굴림" w:hAnsi="굴림"/>
       <w:sz w:val="24"/>
       <w:szCs w:val="24"/>
     </w:rPr>
@@ -30263,7 +31173,7 @@
       <w:textAlignment w:val="baseline"/>
     </w:pPr>
     <w:rPr>
-      <w:rFonts w:ascii="Arial" w:eastAsia="DotumChe" w:hAnsi="Arial"/>
+      <w:rFonts w:ascii="Arial" w:eastAsia="돋움체" w:hAnsi="Arial"/>
     </w:rPr>
   </w:style>
   <w:style w:type="paragraph" w:customStyle="1" w:styleId="611">
@@ -30279,7 +31189,7 @@
       <w:textAlignment w:val="baseline"/>
     </w:pPr>
     <w:rPr>
-      <w:rFonts w:ascii="Arial" w:eastAsia="DotumChe" w:hAnsi="Arial"/>
+      <w:rFonts w:ascii="Arial" w:eastAsia="돋움체" w:hAnsi="Arial"/>
       <w:i/>
     </w:rPr>
   </w:style>
@@ -30296,7 +31206,7 @@
       <w:textAlignment w:val="baseline"/>
     </w:pPr>
     <w:rPr>
-      <w:rFonts w:ascii="Arial" w:eastAsia="DotumChe" w:hAnsi="Arial"/>
+      <w:rFonts w:ascii="Arial" w:eastAsia="돋움체" w:hAnsi="Arial"/>
       <w:sz w:val="20"/>
     </w:rPr>
   </w:style>
@@ -30313,7 +31223,7 @@
       <w:textAlignment w:val="baseline"/>
     </w:pPr>
     <w:rPr>
-      <w:rFonts w:ascii="Arial" w:eastAsia="DotumChe" w:hAnsi="Arial"/>
+      <w:rFonts w:ascii="Arial" w:eastAsia="돋움체" w:hAnsi="Arial"/>
       <w:i/>
       <w:sz w:val="20"/>
     </w:rPr>
@@ -30331,7 +31241,7 @@
       <w:textAlignment w:val="baseline"/>
     </w:pPr>
     <w:rPr>
-      <w:rFonts w:ascii="Arial" w:eastAsia="DotumChe" w:hAnsi="Arial"/>
+      <w:rFonts w:ascii="Arial" w:eastAsia="돋움체" w:hAnsi="Arial"/>
       <w:i/>
       <w:sz w:val="18"/>
     </w:rPr>
@@ -30354,7 +31264,7 @@
       <w:textAlignment w:val="baseline"/>
     </w:pPr>
     <w:rPr>
-      <w:rFonts w:ascii="Arial" w:eastAsia="Gulim" w:hAnsi="Arial"/>
+      <w:rFonts w:ascii="Arial" w:eastAsia="굴림" w:hAnsi="Arial"/>
       <w:sz w:val="20"/>
     </w:rPr>
   </w:style>
@@ -30386,7 +31296,7 @@
       <w:outlineLvl w:val="9"/>
     </w:pPr>
     <w:rPr>
-      <w:rFonts w:eastAsia="GulimChe"/>
+      <w:rFonts w:eastAsia="굴림체"/>
       <w:b/>
       <w:kern w:val="28"/>
       <w:sz w:val="32"/>
@@ -30535,7 +31445,7 @@
       </w:numPr>
     </w:pPr>
     <w:rPr>
-      <w:rFonts w:ascii="GulimChe" w:eastAsia="GulimChe" w:hAnsi="GulimChe"/>
+      <w:rFonts w:ascii="굴림체" w:eastAsia="굴림체" w:hAnsi="굴림체"/>
     </w:rPr>
   </w:style>
   <w:style w:type="paragraph" w:customStyle="1" w:styleId="afffffffffffff6">
@@ -30590,7 +31500,7 @@
       <w:outlineLvl w:val="0"/>
     </w:pPr>
     <w:rPr>
-      <w:rFonts w:ascii="Gulim" w:eastAsia="Gulim" w:hAnsi="Gulim" w:cs="Arial"/>
+      <w:rFonts w:ascii="굴림" w:eastAsia="굴림" w:hAnsi="굴림" w:cs="Arial"/>
       <w:bCs/>
       <w:sz w:val="24"/>
     </w:rPr>
@@ -30792,7 +31702,7 @@
       <w:autoSpaceDN w:val="0"/>
     </w:pPr>
     <w:rPr>
-      <w:rFonts w:ascii="GulimChe" w:eastAsia="GulimChe"/>
+      <w:rFonts w:ascii="굴림체" w:eastAsia="굴림체"/>
       <w:b/>
       <w:bCs/>
       <w:sz w:val="24"/>
@@ -30878,7 +31788,7 @@
       <w:textAlignment w:val="baseline"/>
     </w:pPr>
     <w:rPr>
-      <w:rFonts w:ascii="GulimChe" w:eastAsia="GulimChe"/>
+      <w:rFonts w:ascii="굴림체" w:eastAsia="굴림체"/>
     </w:rPr>
   </w:style>
   <w:style w:type="paragraph" w:customStyle="1" w:styleId="Bullet10">
@@ -30913,7 +31823,7 @@
       <w:outlineLvl w:val="9"/>
     </w:pPr>
     <w:rPr>
-      <w:rFonts w:ascii="GulimChe" w:eastAsia="GulimChe" w:hAnsi="Arial"/>
+      <w:rFonts w:ascii="굴림체" w:eastAsia="굴림체" w:hAnsi="Arial"/>
     </w:rPr>
   </w:style>
   <w:style w:type="paragraph" w:customStyle="1" w:styleId="-3">
@@ -30933,7 +31843,7 @@
       <w:textAlignment w:val="baseline"/>
     </w:pPr>
     <w:rPr>
-      <w:rFonts w:ascii="Arial" w:eastAsia="GulimChe" w:hAnsi="Arial"/>
+      <w:rFonts w:ascii="Arial" w:eastAsia="굴림체" w:hAnsi="Arial"/>
       <w:sz w:val="20"/>
     </w:rPr>
   </w:style>
@@ -30980,7 +31890,7 @@
       <w:jc w:val="center"/>
     </w:pPr>
     <w:rPr>
-      <w:rFonts w:ascii="GungsuhChe" w:eastAsia="GungsuhChe" w:hAnsi="Tms Rmn"/>
+      <w:rFonts w:ascii="궁서체" w:eastAsia="궁서체" w:hAnsi="Tms Rmn"/>
       <w:b/>
       <w:bCs/>
       <w:sz w:val="48"/>
@@ -31364,7 +32274,7 @@
       <w:jc w:val="left"/>
     </w:pPr>
     <w:rPr>
-      <w:rFonts w:ascii="Gulim" w:eastAsia="Gulim" w:hAnsi="Tms Rmn"/>
+      <w:rFonts w:ascii="굴림" w:eastAsia="굴림" w:hAnsi="Tms Rmn"/>
       <w:sz w:val="18"/>
       <w:szCs w:val="18"/>
     </w:rPr>
@@ -31382,7 +32292,7 @@
       <w:jc w:val="left"/>
     </w:pPr>
     <w:rPr>
-      <w:rFonts w:ascii="Dotum" w:eastAsia="Dotum" w:hAnsi="Tms Rmn"/>
+      <w:rFonts w:ascii="돋움" w:eastAsia="돋움" w:hAnsi="Tms Rmn"/>
       <w:sz w:val="18"/>
       <w:szCs w:val="18"/>
     </w:rPr>
@@ -31482,7 +32392,7 @@
       <w:jc w:val="left"/>
     </w:pPr>
     <w:rPr>
-      <w:rFonts w:ascii="GulimChe" w:eastAsia="GulimChe" w:hAnsi="GulimChe"/>
+      <w:rFonts w:ascii="굴림체" w:eastAsia="굴림체" w:hAnsi="굴림체"/>
       <w:sz w:val="18"/>
       <w:szCs w:val="18"/>
     </w:rPr>
@@ -31499,7 +32409,7 @@
       <w:ind w:left="227" w:hanging="227"/>
     </w:pPr>
     <w:rPr>
-      <w:rFonts w:ascii="Gulim"/>
+      <w:rFonts w:ascii="굴림"/>
       <w:color w:val="000000"/>
       <w:spacing w:val="-12"/>
       <w:kern w:val="2"/>
@@ -31523,7 +32433,7 @@
       <w:spacing w:afterLines="20" w:after="72"/>
     </w:pPr>
     <w:rPr>
-      <w:rFonts w:ascii="GulimChe" w:eastAsia="GulimChe"/>
+      <w:rFonts w:ascii="굴림체" w:eastAsia="굴림체"/>
       <w:b/>
       <w:bCs/>
       <w:sz w:val="28"/>
@@ -31546,7 +32456,7 @@
       <w:spacing w:afterLines="20" w:after="20"/>
     </w:pPr>
     <w:rPr>
-      <w:rFonts w:ascii="GulimChe" w:eastAsia="GulimChe"/>
+      <w:rFonts w:ascii="굴림체" w:eastAsia="굴림체"/>
       <w:b/>
       <w:bCs/>
       <w:sz w:val="28"/>
@@ -31569,7 +32479,7 @@
       <w:spacing w:afterLines="20" w:after="72"/>
     </w:pPr>
     <w:rPr>
-      <w:rFonts w:ascii="GulimChe" w:eastAsia="GulimChe"/>
+      <w:rFonts w:ascii="굴림체" w:eastAsia="굴림체"/>
       <w:b/>
       <w:bCs/>
       <w:sz w:val="28"/>
@@ -31785,7 +32695,7 @@
       <w:textAlignment w:val="baseline"/>
     </w:pPr>
     <w:rPr>
-      <w:rFonts w:ascii="CG Omega" w:eastAsia="Gulim" w:hAnsi="CG Omega"/>
+      <w:rFonts w:ascii="CG Omega" w:eastAsia="굴림" w:hAnsi="CG Omega"/>
       <w:b/>
       <w:bCs/>
       <w:color w:val="auto"/>
@@ -31871,7 +32781,7 @@
       <w:textAlignment w:val="center"/>
     </w:pPr>
     <w:rPr>
-      <w:rFonts w:ascii="Arial" w:eastAsia="GulimChe" w:hAnsi="Arial"/>
+      <w:rFonts w:ascii="Arial" w:eastAsia="굴림체" w:hAnsi="Arial"/>
       <w:sz w:val="20"/>
     </w:rPr>
   </w:style>
@@ -31886,7 +32796,7 @@
       <w:textAlignment w:val="baseline"/>
     </w:pPr>
     <w:rPr>
-      <w:rFonts w:ascii="DotumChe" w:eastAsia="DotumChe"/>
+      <w:rFonts w:ascii="돋움체" w:eastAsia="돋움체"/>
       <w:sz w:val="18"/>
     </w:rPr>
   </w:style>
@@ -31958,7 +32868,7 @@
       <w:textAlignment w:val="baseline"/>
     </w:pPr>
     <w:rPr>
-      <w:rFonts w:eastAsia="Gulim"/>
+      <w:rFonts w:eastAsia="굴림"/>
     </w:rPr>
   </w:style>
   <w:style w:type="paragraph" w:customStyle="1" w:styleId="TableText1">
@@ -32001,7 +32911,7 @@
       <w:ind w:left="454"/>
     </w:pPr>
     <w:rPr>
-      <w:rFonts w:ascii="Arial" w:eastAsia="Gulim" w:hAnsi="Arial"/>
+      <w:rFonts w:ascii="Arial" w:eastAsia="굴림" w:hAnsi="Arial"/>
       <w:sz w:val="24"/>
     </w:rPr>
   </w:style>
@@ -32017,7 +32927,7 @@
       <w:outlineLvl w:val="9"/>
     </w:pPr>
     <w:rPr>
-      <w:rFonts w:eastAsia="DotumChe"/>
+      <w:rFonts w:eastAsia="돋움체"/>
       <w:b/>
       <w:bCs/>
       <w:kern w:val="28"/>
@@ -32036,7 +32946,7 @@
       <w:ind w:left="375" w:hanging="375"/>
     </w:pPr>
     <w:rPr>
-      <w:rFonts w:ascii="GulimChe"/>
+      <w:rFonts w:ascii="굴림체"/>
       <w:b/>
       <w:sz w:val="24"/>
     </w:rPr>
@@ -32049,7 +32959,7 @@
       <w:jc w:val="left"/>
     </w:pPr>
     <w:rPr>
-      <w:rFonts w:ascii="Arial" w:eastAsia="GulimChe" w:hAnsi="Arial"/>
+      <w:rFonts w:ascii="Arial" w:eastAsia="굴림체" w:hAnsi="Arial"/>
     </w:rPr>
   </w:style>
   <w:style w:type="paragraph" w:customStyle="1" w:styleId="tkd">
@@ -32060,7 +32970,7 @@
       <w:spacing w:line="240" w:lineRule="exact"/>
     </w:pPr>
     <w:rPr>
-      <w:rFonts w:ascii="Arial" w:eastAsia="GulimChe" w:hAnsi="Arial"/>
+      <w:rFonts w:ascii="Arial" w:eastAsia="굴림체" w:hAnsi="Arial"/>
       <w:sz w:val="20"/>
     </w:rPr>
   </w:style>
@@ -32075,7 +32985,7 @@
       <w:ind w:left="401" w:firstLine="200"/>
     </w:pPr>
     <w:rPr>
-      <w:rFonts w:ascii="Gulim" w:eastAsia="Gulim" w:hAnsi="Gulim"/>
+      <w:rFonts w:ascii="굴림" w:eastAsia="굴림" w:hAnsi="굴림"/>
       <w:b/>
       <w:bCs/>
       <w:sz w:val="26"/>
@@ -32086,7 +32996,7 @@
     <w:name w:val="bodytext1"/>
     <w:rsid w:val="00FC76DA"/>
     <w:rPr>
-      <w:rFonts w:ascii="Dotum" w:eastAsia="Dotum" w:hAnsi="Dotum" w:hint="eastAsia"/>
+      <w:rFonts w:ascii="돋움" w:eastAsia="돋움" w:hAnsi="돋움" w:hint="eastAsia"/>
       <w:color w:val="3F386E"/>
       <w:sz w:val="18"/>
       <w:szCs w:val="18"/>
@@ -32107,7 +33017,7 @@
       <w:textAlignment w:val="baseline"/>
     </w:pPr>
     <w:rPr>
-      <w:rFonts w:ascii="Arial" w:eastAsia="GulimChe" w:hAnsi="Arial"/>
+      <w:rFonts w:ascii="Arial" w:eastAsia="굴림체" w:hAnsi="Arial"/>
       <w:sz w:val="20"/>
     </w:rPr>
   </w:style>
@@ -32145,7 +33055,7 @@
       <w:textAlignment w:val="baseline"/>
     </w:pPr>
     <w:rPr>
-      <w:rFonts w:ascii="Gulim" w:eastAsia="Gulim"/>
+      <w:rFonts w:ascii="굴림" w:eastAsia="굴림"/>
       <w:b/>
       <w:sz w:val="20"/>
     </w:rPr>
@@ -32209,7 +33119,7 @@
       <w:spacing w:after="100"/>
     </w:pPr>
     <w:rPr>
-      <w:rFonts w:ascii="Gulim" w:eastAsia="Gulim" w:hAnsi="GulimChe"/>
+      <w:rFonts w:ascii="굴림" w:eastAsia="굴림" w:hAnsi="굴림체"/>
       <w:bCs/>
       <w:color w:val="000000"/>
       <w:sz w:val="24"/>
@@ -32240,7 +33150,7 @@
       <w:textAlignment w:val="baseline"/>
     </w:pPr>
     <w:rPr>
-      <w:rFonts w:ascii="GulimChe" w:eastAsia="GulimChe"/>
+      <w:rFonts w:ascii="굴림체" w:eastAsia="굴림체"/>
       <w:b/>
       <w:sz w:val="20"/>
     </w:rPr>
@@ -32293,7 +33203,7 @@
       <w:jc w:val="both"/>
     </w:pPr>
     <w:rPr>
-      <w:rFonts w:hAnsi="Gulim"/>
+      <w:rFonts w:hAnsi="굴림"/>
       <w:color w:val="000000"/>
       <w:sz w:val="22"/>
       <w:szCs w:val="24"/>
@@ -32344,7 +33254,7 @@
       <w:spacing w:after="100"/>
     </w:pPr>
     <w:rPr>
-      <w:rFonts w:ascii="DotumChe" w:eastAsia="DotumChe"/>
+      <w:rFonts w:ascii="돋움체" w:eastAsia="돋움체"/>
       <w:color w:val="000000"/>
       <w:sz w:val="22"/>
     </w:rPr>
@@ -32366,7 +33276,7 @@
       <w:textAlignment w:val="baseline"/>
     </w:pPr>
     <w:rPr>
-      <w:rFonts w:ascii="Gulim" w:eastAsia="Gulim"/>
+      <w:rFonts w:ascii="굴림" w:eastAsia="굴림"/>
       <w:sz w:val="20"/>
     </w:rPr>
   </w:style>
@@ -32491,7 +33401,7 @@
       <w:spacing w:line="240" w:lineRule="atLeast"/>
     </w:pPr>
     <w:rPr>
-      <w:rFonts w:ascii="GulimChe" w:hAnsi="GulimChe"/>
+      <w:rFonts w:ascii="굴림체" w:hAnsi="굴림체"/>
       <w:sz w:val="20"/>
       <w:szCs w:val="24"/>
     </w:rPr>
@@ -32510,7 +33420,7 @@
       <w:ind w:left="885" w:hanging="555"/>
     </w:pPr>
     <w:rPr>
-      <w:rFonts w:ascii="GulimChe" w:hAnsi="GulimChe"/>
+      <w:rFonts w:ascii="굴림체" w:hAnsi="굴림체"/>
       <w:szCs w:val="24"/>
     </w:rPr>
   </w:style>
@@ -32529,7 +33439,7 @@
       <w:ind w:leftChars="267" w:left="877" w:hangingChars="132" w:hanging="290"/>
     </w:pPr>
     <w:rPr>
-      <w:rFonts w:ascii="GulimChe" w:hAnsi="GulimChe"/>
+      <w:rFonts w:ascii="굴림체" w:hAnsi="굴림체"/>
       <w:szCs w:val="24"/>
     </w:rPr>
   </w:style>
@@ -32551,7 +33461,7 @@
       <w:ind w:leftChars="407" w:left="1207" w:hangingChars="142" w:hanging="312"/>
     </w:pPr>
     <w:rPr>
-      <w:rFonts w:ascii="GulimChe" w:hAnsi="GulimChe"/>
+      <w:rFonts w:ascii="굴림체" w:hAnsi="굴림체"/>
       <w:szCs w:val="24"/>
     </w:rPr>
   </w:style>
@@ -32583,7 +33493,7 @@
       <w:jc w:val="left"/>
     </w:pPr>
     <w:rPr>
-      <w:rFonts w:ascii="GulimChe" w:hAnsi="GulimChe"/>
+      <w:rFonts w:ascii="굴림체" w:hAnsi="굴림체"/>
     </w:rPr>
   </w:style>
   <w:style w:type="paragraph" w:customStyle="1" w:styleId="51">
@@ -32601,7 +33511,7 @@
       <w:ind w:left="425" w:hanging="425"/>
     </w:pPr>
     <w:rPr>
-      <w:rFonts w:ascii="GulimChe" w:eastAsia="GulimChe"/>
+      <w:rFonts w:ascii="굴림체" w:eastAsia="굴림체"/>
       <w:sz w:val="20"/>
     </w:rPr>
   </w:style>
@@ -32705,7 +33615,7 @@
       <w:jc w:val="left"/>
     </w:pPr>
     <w:rPr>
-      <w:rFonts w:ascii="Gulim" w:eastAsia="Gulim"/>
+      <w:rFonts w:ascii="굴림" w:eastAsia="굴림"/>
       <w:sz w:val="18"/>
       <w:szCs w:val="18"/>
     </w:rPr>
@@ -32927,7 +33837,7 @@
       <w:jc w:val="both"/>
     </w:pPr>
     <w:rPr>
-      <w:rFonts w:ascii="GulimChe" w:eastAsia="GulimChe"/>
+      <w:rFonts w:ascii="굴림체" w:eastAsia="굴림체"/>
       <w:color w:val="auto"/>
       <w:kern w:val="2"/>
     </w:rPr>
@@ -32981,7 +33891,7 @@
       <w:jc w:val="both"/>
     </w:pPr>
     <w:rPr>
-      <w:rFonts w:ascii="GulimChe" w:eastAsia="GulimChe"/>
+      <w:rFonts w:ascii="굴림체" w:eastAsia="굴림체"/>
       <w:color w:val="auto"/>
       <w:kern w:val="2"/>
     </w:rPr>
@@ -32999,7 +33909,7 @@
       <w:ind w:left="720" w:hanging="360"/>
     </w:pPr>
     <w:rPr>
-      <w:rFonts w:eastAsia="GulimChe"/>
+      <w:rFonts w:eastAsia="굴림체"/>
       <w:bCs/>
       <w:sz w:val="20"/>
       <w:szCs w:val="24"/>
@@ -33016,7 +33926,7 @@
       <w:jc w:val="left"/>
     </w:pPr>
     <w:rPr>
-      <w:rFonts w:ascii="Gulim" w:eastAsia="Gulim" w:hAnsi="Gulim"/>
+      <w:rFonts w:ascii="굴림" w:eastAsia="굴림" w:hAnsi="굴림"/>
       <w:sz w:val="24"/>
       <w:szCs w:val="24"/>
     </w:rPr>
@@ -33038,7 +33948,7 @@
       <w:ind w:leftChars="100" w:left="300" w:hangingChars="200" w:hanging="200"/>
     </w:pPr>
     <w:rPr>
-      <w:rFonts w:ascii="GulimChe" w:eastAsia="GulimChe" w:hAnsi="GulimChe"/>
+      <w:rFonts w:ascii="굴림체" w:eastAsia="굴림체" w:hAnsi="굴림체"/>
       <w:sz w:val="20"/>
       <w:szCs w:val="24"/>
     </w:rPr>
@@ -33098,7 +34008,7 @@
       <w:textAlignment w:val="center"/>
     </w:pPr>
     <w:rPr>
-      <w:rFonts w:ascii="Book Antiqua" w:eastAsia="GulimChe" w:hAnsi="Book Antiqua"/>
+      <w:rFonts w:ascii="Book Antiqua" w:eastAsia="굴림체" w:hAnsi="Book Antiqua"/>
       <w:b/>
     </w:rPr>
   </w:style>
@@ -33110,7 +34020,7 @@
       <w:spacing w:line="0" w:lineRule="atLeast"/>
     </w:pPr>
     <w:rPr>
-      <w:rFonts w:eastAsia="GulimChe"/>
+      <w:rFonts w:eastAsia="굴림체"/>
       <w:sz w:val="20"/>
     </w:rPr>
   </w:style>
@@ -33134,7 +34044,7 @@
     <w:name w:val="스타일 (영어) Andale Mono (한글) 돋움"/>
     <w:rsid w:val="00FC76DA"/>
     <w:rPr>
-      <w:rFonts w:ascii="Courier New" w:eastAsia="Dotum" w:hAnsi="Courier New"/>
+      <w:rFonts w:ascii="Courier New" w:eastAsia="돋움" w:hAnsi="Courier New"/>
     </w:rPr>
   </w:style>
   <w:style w:type="paragraph" w:customStyle="1" w:styleId="afffffffffffffff6">
@@ -33146,7 +34056,7 @@
       <w:ind w:left="314" w:firstLine="480"/>
     </w:pPr>
     <w:rPr>
-      <w:rFonts w:ascii="GulimChe" w:eastAsia="GulimChe" w:hAnsi="GulimChe"/>
+      <w:rFonts w:ascii="굴림체" w:eastAsia="굴림체" w:hAnsi="굴림체"/>
       <w:sz w:val="20"/>
     </w:rPr>
   </w:style>
@@ -33245,7 +34155,7 @@
       <w:jc w:val="left"/>
     </w:pPr>
     <w:rPr>
-      <w:rFonts w:ascii="Gulim" w:eastAsia="Gulim" w:hAnsi="Gulim"/>
+      <w:rFonts w:ascii="굴림" w:eastAsia="굴림" w:hAnsi="굴림"/>
       <w:sz w:val="24"/>
       <w:szCs w:val="24"/>
     </w:rPr>
@@ -33261,7 +34171,7 @@
       <w:jc w:val="left"/>
     </w:pPr>
     <w:rPr>
-      <w:rFonts w:ascii="Gulim" w:eastAsia="Gulim" w:hAnsi="Gulim"/>
+      <w:rFonts w:ascii="굴림" w:eastAsia="굴림" w:hAnsi="굴림"/>
       <w:sz w:val="24"/>
       <w:szCs w:val="24"/>
     </w:rPr>
@@ -33277,7 +34187,7 @@
       <w:jc w:val="left"/>
     </w:pPr>
     <w:rPr>
-      <w:rFonts w:ascii="Gulim" w:eastAsia="Gulim" w:hAnsi="Gulim"/>
+      <w:rFonts w:ascii="굴림" w:eastAsia="굴림" w:hAnsi="굴림"/>
       <w:sz w:val="24"/>
       <w:szCs w:val="24"/>
     </w:rPr>
@@ -33293,7 +34203,7 @@
       <w:jc w:val="left"/>
     </w:pPr>
     <w:rPr>
-      <w:rFonts w:ascii="Gulim" w:eastAsia="Gulim" w:hAnsi="Gulim"/>
+      <w:rFonts w:ascii="굴림" w:eastAsia="굴림" w:hAnsi="굴림"/>
       <w:sz w:val="24"/>
       <w:szCs w:val="24"/>
     </w:rPr>
@@ -33467,7 +34377,7 @@
     <w:locked/>
     <w:rsid w:val="004466B1"/>
     <w:rPr>
-      <w:rFonts w:ascii="GulimChe" w:eastAsia="GulimChe" w:hAnsi="Arial" w:cs="Times New Roman"/>
+      <w:rFonts w:ascii="굴림체" w:eastAsia="굴림체" w:hAnsi="Arial" w:cs="Times New Roman"/>
       <w:b/>
       <w:color w:val="000000"/>
       <w:sz w:val="32"/>
@@ -33625,7 +34535,7 @@
       <w:jc w:val="center"/>
     </w:pPr>
     <w:rPr>
-      <w:rFonts w:ascii="GulimChe" w:hAnsi="GulimChe"/>
+      <w:rFonts w:ascii="굴림체" w:hAnsi="굴림체"/>
       <w:sz w:val="24"/>
       <w:szCs w:val="24"/>
     </w:rPr>
@@ -33644,7 +34554,7 @@
       <w:jc w:val="left"/>
     </w:pPr>
     <w:rPr>
-      <w:rFonts w:ascii="GulimChe" w:hAnsi="GulimChe"/>
+      <w:rFonts w:ascii="굴림체" w:hAnsi="굴림체"/>
       <w:szCs w:val="24"/>
     </w:rPr>
   </w:style>
@@ -33658,7 +34568,7 @@
       <w:jc w:val="left"/>
     </w:pPr>
     <w:rPr>
-      <w:rFonts w:ascii="GulimChe" w:hAnsi="GulimChe"/>
+      <w:rFonts w:ascii="굴림체" w:hAnsi="굴림체"/>
       <w:sz w:val="24"/>
       <w:szCs w:val="24"/>
     </w:rPr>
@@ -33757,7 +34667,7 @@
     <w:locked/>
     <w:rsid w:val="004466B1"/>
     <w:rPr>
-      <w:rFonts w:ascii="Arial" w:eastAsia="Gulim" w:hAnsi="Arial" w:cs="바탕"/>
+      <w:rFonts w:ascii="Arial" w:eastAsia="굴림" w:hAnsi="Arial" w:cs="바탕"/>
       <w:kern w:val="2"/>
       <w:sz w:val="22"/>
     </w:rPr>
@@ -33774,7 +34684,7 @@
       <w:ind w:leftChars="50" w:left="50" w:firstLineChars="100" w:firstLine="100"/>
     </w:pPr>
     <w:rPr>
-      <w:rFonts w:ascii="Arial" w:eastAsia="Gulim" w:hAnsi="Arial" w:cs="Times New Roman"/>
+      <w:rFonts w:ascii="Arial" w:eastAsia="굴림" w:hAnsi="Arial" w:cs="Times New Roman"/>
       <w:lang w:val="x-none" w:eastAsia="x-none"/>
     </w:rPr>
   </w:style>
@@ -33802,7 +34712,7 @@
       <w:jc w:val="both"/>
     </w:pPr>
     <w:rPr>
-      <w:rFonts w:ascii="Arial" w:eastAsia="GulimChe" w:hAnsi="Arial"/>
+      <w:rFonts w:ascii="Arial" w:eastAsia="굴림체" w:hAnsi="Arial"/>
       <w:color w:val="000000"/>
       <w:sz w:val="22"/>
     </w:rPr>
@@ -33817,7 +34727,7 @@
       <w:ind w:left="624" w:hanging="340"/>
     </w:pPr>
     <w:rPr>
-      <w:rFonts w:ascii="Gulim" w:eastAsia="Gulim"/>
+      <w:rFonts w:ascii="굴림" w:eastAsia="굴림"/>
       <w:color w:val="000000"/>
       <w:spacing w:val="-12"/>
       <w:kern w:val="2"/>
@@ -33840,7 +34750,7 @@
       <w:jc w:val="both"/>
     </w:pPr>
     <w:rPr>
-      <w:rFonts w:ascii="Gulim" w:eastAsia="Gulim"/>
+      <w:rFonts w:ascii="굴림" w:eastAsia="굴림"/>
       <w:color w:val="000000"/>
       <w:spacing w:val="-12"/>
       <w:kern w:val="2"/>
@@ -33863,7 +34773,7 @@
       <w:jc w:val="both"/>
     </w:pPr>
     <w:rPr>
-      <w:rFonts w:ascii="Gulim" w:eastAsia="Gulim"/>
+      <w:rFonts w:ascii="굴림" w:eastAsia="굴림"/>
       <w:color w:val="000000"/>
       <w:spacing w:val="-12"/>
       <w:kern w:val="2"/>
@@ -33882,7 +34792,7 @@
       <w:ind w:leftChars="0" w:left="0" w:rightChars="0" w:right="0"/>
     </w:pPr>
     <w:rPr>
-      <w:rFonts w:ascii="Gulim" w:eastAsia="Gulim" w:hAnsi="Times New Roman"/>
+      <w:rFonts w:ascii="굴림" w:eastAsia="굴림" w:hAnsi="Times New Roman"/>
       <w:color w:val="auto"/>
       <w:spacing w:val="-12"/>
       <w:sz w:val="20"/>
@@ -33917,7 +34827,7 @@
       <w:autoSpaceDN w:val="0"/>
     </w:pPr>
     <w:rPr>
-      <w:rFonts w:ascii="GulimChe" w:eastAsia="GulimChe"/>
+      <w:rFonts w:ascii="굴림체" w:eastAsia="굴림체"/>
       <w:sz w:val="20"/>
       <w:szCs w:val="24"/>
     </w:rPr>
@@ -33939,7 +34849,7 @@
       <w:ind w:left="885" w:hanging="555"/>
     </w:pPr>
     <w:rPr>
-      <w:rFonts w:ascii="HYMyeongJo-Extra" w:eastAsia="HYMyeongJo-Extra"/>
+      <w:rFonts w:ascii="HY견명조" w:eastAsia="HY견명조"/>
       <w:b/>
       <w:bCs/>
       <w:sz w:val="32"/>
@@ -33987,7 +34897,7 @@
       <w:ind w:left="1800" w:hanging="400"/>
     </w:pPr>
     <w:rPr>
-      <w:rFonts w:ascii="GulimChe" w:eastAsia="GulimChe"/>
+      <w:rFonts w:ascii="굴림체" w:eastAsia="굴림체"/>
       <w:b/>
       <w:bCs/>
       <w:szCs w:val="24"/>
@@ -34026,7 +34936,7 @@
       <w:jc w:val="left"/>
     </w:pPr>
     <w:rPr>
-      <w:rFonts w:ascii="HYMyeongJo-Extra" w:eastAsia="HYMyeongJo-Extra"/>
+      <w:rFonts w:ascii="HY견명조" w:eastAsia="HY견명조"/>
       <w:b/>
       <w:bCs w:val="0"/>
       <w:sz w:val="24"/>
@@ -34042,7 +34952,7 @@
       <w:jc w:val="left"/>
     </w:pPr>
     <w:rPr>
-      <w:rFonts w:ascii="바탕" w:eastAsia="바탕" w:hAnsi="Gulim"/>
+      <w:rFonts w:ascii="바탕" w:eastAsia="바탕" w:hAnsi="굴림"/>
       <w:kern w:val="16"/>
       <w:sz w:val="28"/>
       <w:szCs w:val="28"/>
@@ -34068,7 +34978,7 @@
     <w:name w:val="1. 제목수준-1"/>
     <w:rsid w:val="004466B1"/>
     <w:rPr>
-      <w:rFonts w:ascii="바탕" w:eastAsia="바탕" w:hAnsi="Gulim"/>
+      <w:rFonts w:ascii="바탕" w:eastAsia="바탕" w:hAnsi="굴림"/>
       <w:b/>
       <w:color w:val="000000"/>
       <w:kern w:val="16"/>
@@ -34087,7 +34997,7 @@
       <w:spacing w:line="312" w:lineRule="auto"/>
     </w:pPr>
     <w:rPr>
-      <w:rFonts w:ascii="Expo M" w:eastAsia="Expo M" w:hAnsi="Expo M"/>
+      <w:rFonts w:ascii="휴먼엑스포" w:eastAsia="휴먼엑스포" w:hAnsi="휴먼엑스포"/>
       <w:sz w:val="24"/>
       <w:szCs w:val="24"/>
     </w:rPr>
@@ -34103,7 +35013,7 @@
       <w:jc w:val="left"/>
     </w:pPr>
     <w:rPr>
-      <w:rFonts w:ascii="Gulim" w:eastAsia="Gulim" w:hAnsi="Gulim"/>
+      <w:rFonts w:ascii="굴림" w:eastAsia="굴림" w:hAnsi="굴림"/>
       <w:sz w:val="24"/>
       <w:szCs w:val="24"/>
     </w:rPr>
@@ -34119,7 +35029,7 @@
       <w:jc w:val="left"/>
     </w:pPr>
     <w:rPr>
-      <w:rFonts w:ascii="Gulim" w:eastAsia="Gulim" w:hAnsi="Gulim"/>
+      <w:rFonts w:ascii="굴림" w:eastAsia="굴림" w:hAnsi="굴림"/>
       <w:sz w:val="24"/>
       <w:szCs w:val="24"/>
     </w:rPr>
@@ -34150,7 +35060,7 @@
       <w:jc w:val="left"/>
     </w:pPr>
     <w:rPr>
-      <w:rFonts w:ascii="GulimChe" w:eastAsia="GulimChe"/>
+      <w:rFonts w:ascii="굴림체" w:eastAsia="굴림체"/>
       <w:b/>
       <w:bCs/>
       <w:sz w:val="28"/>
@@ -34162,7 +35072,7 @@
     <w:basedOn w:val="2110"/>
     <w:rsid w:val="004466B1"/>
     <w:rPr>
-      <w:rFonts w:hAnsi="GulimChe"/>
+      <w:rFonts w:hAnsi="굴림체"/>
       <w:sz w:val="20"/>
     </w:rPr>
   </w:style>
@@ -34177,7 +35087,7 @@
       <w:jc w:val="left"/>
     </w:pPr>
     <w:rPr>
-      <w:rFonts w:ascii="Gulim" w:eastAsia="Gulim" w:hAnsi="Gulim"/>
+      <w:rFonts w:ascii="굴림" w:eastAsia="굴림" w:hAnsi="굴림"/>
       <w:sz w:val="24"/>
       <w:szCs w:val="24"/>
     </w:rPr>
@@ -34250,7 +35160,7 @@
       </w:numPr>
     </w:pPr>
     <w:rPr>
-      <w:rFonts w:ascii="GulimChe" w:eastAsia="GulimChe" w:hAnsi="GulimChe" w:cs="GulimChe"/>
+      <w:rFonts w:ascii="굴림체" w:eastAsia="굴림체" w:hAnsi="굴림체" w:cs="굴림체"/>
       <w:sz w:val="20"/>
     </w:rPr>
   </w:style>
@@ -34397,7 +35307,7 @@
       <w:jc w:val="left"/>
     </w:pPr>
     <w:rPr>
-      <w:rFonts w:ascii="Gulim" w:eastAsia="Gulim" w:hAnsi="Gulim"/>
+      <w:rFonts w:ascii="굴림" w:eastAsia="굴림" w:hAnsi="굴림"/>
       <w:sz w:val="24"/>
       <w:szCs w:val="24"/>
     </w:rPr>
@@ -34510,7 +35420,7 @@
       <w:jc w:val="left"/>
     </w:pPr>
     <w:rPr>
-      <w:rFonts w:ascii="Arial" w:eastAsia="DotumChe" w:hAnsi="Book Antiqua" w:cs="바탕"/>
+      <w:rFonts w:ascii="Arial" w:eastAsia="돋움체" w:hAnsi="Book Antiqua" w:cs="바탕"/>
       <w:b/>
       <w:bCs/>
       <w:sz w:val="32"/>
@@ -34526,7 +35436,7 @@
       <w:ind w:left="1080" w:right="115"/>
     </w:pPr>
     <w:rPr>
-      <w:rFonts w:ascii="Arial" w:eastAsia="GulimChe" w:hAnsi="Arial"/>
+      <w:rFonts w:ascii="Arial" w:eastAsia="굴림체" w:hAnsi="Arial"/>
       <w:sz w:val="20"/>
       <w:lang w:eastAsia="en-US"/>
     </w:rPr>
@@ -34605,7 +35515,7 @@
       <w:jc w:val="both"/>
     </w:pPr>
     <w:rPr>
-      <w:rFonts w:ascii="New Gulim" w:eastAsia="New Gulim"/>
+      <w:rFonts w:ascii="새굴림" w:eastAsia="새굴림"/>
       <w:b/>
       <w:color w:val="auto"/>
       <w:kern w:val="2"/>
@@ -34623,7 +35533,7 @@
       <w:ind w:left="565" w:hanging="227"/>
     </w:pPr>
     <w:rPr>
-      <w:rFonts w:ascii="Tahoma" w:eastAsia="New Gulim" w:hAnsi="Tahoma"/>
+      <w:rFonts w:ascii="Tahoma" w:eastAsia="새굴림" w:hAnsi="Tahoma"/>
       <w:b/>
       <w:color w:val="000000"/>
       <w:sz w:val="32"/>
@@ -34681,7 +35591,7 @@
       <w:jc w:val="both"/>
     </w:pPr>
     <w:rPr>
-      <w:rFonts w:ascii="New Gulim" w:eastAsia="New Gulim"/>
+      <w:rFonts w:ascii="새굴림" w:eastAsia="새굴림"/>
       <w:b/>
       <w:color w:val="auto"/>
       <w:kern w:val="2"/>
@@ -34741,7 +35651,7 @@
       <w:jc w:val="both"/>
     </w:pPr>
     <w:rPr>
-      <w:rFonts w:ascii="New Gulim" w:eastAsia="New Gulim"/>
+      <w:rFonts w:ascii="새굴림" w:eastAsia="새굴림"/>
       <w:color w:val="auto"/>
       <w:kern w:val="2"/>
       <w:sz w:val="20"/>
@@ -34759,7 +35669,7 @@
       <w:ind w:leftChars="400" w:left="400"/>
     </w:pPr>
     <w:rPr>
-      <w:rFonts w:ascii="맑은 고딕" w:eastAsia="Gulim" w:hAnsi="맑은 고딕"/>
+      <w:rFonts w:ascii="맑은 고딕" w:eastAsia="굴림" w:hAnsi="맑은 고딕"/>
       <w:sz w:val="20"/>
     </w:rPr>
   </w:style>
@@ -34774,7 +35684,7 @@
       <w:jc w:val="left"/>
     </w:pPr>
     <w:rPr>
-      <w:rFonts w:ascii="Gulim" w:eastAsia="Gulim" w:hAnsi="Gulim"/>
+      <w:rFonts w:ascii="굴림" w:eastAsia="굴림" w:hAnsi="굴림"/>
       <w:sz w:val="24"/>
       <w:szCs w:val="24"/>
     </w:rPr>
@@ -34902,7 +35812,7 @@
       <w:jc w:val="left"/>
     </w:pPr>
     <w:rPr>
-      <w:rFonts w:ascii="Gulim" w:eastAsia="Gulim" w:hAnsi="Gulim"/>
+      <w:rFonts w:ascii="굴림" w:eastAsia="굴림" w:hAnsi="굴림"/>
       <w:sz w:val="24"/>
       <w:szCs w:val="24"/>
     </w:rPr>
@@ -34918,7 +35828,7 @@
       <w:jc w:val="left"/>
     </w:pPr>
     <w:rPr>
-      <w:rFonts w:ascii="Gulim" w:eastAsia="Gulim" w:hAnsi="Gulim"/>
+      <w:rFonts w:ascii="굴림" w:eastAsia="굴림" w:hAnsi="굴림"/>
       <w:sz w:val="24"/>
       <w:szCs w:val="24"/>
     </w:rPr>
@@ -34934,7 +35844,7 @@
       <w:spacing w:line="384" w:lineRule="auto"/>
     </w:pPr>
     <w:rPr>
-      <w:rFonts w:ascii="GulimChe" w:eastAsia="GulimChe" w:hAnsi="GulimChe"/>
+      <w:rFonts w:ascii="굴림체" w:eastAsia="굴림체" w:hAnsi="굴림체"/>
       <w:sz w:val="20"/>
     </w:rPr>
   </w:style>
@@ -34977,7 +35887,7 @@
       <w:spacing w:line="300" w:lineRule="auto"/>
     </w:pPr>
     <w:rPr>
-      <w:rFonts w:ascii="Gulim" w:eastAsia="Gulim" w:hAnsi="Gulim"/>
+      <w:rFonts w:ascii="굴림" w:eastAsia="굴림" w:hAnsi="굴림"/>
       <w:bCs/>
     </w:rPr>
   </w:style>
@@ -35570,7 +36480,7 @@
     <w:semiHidden/>
     <w:rsid w:val="004466B1"/>
     <w:rPr>
-      <w:rFonts w:ascii="Gulim" w:eastAsia="Gulim"/>
+      <w:rFonts w:ascii="굴림" w:eastAsia="굴림"/>
       <w:kern w:val="2"/>
       <w:sz w:val="18"/>
       <w:szCs w:val="18"/>
@@ -35658,7 +36568,7 @@
     <w:name w:val="부제 Char1"/>
     <w:rsid w:val="004466B1"/>
     <w:rPr>
-      <w:rFonts w:ascii="맑은 고딕" w:eastAsia="Dotum" w:hAnsi="맑은 고딕" w:cs="Times New Roman"/>
+      <w:rFonts w:ascii="맑은 고딕" w:eastAsia="돋움" w:hAnsi="맑은 고딕" w:cs="Times New Roman"/>
       <w:i/>
       <w:iCs/>
       <w:kern w:val="2"/>
@@ -35878,7 +36788,7 @@
       <w:jc w:val="left"/>
     </w:pPr>
     <w:rPr>
-      <w:rFonts w:ascii="Gulim" w:eastAsia="Gulim" w:hAnsi="Gulim"/>
+      <w:rFonts w:ascii="굴림" w:eastAsia="굴림" w:hAnsi="굴림"/>
       <w:sz w:val="24"/>
       <w:szCs w:val="24"/>
     </w:rPr>
@@ -35911,7 +36821,7 @@
       <w:spacing w:line="384" w:lineRule="auto"/>
     </w:pPr>
     <w:rPr>
-      <w:rFonts w:ascii="Dotum" w:eastAsia="Dotum" w:hAnsi="Dotum"/>
+      <w:rFonts w:ascii="돋움" w:eastAsia="돋움" w:hAnsi="돋움"/>
       <w:sz w:val="20"/>
     </w:rPr>
   </w:style>
@@ -35941,7 +36851,7 @@
       <w:textAlignment w:val="baseline"/>
     </w:pPr>
     <w:rPr>
-      <w:rFonts w:ascii="Book Antiqua" w:eastAsia="Gulim" w:hAnsi="Book Antiqua"/>
+      <w:rFonts w:ascii="Book Antiqua" w:eastAsia="굴림" w:hAnsi="Book Antiqua"/>
       <w:sz w:val="20"/>
     </w:rPr>
   </w:style>
@@ -36059,7 +36969,7 @@
       <w:jc w:val="left"/>
     </w:pPr>
     <w:rPr>
-      <w:rFonts w:ascii="Gulim" w:eastAsia="Gulim" w:hAnsi="Gulim"/>
+      <w:rFonts w:ascii="굴림" w:eastAsia="굴림" w:hAnsi="굴림"/>
       <w:sz w:val="24"/>
       <w:szCs w:val="24"/>
     </w:rPr>
@@ -36197,7 +37107,7 @@
       <w:textAlignment w:val="baseline"/>
     </w:pPr>
     <w:rPr>
-      <w:rFonts w:ascii="Gulim" w:eastAsia="Gulim" w:hAnsi="Gulim"/>
+      <w:rFonts w:ascii="굴림" w:eastAsia="굴림" w:hAnsi="굴림"/>
       <w:sz w:val="20"/>
     </w:rPr>
   </w:style>
@@ -36215,7 +37125,7 @@
       <w:textAlignment w:val="baseline"/>
     </w:pPr>
     <w:rPr>
-      <w:rFonts w:ascii="Gulim" w:eastAsia="Gulim" w:hAnsi="Gulim"/>
+      <w:rFonts w:ascii="굴림" w:eastAsia="굴림" w:hAnsi="굴림"/>
       <w:sz w:val="24"/>
       <w:szCs w:val="24"/>
     </w:rPr>
@@ -36231,7 +37141,7 @@
       <w:ind w:left="1219"/>
     </w:pPr>
     <w:rPr>
-      <w:rFonts w:ascii="Dotum" w:eastAsia="Dotum" w:hAnsi="Dotum"/>
+      <w:rFonts w:ascii="돋움" w:eastAsia="돋움" w:hAnsi="돋움"/>
       <w:b/>
       <w:color w:val="800000"/>
       <w:kern w:val="2"/>
@@ -36242,7 +37152,7 @@
     <w:link w:val="afffffffffffffffff7"/>
     <w:rsid w:val="002A07EB"/>
     <w:rPr>
-      <w:rFonts w:ascii="Dotum" w:eastAsia="Dotum" w:hAnsi="Dotum"/>
+      <w:rFonts w:ascii="돋움" w:eastAsia="돋움" w:hAnsi="돋움"/>
       <w:b/>
       <w:color w:val="800000"/>
       <w:kern w:val="2"/>
@@ -36260,7 +37170,7 @@
       <w:spacing w:before="200" w:line="384" w:lineRule="auto"/>
     </w:pPr>
     <w:rPr>
-      <w:rFonts w:ascii="GulimChe" w:eastAsia="GulimChe" w:hAnsi="GulimChe"/>
+      <w:rFonts w:ascii="굴림체" w:eastAsia="굴림체" w:hAnsi="굴림체"/>
       <w:sz w:val="20"/>
     </w:rPr>
   </w:style>
@@ -36317,7 +37227,7 @@
       <w:spacing w:line="384" w:lineRule="auto"/>
     </w:pPr>
     <w:rPr>
-      <w:rFonts w:ascii="Dotum" w:eastAsia="Dotum" w:hAnsi="Dotum"/>
+      <w:rFonts w:ascii="돋움" w:eastAsia="돋움" w:hAnsi="돋움"/>
       <w:sz w:val="20"/>
     </w:rPr>
   </w:style>
@@ -36368,7 +37278,7 @@
       <w:textAlignment w:val="baseline"/>
     </w:pPr>
     <w:rPr>
-      <w:rFonts w:ascii="Gulim" w:eastAsia="Gulim" w:hAnsi="Gulim"/>
+      <w:rFonts w:ascii="굴림" w:eastAsia="굴림" w:hAnsi="굴림"/>
       <w:sz w:val="24"/>
       <w:szCs w:val="24"/>
     </w:rPr>
@@ -36387,7 +37297,7 @@
       <w:textAlignment w:val="baseline"/>
     </w:pPr>
     <w:rPr>
-      <w:rFonts w:ascii="Gulim" w:eastAsia="Gulim" w:hAnsi="Gulim"/>
+      <w:rFonts w:ascii="굴림" w:eastAsia="굴림" w:hAnsi="굴림"/>
       <w:sz w:val="18"/>
       <w:szCs w:val="18"/>
     </w:rPr>
@@ -36408,7 +37318,7 @@
       <w:textAlignment w:val="baseline"/>
     </w:pPr>
     <w:rPr>
-      <w:rFonts w:ascii="Gulim" w:eastAsia="Gulim" w:hAnsi="Gulim"/>
+      <w:rFonts w:ascii="굴림" w:eastAsia="굴림" w:hAnsi="굴림"/>
       <w:sz w:val="24"/>
       <w:szCs w:val="24"/>
     </w:rPr>
@@ -36428,7 +37338,7 @@
       <w:textAlignment w:val="baseline"/>
     </w:pPr>
     <w:rPr>
-      <w:rFonts w:ascii="Gulim" w:eastAsia="Gulim" w:hAnsi="Gulim"/>
+      <w:rFonts w:ascii="굴림" w:eastAsia="굴림" w:hAnsi="굴림"/>
       <w:sz w:val="24"/>
       <w:szCs w:val="24"/>
     </w:rPr>
@@ -36484,7 +37394,7 @@
       <w:textAlignment w:val="baseline"/>
     </w:pPr>
     <w:rPr>
-      <w:rFonts w:ascii="Gulim" w:eastAsia="Gulim" w:hAnsi="Gulim"/>
+      <w:rFonts w:ascii="굴림" w:eastAsia="굴림" w:hAnsi="굴림"/>
       <w:sz w:val="20"/>
     </w:rPr>
   </w:style>
@@ -36502,7 +37412,7 @@
       <w:textAlignment w:val="baseline"/>
     </w:pPr>
     <w:rPr>
-      <w:rFonts w:ascii="Gulim" w:eastAsia="Gulim" w:hAnsi="Gulim"/>
+      <w:rFonts w:ascii="굴림" w:eastAsia="굴림" w:hAnsi="굴림"/>
       <w:color w:val="282828"/>
       <w:sz w:val="26"/>
       <w:szCs w:val="26"/>
@@ -36707,7 +37617,7 @@
       <w:jc w:val="center"/>
     </w:pPr>
     <w:rPr>
-      <w:rFonts w:ascii="DotumChe" w:eastAsia="DotumChe"/>
+      <w:rFonts w:ascii="돋움체" w:eastAsia="돋움체"/>
       <w:sz w:val="20"/>
       <w:szCs w:val="24"/>
     </w:rPr>
@@ -37005,7 +37915,7 @@
       <w:autoSpaceDN w:val="0"/>
     </w:pPr>
     <w:rPr>
-      <w:rFonts w:ascii="Gulim" w:eastAsia="Gulim" w:hAnsi="Gulim"/>
+      <w:rFonts w:ascii="굴림" w:eastAsia="굴림" w:hAnsi="굴림"/>
       <w:sz w:val="20"/>
     </w:rPr>
   </w:style>
@@ -37036,7 +37946,7 @@
       <w:textAlignment w:val="baseline"/>
     </w:pPr>
     <w:rPr>
-      <w:rFonts w:ascii="Dotum" w:eastAsia="Dotum" w:hAnsi="Dotum"/>
+      <w:rFonts w:ascii="돋움" w:eastAsia="돋움" w:hAnsi="돋움"/>
       <w:szCs w:val="22"/>
     </w:rPr>
   </w:style>
@@ -37138,7 +38048,7 @@
       <w:textAlignment w:val="center"/>
     </w:pPr>
     <w:rPr>
-      <w:rFonts w:ascii="Gulim" w:eastAsia="Gulim" w:hAnsi="Gulim"/>
+      <w:rFonts w:ascii="굴림" w:eastAsia="굴림" w:hAnsi="굴림"/>
       <w:color w:val="auto"/>
       <w:sz w:val="22"/>
       <w:szCs w:val="22"/>
@@ -37199,7 +38109,7 @@
       <w:textAlignment w:val="center"/>
     </w:pPr>
     <w:rPr>
-      <w:rFonts w:ascii="Verdana" w:eastAsia="Gulim" w:hAnsi="Verdana" w:cs="바탕"/>
+      <w:rFonts w:ascii="Verdana" w:eastAsia="굴림" w:hAnsi="Verdana" w:cs="바탕"/>
       <w:color w:val="auto"/>
       <w:kern w:val="2"/>
       <w:lang w:val="x-none" w:eastAsia="x-none"/>
@@ -37224,7 +38134,7 @@
       <w:textAlignment w:val="center"/>
     </w:pPr>
     <w:rPr>
-      <w:rFonts w:ascii="Gulim" w:eastAsia="Gulim" w:hAnsi="Gulim" w:cs="바탕"/>
+      <w:rFonts w:ascii="굴림" w:eastAsia="굴림" w:hAnsi="굴림" w:cs="바탕"/>
       <w:color w:val="auto"/>
       <w:sz w:val="22"/>
       <w:szCs w:val="22"/>
@@ -37243,7 +38153,7 @@
       <w:ind w:leftChars="0" w:left="0" w:rightChars="0" w:right="0"/>
     </w:pPr>
     <w:rPr>
-      <w:rFonts w:ascii="Times New Roman" w:eastAsia="Gulim" w:hAnsi="Times New Roman"/>
+      <w:rFonts w:ascii="Times New Roman" w:eastAsia="굴림" w:hAnsi="Times New Roman"/>
       <w:color w:val="auto"/>
       <w:sz w:val="20"/>
     </w:rPr>
@@ -37301,7 +38211,7 @@
       <w:autoSpaceDN w:val="0"/>
     </w:pPr>
     <w:rPr>
-      <w:rFonts w:ascii="Verdana" w:eastAsia="Gulim" w:hAnsi="Verdana"/>
+      <w:rFonts w:ascii="Verdana" w:eastAsia="굴림" w:hAnsi="Verdana"/>
       <w:sz w:val="20"/>
     </w:rPr>
   </w:style>
@@ -37474,7 +38384,7 @@
       <w:ind w:left="232" w:hanging="231"/>
     </w:pPr>
     <w:rPr>
-      <w:rFonts w:eastAsia="Gulim"/>
+      <w:rFonts w:eastAsia="굴림"/>
       <w:sz w:val="20"/>
       <w:szCs w:val="24"/>
     </w:rPr>
@@ -37492,7 +38402,7 @@
       <w:ind w:left="1134" w:hanging="334"/>
     </w:pPr>
     <w:rPr>
-      <w:rFonts w:eastAsia="Gulim"/>
+      <w:rFonts w:eastAsia="굴림"/>
       <w:sz w:val="20"/>
       <w:szCs w:val="24"/>
     </w:rPr>
@@ -37587,7 +38497,7 @@
       <w:textAlignment w:val="baseline"/>
     </w:pPr>
     <w:rPr>
-      <w:rFonts w:ascii="Gulim" w:eastAsia="Gulim" w:hAnsi="Gulim"/>
+      <w:rFonts w:ascii="굴림" w:eastAsia="굴림" w:hAnsi="굴림"/>
       <w:sz w:val="24"/>
       <w:szCs w:val="24"/>
     </w:rPr>
@@ -37676,7 +38586,7 @@
       <w:textAlignment w:val="baseline"/>
     </w:pPr>
     <w:rPr>
-      <w:rFonts w:ascii="Gulim" w:eastAsia="Gulim" w:hAnsi="Gulim"/>
+      <w:rFonts w:ascii="굴림" w:eastAsia="굴림" w:hAnsi="굴림"/>
       <w:szCs w:val="22"/>
     </w:rPr>
   </w:style>
@@ -37728,7 +38638,7 @@
       <w:textAlignment w:val="baseline"/>
     </w:pPr>
     <w:rPr>
-      <w:rFonts w:ascii="Gulim" w:eastAsia="Gulim" w:hAnsi="Gulim"/>
+      <w:rFonts w:ascii="굴림" w:eastAsia="굴림" w:hAnsi="굴림"/>
       <w:szCs w:val="22"/>
     </w:rPr>
   </w:style>
@@ -37768,7 +38678,7 @@
       <w:textAlignment w:val="baseline"/>
     </w:pPr>
     <w:rPr>
-      <w:rFonts w:ascii="Gulim" w:eastAsia="Gulim" w:hAnsi="Gulim"/>
+      <w:rFonts w:ascii="굴림" w:eastAsia="굴림" w:hAnsi="굴림"/>
       <w:sz w:val="20"/>
     </w:rPr>
   </w:style>
@@ -37846,7 +38756,7 @@
       <w:textAlignment w:val="baseline"/>
     </w:pPr>
     <w:rPr>
-      <w:rFonts w:ascii="한컴바탕" w:eastAsia="Gulim" w:hAnsi="Gulim"/>
+      <w:rFonts w:ascii="한컴바탕" w:eastAsia="굴림" w:hAnsi="굴림"/>
     </w:rPr>
   </w:style>
   <w:style w:type="paragraph" w:customStyle="1" w:styleId="affffffffffffffffffb">
@@ -37862,7 +38772,7 @@
       <w:jc w:val="left"/>
     </w:pPr>
     <w:rPr>
-      <w:rFonts w:ascii="HYHeadLine-Medium" w:eastAsia="HYHeadLine-Medium" w:hAnsi="HYHeadLine-Medium"/>
+      <w:rFonts w:ascii="HY헤드라인M" w:eastAsia="HY헤드라인M" w:hAnsi="HY헤드라인M"/>
       <w:sz w:val="30"/>
       <w:szCs w:val="30"/>
     </w:rPr>
@@ -38776,7 +39686,7 @@
       <w:jc w:val="left"/>
     </w:pPr>
     <w:rPr>
-      <w:rFonts w:ascii="Gulim" w:eastAsia="Gulim" w:hAnsi="Gulim"/>
+      <w:rFonts w:ascii="굴림" w:eastAsia="굴림" w:hAnsi="굴림"/>
       <w:color w:val="auto"/>
       <w:sz w:val="24"/>
       <w:szCs w:val="24"/>
@@ -38793,7 +39703,7 @@
       <w:jc w:val="left"/>
     </w:pPr>
     <w:rPr>
-      <w:rFonts w:ascii="Gulim" w:eastAsia="Gulim" w:hAnsi="Gulim"/>
+      <w:rFonts w:ascii="굴림" w:eastAsia="굴림" w:hAnsi="굴림"/>
       <w:color w:val="auto"/>
       <w:sz w:val="18"/>
       <w:szCs w:val="18"/>
@@ -38816,7 +39726,7 @@
       <w:jc w:val="left"/>
     </w:pPr>
     <w:rPr>
-      <w:rFonts w:ascii="Gulim" w:eastAsia="Gulim" w:hAnsi="Gulim"/>
+      <w:rFonts w:ascii="굴림" w:eastAsia="굴림" w:hAnsi="굴림"/>
       <w:color w:val="auto"/>
       <w:sz w:val="18"/>
       <w:szCs w:val="18"/>
@@ -38839,7 +39749,7 @@
       <w:jc w:val="left"/>
     </w:pPr>
     <w:rPr>
-      <w:rFonts w:ascii="Gulim" w:eastAsia="Gulim" w:hAnsi="Gulim"/>
+      <w:rFonts w:ascii="굴림" w:eastAsia="굴림" w:hAnsi="굴림"/>
       <w:color w:val="auto"/>
       <w:sz w:val="18"/>
       <w:szCs w:val="18"/>
@@ -38862,7 +39772,7 @@
       <w:jc w:val="left"/>
     </w:pPr>
     <w:rPr>
-      <w:rFonts w:ascii="Gulim" w:eastAsia="Gulim" w:hAnsi="Gulim"/>
+      <w:rFonts w:ascii="굴림" w:eastAsia="굴림" w:hAnsi="굴림"/>
       <w:color w:val="auto"/>
       <w:sz w:val="18"/>
       <w:szCs w:val="18"/>
@@ -38879,7 +39789,7 @@
       <w:jc w:val="left"/>
     </w:pPr>
     <w:rPr>
-      <w:rFonts w:ascii="Gulim" w:eastAsia="Gulim" w:hAnsi="Gulim"/>
+      <w:rFonts w:ascii="굴림" w:eastAsia="굴림" w:hAnsi="굴림"/>
       <w:color w:val="auto"/>
       <w:sz w:val="24"/>
       <w:szCs w:val="24"/>
@@ -38902,7 +39812,7 @@
       <w:jc w:val="center"/>
     </w:pPr>
     <w:rPr>
-      <w:rFonts w:ascii="Gulim" w:eastAsia="Gulim" w:hAnsi="Gulim"/>
+      <w:rFonts w:ascii="굴림" w:eastAsia="굴림" w:hAnsi="굴림"/>
       <w:color w:val="auto"/>
       <w:sz w:val="18"/>
       <w:szCs w:val="18"/>
@@ -38924,7 +39834,7 @@
       <w:jc w:val="left"/>
     </w:pPr>
     <w:rPr>
-      <w:rFonts w:ascii="Gulim" w:eastAsia="Gulim" w:hAnsi="Gulim"/>
+      <w:rFonts w:ascii="굴림" w:eastAsia="굴림" w:hAnsi="굴림"/>
       <w:color w:val="auto"/>
       <w:sz w:val="18"/>
       <w:szCs w:val="18"/>
@@ -38946,7 +39856,7 @@
       <w:jc w:val="left"/>
     </w:pPr>
     <w:rPr>
-      <w:rFonts w:ascii="Gulim" w:eastAsia="Gulim" w:hAnsi="Gulim"/>
+      <w:rFonts w:ascii="굴림" w:eastAsia="굴림" w:hAnsi="굴림"/>
       <w:color w:val="auto"/>
       <w:sz w:val="18"/>
       <w:szCs w:val="18"/>
@@ -38969,7 +39879,7 @@
       <w:jc w:val="left"/>
     </w:pPr>
     <w:rPr>
-      <w:rFonts w:ascii="Gulim" w:eastAsia="Gulim" w:hAnsi="Gulim"/>
+      <w:rFonts w:ascii="굴림" w:eastAsia="굴림" w:hAnsi="굴림"/>
       <w:color w:val="auto"/>
       <w:sz w:val="18"/>
       <w:szCs w:val="18"/>
@@ -38993,7 +39903,7 @@
       <w:jc w:val="left"/>
     </w:pPr>
     <w:rPr>
-      <w:rFonts w:ascii="Gulim" w:eastAsia="Gulim" w:hAnsi="Gulim"/>
+      <w:rFonts w:ascii="굴림" w:eastAsia="굴림" w:hAnsi="굴림"/>
       <w:color w:val="auto"/>
       <w:sz w:val="18"/>
       <w:szCs w:val="18"/>
@@ -39016,7 +39926,7 @@
       <w:jc w:val="left"/>
     </w:pPr>
     <w:rPr>
-      <w:rFonts w:ascii="Gulim" w:eastAsia="Gulim" w:hAnsi="Gulim"/>
+      <w:rFonts w:ascii="굴림" w:eastAsia="굴림" w:hAnsi="굴림"/>
       <w:color w:val="auto"/>
       <w:sz w:val="18"/>
       <w:szCs w:val="18"/>
@@ -39038,7 +39948,7 @@
       <w:jc w:val="left"/>
     </w:pPr>
     <w:rPr>
-      <w:rFonts w:ascii="Gulim" w:eastAsia="Gulim" w:hAnsi="Gulim"/>
+      <w:rFonts w:ascii="굴림" w:eastAsia="굴림" w:hAnsi="굴림"/>
       <w:color w:val="auto"/>
       <w:sz w:val="18"/>
       <w:szCs w:val="18"/>
@@ -39062,7 +39972,7 @@
       <w:jc w:val="left"/>
     </w:pPr>
     <w:rPr>
-      <w:rFonts w:ascii="Gulim" w:eastAsia="Gulim" w:hAnsi="Gulim"/>
+      <w:rFonts w:ascii="굴림" w:eastAsia="굴림" w:hAnsi="굴림"/>
       <w:color w:val="auto"/>
       <w:sz w:val="18"/>
       <w:szCs w:val="18"/>
@@ -39085,7 +39995,7 @@
       <w:jc w:val="center"/>
     </w:pPr>
     <w:rPr>
-      <w:rFonts w:ascii="Gulim" w:eastAsia="Gulim" w:hAnsi="Gulim"/>
+      <w:rFonts w:ascii="굴림" w:eastAsia="굴림" w:hAnsi="굴림"/>
       <w:color w:val="auto"/>
       <w:sz w:val="18"/>
       <w:szCs w:val="18"/>
@@ -39107,7 +40017,7 @@
       <w:jc w:val="left"/>
     </w:pPr>
     <w:rPr>
-      <w:rFonts w:ascii="Gulim" w:eastAsia="Gulim" w:hAnsi="Gulim"/>
+      <w:rFonts w:ascii="굴림" w:eastAsia="굴림" w:hAnsi="굴림"/>
       <w:color w:val="auto"/>
       <w:sz w:val="18"/>
       <w:szCs w:val="18"/>
@@ -39130,7 +40040,7 @@
       <w:jc w:val="left"/>
     </w:pPr>
     <w:rPr>
-      <w:rFonts w:ascii="Gulim" w:eastAsia="Gulim" w:hAnsi="Gulim"/>
+      <w:rFonts w:ascii="굴림" w:eastAsia="굴림" w:hAnsi="굴림"/>
       <w:color w:val="auto"/>
       <w:sz w:val="18"/>
       <w:szCs w:val="18"/>
@@ -39153,7 +40063,7 @@
       <w:jc w:val="center"/>
     </w:pPr>
     <w:rPr>
-      <w:rFonts w:ascii="Gulim" w:eastAsia="Gulim" w:hAnsi="Gulim"/>
+      <w:rFonts w:ascii="굴림" w:eastAsia="굴림" w:hAnsi="굴림"/>
       <w:color w:val="auto"/>
       <w:sz w:val="18"/>
       <w:szCs w:val="18"/>
@@ -39176,7 +40086,7 @@
       <w:jc w:val="center"/>
     </w:pPr>
     <w:rPr>
-      <w:rFonts w:ascii="Gulim" w:eastAsia="Gulim" w:hAnsi="Gulim"/>
+      <w:rFonts w:ascii="굴림" w:eastAsia="굴림" w:hAnsi="굴림"/>
       <w:color w:val="auto"/>
       <w:sz w:val="18"/>
       <w:szCs w:val="18"/>
@@ -39199,7 +40109,7 @@
       <w:jc w:val="left"/>
     </w:pPr>
     <w:rPr>
-      <w:rFonts w:ascii="Gulim" w:eastAsia="Gulim" w:hAnsi="Gulim"/>
+      <w:rFonts w:ascii="굴림" w:eastAsia="굴림" w:hAnsi="굴림"/>
       <w:color w:val="auto"/>
       <w:sz w:val="18"/>
       <w:szCs w:val="18"/>
@@ -39222,7 +40132,7 @@
       <w:jc w:val="left"/>
     </w:pPr>
     <w:rPr>
-      <w:rFonts w:ascii="Gulim" w:eastAsia="Gulim" w:hAnsi="Gulim"/>
+      <w:rFonts w:ascii="굴림" w:eastAsia="굴림" w:hAnsi="굴림"/>
       <w:color w:val="auto"/>
       <w:sz w:val="18"/>
       <w:szCs w:val="18"/>
@@ -39244,7 +40154,7 @@
       <w:jc w:val="left"/>
     </w:pPr>
     <w:rPr>
-      <w:rFonts w:ascii="Gulim" w:eastAsia="Gulim" w:hAnsi="Gulim"/>
+      <w:rFonts w:ascii="굴림" w:eastAsia="굴림" w:hAnsi="굴림"/>
       <w:color w:val="auto"/>
       <w:sz w:val="18"/>
       <w:szCs w:val="18"/>
@@ -39267,7 +40177,7 @@
       <w:jc w:val="left"/>
     </w:pPr>
     <w:rPr>
-      <w:rFonts w:ascii="Gulim" w:eastAsia="Gulim" w:hAnsi="Gulim"/>
+      <w:rFonts w:ascii="굴림" w:eastAsia="굴림" w:hAnsi="굴림"/>
       <w:color w:val="auto"/>
       <w:sz w:val="18"/>
       <w:szCs w:val="18"/>
@@ -39289,7 +40199,7 @@
       <w:jc w:val="center"/>
     </w:pPr>
     <w:rPr>
-      <w:rFonts w:ascii="Gulim" w:eastAsia="Gulim" w:hAnsi="Gulim"/>
+      <w:rFonts w:ascii="굴림" w:eastAsia="굴림" w:hAnsi="굴림"/>
       <w:color w:val="auto"/>
       <w:sz w:val="18"/>
       <w:szCs w:val="18"/>
@@ -39311,7 +40221,7 @@
       <w:jc w:val="center"/>
     </w:pPr>
     <w:rPr>
-      <w:rFonts w:ascii="Gulim" w:eastAsia="Gulim" w:hAnsi="Gulim"/>
+      <w:rFonts w:ascii="굴림" w:eastAsia="굴림" w:hAnsi="굴림"/>
       <w:color w:val="auto"/>
       <w:sz w:val="18"/>
       <w:szCs w:val="18"/>
@@ -39333,7 +40243,7 @@
       <w:jc w:val="center"/>
     </w:pPr>
     <w:rPr>
-      <w:rFonts w:ascii="Gulim" w:eastAsia="Gulim" w:hAnsi="Gulim"/>
+      <w:rFonts w:ascii="굴림" w:eastAsia="굴림" w:hAnsi="굴림"/>
       <w:color w:val="auto"/>
       <w:sz w:val="18"/>
       <w:szCs w:val="18"/>
@@ -39357,7 +40267,7 @@
       <w:jc w:val="center"/>
     </w:pPr>
     <w:rPr>
-      <w:rFonts w:ascii="Gulim" w:eastAsia="Gulim" w:hAnsi="Gulim"/>
+      <w:rFonts w:ascii="굴림" w:eastAsia="굴림" w:hAnsi="굴림"/>
       <w:color w:val="auto"/>
       <w:sz w:val="18"/>
       <w:szCs w:val="18"/>
@@ -39381,7 +40291,7 @@
       <w:jc w:val="center"/>
     </w:pPr>
     <w:rPr>
-      <w:rFonts w:ascii="Gulim" w:eastAsia="Gulim" w:hAnsi="Gulim"/>
+      <w:rFonts w:ascii="굴림" w:eastAsia="굴림" w:hAnsi="굴림"/>
       <w:color w:val="auto"/>
       <w:sz w:val="18"/>
       <w:szCs w:val="18"/>
@@ -39398,7 +40308,7 @@
       <w:jc w:val="left"/>
     </w:pPr>
     <w:rPr>
-      <w:rFonts w:ascii="Gulim" w:eastAsia="Gulim" w:hAnsi="Gulim"/>
+      <w:rFonts w:ascii="굴림" w:eastAsia="굴림" w:hAnsi="굴림"/>
       <w:color w:val="auto"/>
       <w:sz w:val="24"/>
       <w:szCs w:val="24"/>
@@ -39416,7 +40326,7 @@
       <w:textAlignment w:val="baseline"/>
     </w:pPr>
     <w:rPr>
-      <w:rFonts w:ascii="한양신명조" w:eastAsia="Gulim" w:hAnsi="Gulim"/>
+      <w:rFonts w:ascii="한양신명조" w:eastAsia="굴림" w:hAnsi="굴림"/>
       <w:b/>
       <w:bCs/>
       <w:sz w:val="24"/>
@@ -40166,7 +41076,7 @@
       <w:textAlignment w:val="baseline"/>
     </w:pPr>
     <w:rPr>
-      <w:rFonts w:ascii="바탕" w:eastAsia="Gulim" w:hAnsi="Gulim"/>
+      <w:rFonts w:ascii="바탕" w:eastAsia="굴림" w:hAnsi="굴림"/>
       <w:spacing w:val="-20"/>
       <w:szCs w:val="22"/>
     </w:rPr>
@@ -40184,7 +41094,7 @@
       <w:textAlignment w:val="baseline"/>
     </w:pPr>
     <w:rPr>
-      <w:rFonts w:ascii="바탕" w:eastAsia="Gulim" w:hAnsi="Gulim"/>
+      <w:rFonts w:ascii="바탕" w:eastAsia="굴림" w:hAnsi="굴림"/>
       <w:spacing w:val="-20"/>
       <w:szCs w:val="22"/>
     </w:rPr>
@@ -40825,7 +41735,7 @@
       <w:textAlignment w:val="baseline"/>
     </w:pPr>
     <w:rPr>
-      <w:rFonts w:ascii="Gulim" w:eastAsia="Gulim" w:hAnsi="Gulim"/>
+      <w:rFonts w:ascii="굴림" w:eastAsia="굴림" w:hAnsi="굴림"/>
       <w:szCs w:val="22"/>
     </w:rPr>
   </w:style>
@@ -40848,7 +41758,7 @@
       <w:jc w:val="left"/>
     </w:pPr>
     <w:rPr>
-      <w:rFonts w:ascii="Gulim" w:eastAsia="Gulim" w:hAnsi="Gulim"/>
+      <w:rFonts w:ascii="굴림" w:eastAsia="굴림" w:hAnsi="굴림"/>
       <w:color w:val="auto"/>
       <w:sz w:val="24"/>
       <w:szCs w:val="24"/>
@@ -40865,7 +41775,7 @@
       <w:textAlignment w:val="baseline"/>
     </w:pPr>
     <w:rPr>
-      <w:rFonts w:ascii="NanumGothicExtraBold" w:eastAsia="Gulim" w:hAnsi="Gulim"/>
+      <w:rFonts w:ascii="NanumGothicExtraBold" w:eastAsia="굴림" w:hAnsi="굴림"/>
       <w:b/>
       <w:bCs/>
       <w:sz w:val="26"/>
@@ -40883,7 +41793,7 @@
       <w:textAlignment w:val="baseline"/>
     </w:pPr>
     <w:rPr>
-      <w:rFonts w:ascii="NanumGothicExtraBold" w:eastAsia="Gulim" w:hAnsi="Gulim"/>
+      <w:rFonts w:ascii="NanumGothicExtraBold" w:eastAsia="굴림" w:hAnsi="굴림"/>
       <w:sz w:val="18"/>
       <w:szCs w:val="18"/>
     </w:rPr>
@@ -40899,7 +41809,7 @@
       <w:textAlignment w:val="baseline"/>
     </w:pPr>
     <w:rPr>
-      <w:rFonts w:ascii="NanumGothicExtraBold" w:eastAsia="Gulim" w:hAnsi="Gulim"/>
+      <w:rFonts w:ascii="NanumGothicExtraBold" w:eastAsia="굴림" w:hAnsi="굴림"/>
       <w:sz w:val="28"/>
       <w:szCs w:val="28"/>
     </w:rPr>
@@ -42843,7 +43753,7 @@
       <w:textAlignment w:val="baseline"/>
     </w:pPr>
     <w:rPr>
-      <w:rFonts w:ascii="Arial" w:eastAsia="Dotum" w:hAnsi="Arial" w:cs="Times New Roman"/>
+      <w:rFonts w:ascii="Arial" w:eastAsia="돋움" w:hAnsi="Arial" w:cs="Times New Roman"/>
       <w:iCs/>
       <w:color w:val="auto"/>
       <w:spacing w:val="-6"/>
@@ -42887,7 +43797,7 @@
       <w:textAlignment w:val="center"/>
     </w:pPr>
     <w:rPr>
-      <w:rFonts w:ascii="Times New Roman" w:eastAsia="DotumChe" w:hAnsi="Times New Roman" w:cs="Times New Roman"/>
+      <w:rFonts w:ascii="Times New Roman" w:eastAsia="돋움체" w:hAnsi="Times New Roman" w:cs="Times New Roman"/>
       <w:color w:val="auto"/>
       <w:kern w:val="2"/>
     </w:rPr>
@@ -42926,7 +43836,7 @@
       <w:textAlignment w:val="center"/>
     </w:pPr>
     <w:rPr>
-      <w:rFonts w:ascii="Times New Roman" w:eastAsia="GulimChe" w:hAnsi="Times New Roman" w:cs="Times New Roman"/>
+      <w:rFonts w:ascii="Times New Roman" w:eastAsia="굴림체" w:hAnsi="Times New Roman" w:cs="Times New Roman"/>
       <w:color w:val="auto"/>
       <w:sz w:val="20"/>
     </w:rPr>
@@ -43140,7 +44050,7 @@
       <w:textAlignment w:val="baseline"/>
     </w:pPr>
     <w:rPr>
-      <w:rFonts w:ascii="맑은 고딕" w:eastAsia="Gulim" w:hAnsi="Gulim"/>
+      <w:rFonts w:ascii="맑은 고딕" w:eastAsia="굴림" w:hAnsi="굴림"/>
       <w:sz w:val="20"/>
     </w:rPr>
   </w:style>
@@ -47432,7 +48342,7 @@
       <w:textAlignment w:val="baseline"/>
     </w:pPr>
     <w:rPr>
-      <w:rFonts w:ascii="Arial" w:eastAsia="DotumChe" w:hAnsi="Arial" w:cs="Times New Roman"/>
+      <w:rFonts w:ascii="Arial" w:eastAsia="돋움체" w:hAnsi="Arial" w:cs="Times New Roman"/>
       <w:color w:val="auto"/>
       <w:sz w:val="24"/>
       <w:szCs w:val="24"/>
@@ -47453,7 +48363,7 @@
       <w:textAlignment w:val="baseline"/>
     </w:pPr>
     <w:rPr>
-      <w:rFonts w:ascii="Arial" w:eastAsia="DotumChe" w:hAnsi="Arial" w:cs="Times New Roman"/>
+      <w:rFonts w:ascii="Arial" w:eastAsia="돋움체" w:hAnsi="Arial" w:cs="Times New Roman"/>
       <w:i/>
       <w:color w:val="auto"/>
       <w:sz w:val="24"/>
@@ -47475,7 +48385,7 @@
       <w:textAlignment w:val="baseline"/>
     </w:pPr>
     <w:rPr>
-      <w:rFonts w:ascii="Arial" w:eastAsia="DotumChe" w:hAnsi="Arial" w:cs="Times New Roman"/>
+      <w:rFonts w:ascii="Arial" w:eastAsia="돋움체" w:hAnsi="Arial" w:cs="Times New Roman"/>
       <w:color w:val="auto"/>
       <w:sz w:val="20"/>
       <w:szCs w:val="24"/>
@@ -47496,7 +48406,7 @@
       <w:textAlignment w:val="baseline"/>
     </w:pPr>
     <w:rPr>
-      <w:rFonts w:ascii="Arial" w:eastAsia="DotumChe" w:hAnsi="Arial" w:cs="Times New Roman"/>
+      <w:rFonts w:ascii="Arial" w:eastAsia="돋움체" w:hAnsi="Arial" w:cs="Times New Roman"/>
       <w:i/>
       <w:color w:val="auto"/>
       <w:sz w:val="20"/>
@@ -47518,7 +48428,7 @@
       <w:textAlignment w:val="baseline"/>
     </w:pPr>
     <w:rPr>
-      <w:rFonts w:ascii="Arial" w:eastAsia="DotumChe" w:hAnsi="Arial" w:cs="Times New Roman"/>
+      <w:rFonts w:ascii="Arial" w:eastAsia="돋움체" w:hAnsi="Arial" w:cs="Times New Roman"/>
       <w:i/>
       <w:color w:val="auto"/>
       <w:sz w:val="18"/>
@@ -47545,7 +48455,7 @@
       <w:outlineLvl w:val="9"/>
     </w:pPr>
     <w:rPr>
-      <w:rFonts w:eastAsia="GulimChe" w:cs="Times New Roman"/>
+      <w:rFonts w:eastAsia="굴림체" w:cs="Times New Roman"/>
       <w:b/>
       <w:kern w:val="28"/>
       <w:sz w:val="32"/>
@@ -49187,7 +50097,7 @@
       <w:textAlignment w:val="top"/>
     </w:pPr>
     <w:rPr>
-      <w:rFonts w:ascii="Gulim" w:eastAsia="Gulim" w:hAnsi="Gulim"/>
+      <w:rFonts w:ascii="굴림" w:eastAsia="굴림" w:hAnsi="굴림"/>
       <w:color w:val="auto"/>
       <w:sz w:val="16"/>
       <w:szCs w:val="16"/>
@@ -49211,7 +50121,7 @@
       <w:textAlignment w:val="top"/>
     </w:pPr>
     <w:rPr>
-      <w:rFonts w:ascii="Gulim" w:eastAsia="Gulim" w:hAnsi="Gulim"/>
+      <w:rFonts w:ascii="굴림" w:eastAsia="굴림" w:hAnsi="굴림"/>
       <w:color w:val="auto"/>
       <w:sz w:val="16"/>
       <w:szCs w:val="16"/>
@@ -49235,7 +50145,7 @@
       <w:textAlignment w:val="top"/>
     </w:pPr>
     <w:rPr>
-      <w:rFonts w:ascii="Gulim" w:eastAsia="Gulim" w:hAnsi="Gulim"/>
+      <w:rFonts w:ascii="굴림" w:eastAsia="굴림" w:hAnsi="굴림"/>
       <w:color w:val="auto"/>
       <w:sz w:val="16"/>
       <w:szCs w:val="16"/>
@@ -49258,7 +50168,7 @@
       <w:textAlignment w:val="top"/>
     </w:pPr>
     <w:rPr>
-      <w:rFonts w:ascii="Gulim" w:eastAsia="Gulim" w:hAnsi="Gulim"/>
+      <w:rFonts w:ascii="굴림" w:eastAsia="굴림" w:hAnsi="굴림"/>
       <w:color w:val="auto"/>
       <w:sz w:val="16"/>
       <w:szCs w:val="16"/>
@@ -49280,7 +50190,7 @@
       <w:textAlignment w:val="top"/>
     </w:pPr>
     <w:rPr>
-      <w:rFonts w:ascii="Gulim" w:eastAsia="Gulim" w:hAnsi="Gulim"/>
+      <w:rFonts w:ascii="굴림" w:eastAsia="굴림" w:hAnsi="굴림"/>
       <w:color w:val="auto"/>
       <w:sz w:val="16"/>
       <w:szCs w:val="16"/>
@@ -49303,7 +50213,7 @@
       <w:textAlignment w:val="top"/>
     </w:pPr>
     <w:rPr>
-      <w:rFonts w:ascii="Gulim" w:eastAsia="Gulim" w:hAnsi="Gulim"/>
+      <w:rFonts w:ascii="굴림" w:eastAsia="굴림" w:hAnsi="굴림"/>
       <w:color w:val="auto"/>
       <w:sz w:val="16"/>
       <w:szCs w:val="16"/>
@@ -49327,7 +50237,7 @@
       <w:textAlignment w:val="top"/>
     </w:pPr>
     <w:rPr>
-      <w:rFonts w:ascii="Gulim" w:eastAsia="Gulim" w:hAnsi="Gulim"/>
+      <w:rFonts w:ascii="굴림" w:eastAsia="굴림" w:hAnsi="굴림"/>
       <w:color w:val="auto"/>
       <w:sz w:val="16"/>
       <w:szCs w:val="16"/>
@@ -49349,7 +50259,7 @@
       <w:textAlignment w:val="top"/>
     </w:pPr>
     <w:rPr>
-      <w:rFonts w:ascii="Gulim" w:eastAsia="Gulim" w:hAnsi="Gulim"/>
+      <w:rFonts w:ascii="굴림" w:eastAsia="굴림" w:hAnsi="굴림"/>
       <w:color w:val="auto"/>
       <w:sz w:val="16"/>
       <w:szCs w:val="16"/>
@@ -49372,7 +50282,7 @@
       <w:textAlignment w:val="top"/>
     </w:pPr>
     <w:rPr>
-      <w:rFonts w:ascii="Gulim" w:eastAsia="Gulim" w:hAnsi="Gulim"/>
+      <w:rFonts w:ascii="굴림" w:eastAsia="굴림" w:hAnsi="굴림"/>
       <w:color w:val="auto"/>
       <w:sz w:val="16"/>
       <w:szCs w:val="16"/>
@@ -49396,7 +50306,7 @@
       <w:textAlignment w:val="top"/>
     </w:pPr>
     <w:rPr>
-      <w:rFonts w:ascii="Gulim" w:eastAsia="Gulim" w:hAnsi="Gulim"/>
+      <w:rFonts w:ascii="굴림" w:eastAsia="굴림" w:hAnsi="굴림"/>
       <w:color w:val="auto"/>
       <w:sz w:val="16"/>
       <w:szCs w:val="16"/>
@@ -49419,7 +50329,7 @@
       <w:textAlignment w:val="top"/>
     </w:pPr>
     <w:rPr>
-      <w:rFonts w:ascii="Gulim" w:eastAsia="Gulim" w:hAnsi="Gulim"/>
+      <w:rFonts w:ascii="굴림" w:eastAsia="굴림" w:hAnsi="굴림"/>
       <w:color w:val="auto"/>
       <w:sz w:val="16"/>
       <w:szCs w:val="16"/>
@@ -49441,7 +50351,7 @@
       <w:textAlignment w:val="top"/>
     </w:pPr>
     <w:rPr>
-      <w:rFonts w:ascii="Gulim" w:eastAsia="Gulim" w:hAnsi="Gulim"/>
+      <w:rFonts w:ascii="굴림" w:eastAsia="굴림" w:hAnsi="굴림"/>
       <w:color w:val="auto"/>
       <w:sz w:val="16"/>
       <w:szCs w:val="16"/>
@@ -49464,7 +50374,7 @@
       <w:textAlignment w:val="top"/>
     </w:pPr>
     <w:rPr>
-      <w:rFonts w:ascii="Gulim" w:eastAsia="Gulim" w:hAnsi="Gulim"/>
+      <w:rFonts w:ascii="굴림" w:eastAsia="굴림" w:hAnsi="굴림"/>
       <w:color w:val="auto"/>
       <w:sz w:val="16"/>
       <w:szCs w:val="16"/>
@@ -49488,7 +50398,7 @@
       <w:textAlignment w:val="top"/>
     </w:pPr>
     <w:rPr>
-      <w:rFonts w:ascii="Gulim" w:eastAsia="Gulim" w:hAnsi="Gulim"/>
+      <w:rFonts w:ascii="굴림" w:eastAsia="굴림" w:hAnsi="굴림"/>
       <w:color w:val="auto"/>
       <w:sz w:val="16"/>
       <w:szCs w:val="16"/>
@@ -49512,7 +50422,7 @@
       <w:textAlignment w:val="top"/>
     </w:pPr>
     <w:rPr>
-      <w:rFonts w:ascii="Gulim" w:eastAsia="Gulim" w:hAnsi="Gulim"/>
+      <w:rFonts w:ascii="굴림" w:eastAsia="굴림" w:hAnsi="굴림"/>
       <w:color w:val="auto"/>
       <w:sz w:val="16"/>
       <w:szCs w:val="16"/>
@@ -49536,7 +50446,7 @@
       <w:textAlignment w:val="top"/>
     </w:pPr>
     <w:rPr>
-      <w:rFonts w:ascii="Gulim" w:eastAsia="Gulim" w:hAnsi="Gulim"/>
+      <w:rFonts w:ascii="굴림" w:eastAsia="굴림" w:hAnsi="굴림"/>
       <w:color w:val="auto"/>
       <w:sz w:val="16"/>
       <w:szCs w:val="16"/>
@@ -49559,7 +50469,7 @@
       <w:textAlignment w:val="top"/>
     </w:pPr>
     <w:rPr>
-      <w:rFonts w:ascii="Gulim" w:eastAsia="Gulim" w:hAnsi="Gulim"/>
+      <w:rFonts w:ascii="굴림" w:eastAsia="굴림" w:hAnsi="굴림"/>
       <w:color w:val="auto"/>
       <w:sz w:val="16"/>
       <w:szCs w:val="16"/>
@@ -49581,7 +50491,7 @@
       <w:textAlignment w:val="top"/>
     </w:pPr>
     <w:rPr>
-      <w:rFonts w:ascii="Gulim" w:eastAsia="Gulim" w:hAnsi="Gulim"/>
+      <w:rFonts w:ascii="굴림" w:eastAsia="굴림" w:hAnsi="굴림"/>
       <w:color w:val="auto"/>
       <w:sz w:val="16"/>
       <w:szCs w:val="16"/>
@@ -49603,7 +50513,7 @@
       <w:textAlignment w:val="top"/>
     </w:pPr>
     <w:rPr>
-      <w:rFonts w:ascii="Gulim" w:eastAsia="Gulim" w:hAnsi="Gulim"/>
+      <w:rFonts w:ascii="굴림" w:eastAsia="굴림" w:hAnsi="굴림"/>
       <w:color w:val="auto"/>
       <w:sz w:val="16"/>
       <w:szCs w:val="16"/>

--- a/모바일웹서비스 프로젝트_공통평가 01_수행 결과 보고서.docx
+++ b/모바일웹서비스 프로젝트_공통평가 01_수행 결과 보고서.docx
@@ -1195,8 +1195,8 @@
                 <w:sz w:val="12"/>
                 <w:szCs w:val="12"/>
               </w:rPr>
-              <w:pict w14:anchorId="7D979F24">
-                <v:shape id="그림 1" o:spid="_x0000_i1028" type="#_x0000_t75" style="width:105.6pt;height:68.4pt;visibility:visible;mso-wrap-style:square">
+              <w:pict w14:anchorId="679581A3">
+                <v:shape id="그림 1" o:spid="_x0000_i1076" type="#_x0000_t75" style="width:105.6pt;height:68.4pt;visibility:visible;mso-wrap-style:square">
                   <v:imagedata r:id="rId8" o:title=""/>
                 </v:shape>
               </w:pict>
@@ -1792,8 +1792,8 @@
                 <w:sz w:val="12"/>
                 <w:szCs w:val="12"/>
               </w:rPr>
-              <w:pict w14:anchorId="3CC1280E">
-                <v:shape id="_x0000_i1029" type="#_x0000_t75" style="width:106.2pt;height:60pt;visibility:visible;mso-wrap-style:square">
+              <w:pict w14:anchorId="6D9B30B7">
+                <v:shape id="_x0000_i1077" type="#_x0000_t75" style="width:106.2pt;height:60pt;visibility:visible;mso-wrap-style:square">
                   <v:imagedata r:id="rId9" o:title=""/>
                 </v:shape>
               </w:pict>
@@ -1830,8 +1830,8 @@
                 <w:sz w:val="12"/>
                 <w:szCs w:val="12"/>
               </w:rPr>
-              <w:pict w14:anchorId="592A8437">
-                <v:shape id="_x0000_i1030" type="#_x0000_t75" style="width:106.8pt;height:60pt;visibility:visible;mso-wrap-style:square">
+              <w:pict w14:anchorId="75A8C8E6">
+                <v:shape id="_x0000_i1078" type="#_x0000_t75" style="width:106.8pt;height:60pt;visibility:visible;mso-wrap-style:square">
                   <v:imagedata r:id="rId10" o:title=""/>
                 </v:shape>
               </w:pict>
@@ -2056,8 +2056,8 @@
                 <w:sz w:val="12"/>
                 <w:szCs w:val="12"/>
               </w:rPr>
-              <w:pict w14:anchorId="4F1F17BC">
-                <v:shape id="_x0000_i1031" type="#_x0000_t75" style="width:105.6pt;height:56.4pt;visibility:visible;mso-wrap-style:square">
+              <w:pict w14:anchorId="67301976">
+                <v:shape id="_x0000_i1079" type="#_x0000_t75" style="width:105.6pt;height:56.4pt;visibility:visible;mso-wrap-style:square">
                   <v:imagedata r:id="rId11" o:title=""/>
                 </v:shape>
               </w:pict>
@@ -2297,8 +2297,8 @@
                 <w:sz w:val="12"/>
                 <w:szCs w:val="12"/>
               </w:rPr>
-              <w:pict w14:anchorId="76DE5465">
-                <v:shape id="_x0000_i1032" type="#_x0000_t75" style="width:106.8pt;height:60pt;visibility:visible;mso-wrap-style:square">
+              <w:pict w14:anchorId="3B4DB216">
+                <v:shape id="_x0000_i1080" type="#_x0000_t75" style="width:106.8pt;height:60pt;visibility:visible;mso-wrap-style:square">
                   <v:imagedata r:id="rId13" o:title=""/>
                 </v:shape>
               </w:pict>
@@ -2590,8 +2590,8 @@
                 <w:sz w:val="12"/>
                 <w:szCs w:val="12"/>
               </w:rPr>
-              <w:pict w14:anchorId="4A58A35F">
-                <v:shape id="_x0000_i1033" type="#_x0000_t75" style="width:106.8pt;height:60pt;visibility:visible;mso-wrap-style:square">
+              <w:pict w14:anchorId="2EB5D740">
+                <v:shape id="_x0000_i1081" type="#_x0000_t75" style="width:106.8pt;height:60pt;visibility:visible;mso-wrap-style:square">
                   <v:imagedata r:id="rId14" o:title=""/>
                 </v:shape>
               </w:pict>
@@ -2888,8 +2888,8 @@
                 <w:sz w:val="12"/>
                 <w:szCs w:val="12"/>
               </w:rPr>
-              <w:pict w14:anchorId="458056F1">
-                <v:shape id="_x0000_i1045" type="#_x0000_t75" style="width:106.8pt;height:60pt;visibility:visible;mso-wrap-style:square">
+              <w:pict w14:anchorId="110F8340">
+                <v:shape id="_x0000_i1093" type="#_x0000_t75" style="width:106.8pt;height:60pt;visibility:visible;mso-wrap-style:square">
                   <v:imagedata r:id="rId15" o:title=""/>
                 </v:shape>
               </w:pict>
@@ -3141,8 +3141,8 @@
                 <w:sz w:val="12"/>
                 <w:szCs w:val="12"/>
               </w:rPr>
-              <w:pict w14:anchorId="679436D0">
-                <v:shape id="_x0000_i1034" type="#_x0000_t75" style="width:106.8pt;height:60pt;visibility:visible;mso-wrap-style:square">
+              <w:pict w14:anchorId="1B2AEF4A">
+                <v:shape id="_x0000_i1082" type="#_x0000_t75" style="width:106.8pt;height:60pt;visibility:visible;mso-wrap-style:square">
                   <v:imagedata r:id="rId16" o:title=""/>
                 </v:shape>
               </w:pict>
@@ -3371,8 +3371,8 @@
                 <w:sz w:val="12"/>
                 <w:szCs w:val="12"/>
               </w:rPr>
-              <w:pict w14:anchorId="3C07AC8B">
-                <v:shape id="_x0000_i1035" type="#_x0000_t75" style="width:106.8pt;height:60pt;visibility:visible;mso-wrap-style:square">
+              <w:pict w14:anchorId="592AB6D5">
+                <v:shape id="_x0000_i1083" type="#_x0000_t75" style="width:106.8pt;height:60pt;visibility:visible;mso-wrap-style:square">
                   <v:imagedata r:id="rId17" o:title=""/>
                 </v:shape>
               </w:pict>
@@ -3625,8 +3625,8 @@
                 <w:sz w:val="12"/>
                 <w:szCs w:val="12"/>
               </w:rPr>
-              <w:pict w14:anchorId="0D732851">
-                <v:shape id="_x0000_i1036" type="#_x0000_t75" style="width:106.8pt;height:60pt;visibility:visible;mso-wrap-style:square">
+              <w:pict w14:anchorId="56B4F81F">
+                <v:shape id="_x0000_i1084" type="#_x0000_t75" style="width:106.8pt;height:60pt;visibility:visible;mso-wrap-style:square">
                   <v:imagedata r:id="rId18" o:title=""/>
                 </v:shape>
               </w:pict>
@@ -4149,8 +4149,8 @@
                 <w:sz w:val="12"/>
                 <w:szCs w:val="12"/>
               </w:rPr>
-              <w:pict w14:anchorId="15DE5A69">
-                <v:shape id="_x0000_i1047" type="#_x0000_t75" style="width:106.2pt;height:240.6pt;visibility:visible;mso-wrap-style:square">
+              <w:pict w14:anchorId="779FA8EE">
+                <v:shape id="_x0000_i1095" type="#_x0000_t75" style="width:106.2pt;height:240.6pt;visibility:visible;mso-wrap-style:square">
                   <v:imagedata r:id="rId19" o:title=""/>
                 </v:shape>
               </w:pict>
@@ -4200,8 +4200,8 @@
                 <w:szCs w:val="12"/>
               </w:rPr>
               <w:lastRenderedPageBreak/>
-              <w:pict w14:anchorId="0E3F1D5A">
-                <v:shape id="_x0000_i1048" type="#_x0000_t75" style="width:106.8pt;height:56.4pt;visibility:visible;mso-wrap-style:square">
+              <w:pict w14:anchorId="4320B356">
+                <v:shape id="_x0000_i1096" type="#_x0000_t75" style="width:106.8pt;height:56.4pt;visibility:visible;mso-wrap-style:square">
                   <v:imagedata r:id="rId20" o:title=""/>
                 </v:shape>
               </w:pict>
@@ -4402,6 +4402,14 @@
                 <w:szCs w:val="12"/>
               </w:rPr>
             </w:pPr>
+            <w:r>
+              <w:rPr>
+                <w:rFonts w:hint="eastAsia"/>
+                <w:sz w:val="12"/>
+                <w:szCs w:val="12"/>
+              </w:rPr>
+              <w:t>O</w:t>
+            </w:r>
           </w:p>
         </w:tc>
         <w:tc>
@@ -4434,6 +4442,21 @@
                 <w:szCs w:val="12"/>
               </w:rPr>
             </w:pPr>
+            <w:r>
+              <w:rPr>
+                <w:rFonts w:cs="Times New Roman"/>
+                <w:noProof/>
+                <w:color w:val="auto"/>
+                <w:kern w:val="2"/>
+                <w:sz w:val="12"/>
+                <w:szCs w:val="12"/>
+              </w:rPr>
+              <w:pict w14:anchorId="588CD444">
+                <v:shape id="_x0000_i1102" type="#_x0000_t75" style="width:106.8pt;height:60pt;visibility:visible;mso-wrap-style:square">
+                  <v:imagedata r:id="rId21" o:title=""/>
+                </v:shape>
+              </w:pict>
+            </w:r>
           </w:p>
         </w:tc>
       </w:tr>
@@ -4629,6 +4652,14 @@
                 <w:szCs w:val="12"/>
               </w:rPr>
             </w:pPr>
+            <w:r>
+              <w:rPr>
+                <w:rFonts w:hint="eastAsia"/>
+                <w:sz w:val="12"/>
+                <w:szCs w:val="12"/>
+              </w:rPr>
+              <w:t>O</w:t>
+            </w:r>
           </w:p>
         </w:tc>
         <w:tc>
@@ -4661,6 +4692,21 @@
                 <w:szCs w:val="12"/>
               </w:rPr>
             </w:pPr>
+            <w:r>
+              <w:rPr>
+                <w:rFonts w:cs="Times New Roman"/>
+                <w:noProof/>
+                <w:color w:val="auto"/>
+                <w:kern w:val="2"/>
+                <w:sz w:val="12"/>
+                <w:szCs w:val="12"/>
+              </w:rPr>
+              <w:pict w14:anchorId="2DB80F5E">
+                <v:shape id="_x0000_i1103" type="#_x0000_t75" style="width:106.2pt;height:60pt;visibility:visible;mso-wrap-style:square">
+                  <v:imagedata r:id="rId22" o:title=""/>
+                </v:shape>
+              </w:pict>
+            </w:r>
           </w:p>
         </w:tc>
       </w:tr>
@@ -5372,8 +5418,9 @@
           <w:sz w:val="12"/>
           <w:szCs w:val="12"/>
         </w:rPr>
-        <w:pict w14:anchorId="2655C9CF">
-          <v:shape id="_x0000_i1052" type="#_x0000_t75" style="width:420.6pt;height:273pt;visibility:visible;mso-wrap-style:square">
+        <w:lastRenderedPageBreak/>
+        <w:pict w14:anchorId="09325AC0">
+          <v:shape id="_x0000_i1100" type="#_x0000_t75" style="width:420.6pt;height:273pt;visibility:visible;mso-wrap-style:square">
             <v:imagedata r:id="rId8" o:title=""/>
           </v:shape>
         </w:pict>
@@ -5437,7 +5484,6 @@
           <w:szCs w:val="22"/>
           <w:lang w:val="en-US"/>
         </w:rPr>
-        <w:lastRenderedPageBreak/>
         <w:t>https://github.com/wlstp8473/KHU_MobileWebProject_Midterm_Evaluation_01.git</w:t>
       </w:r>
     </w:p>
@@ -5461,9 +5507,9 @@
           <w:szCs w:val="22"/>
           <w:lang w:val="en-US"/>
         </w:rPr>
-        <w:pict w14:anchorId="442BC1F2">
-          <v:shape id="_x0000_i1051" type="#_x0000_t75" style="width:460.8pt;height:228.6pt;visibility:visible;mso-wrap-style:square">
-            <v:imagedata r:id="rId21" o:title=""/>
+        <w:pict w14:anchorId="6BD023CE">
+          <v:shape id="_x0000_i1099" type="#_x0000_t75" style="width:460.8pt;height:228.6pt;visibility:visible;mso-wrap-style:square">
+            <v:imagedata r:id="rId23" o:title=""/>
           </v:shape>
         </w:pict>
       </w:r>
@@ -5503,7 +5549,7 @@
           <w:szCs w:val="22"/>
           <w:lang w:val="en-US"/>
         </w:rPr>
-        <w:t xml:space="preserve">3. 증빙 자료 </w:t>
+        <w:t>3. 증빙 자료 Ok</w:t>
       </w:r>
     </w:p>
     <w:p>
@@ -5518,8 +5564,9 @@
         <w:rPr>
           <w:noProof/>
         </w:rPr>
-        <w:pict w14:anchorId="5DBC4025">
-          <v:shape id="_x0000_i1037" type="#_x0000_t75" style="width:286.2pt;height:160.8pt;visibility:visible;mso-wrap-style:square">
+        <w:lastRenderedPageBreak/>
+        <w:pict w14:anchorId="2AFA8E8C">
+          <v:shape id="_x0000_i1085" type="#_x0000_t75" style="width:286.2pt;height:160.8pt;visibility:visible;mso-wrap-style:square">
             <v:imagedata r:id="rId9" o:title=""/>
           </v:shape>
         </w:pict>
@@ -5545,8 +5592,8 @@
           <w:szCs w:val="22"/>
           <w:lang w:val="en-US"/>
         </w:rPr>
-        <w:pict w14:anchorId="19F5C67A">
-          <v:shape id="_x0000_i1038" type="#_x0000_t75" style="width:292.2pt;height:165pt;visibility:visible;mso-wrap-style:square">
+        <w:pict w14:anchorId="693B5C4F">
+          <v:shape id="_x0000_i1086" type="#_x0000_t75" style="width:292.2pt;height:165pt;visibility:visible;mso-wrap-style:square">
             <v:imagedata r:id="rId10" o:title=""/>
           </v:shape>
         </w:pict>
@@ -5597,8 +5644,7 @@
           <w:szCs w:val="22"/>
           <w:lang w:val="en-US"/>
         </w:rPr>
-        <w:lastRenderedPageBreak/>
-        <w:t xml:space="preserve">4. 증빙 자료 </w:t>
+        <w:t>4. 증빙 자료 Ok</w:t>
       </w:r>
     </w:p>
     <w:p>
@@ -5621,8 +5667,8 @@
           <w:szCs w:val="22"/>
           <w:lang w:val="en-US"/>
         </w:rPr>
-        <w:pict w14:anchorId="04CBF38A">
-          <v:shape id="_x0000_i1039" type="#_x0000_t75" style="width:265.2pt;height:142.2pt;visibility:visible;mso-wrap-style:square">
+        <w:pict w14:anchorId="25513F88">
+          <v:shape id="_x0000_i1087" type="#_x0000_t75" style="width:265.2pt;height:142.2pt;visibility:visible;mso-wrap-style:square">
             <v:imagedata r:id="rId11" o:title=""/>
           </v:shape>
         </w:pict>
@@ -5664,7 +5710,7 @@
           <w:szCs w:val="22"/>
           <w:lang w:val="en-US"/>
         </w:rPr>
-        <w:t xml:space="preserve">5. 증빙 자료 </w:t>
+        <w:t>5. 증빙 자료 Ok</w:t>
       </w:r>
     </w:p>
     <w:p>
@@ -5687,8 +5733,9 @@
           <w:szCs w:val="22"/>
           <w:lang w:val="en-US"/>
         </w:rPr>
-        <w:pict w14:anchorId="1F4AB7F9">
-          <v:shape id="_x0000_i1040" type="#_x0000_t75" style="width:343.8pt;height:193.2pt;visibility:visible;mso-wrap-style:square">
+        <w:lastRenderedPageBreak/>
+        <w:pict w14:anchorId="38FF0F69">
+          <v:shape id="_x0000_i1088" type="#_x0000_t75" style="width:343.8pt;height:193.2pt;visibility:visible;mso-wrap-style:square">
             <v:imagedata r:id="rId13" o:title=""/>
           </v:shape>
         </w:pict>
@@ -5752,8 +5799,8 @@
           <w:szCs w:val="22"/>
           <w:lang w:val="en-US"/>
         </w:rPr>
-        <w:pict w14:anchorId="10807FD6">
-          <v:shape id="_x0000_i1041" type="#_x0000_t75" style="width:322.2pt;height:181.2pt;visibility:visible;mso-wrap-style:square">
+        <w:pict w14:anchorId="2BFF022B">
+          <v:shape id="_x0000_i1089" type="#_x0000_t75" style="width:322.2pt;height:181.2pt;visibility:visible;mso-wrap-style:square">
             <v:imagedata r:id="rId14" o:title=""/>
           </v:shape>
         </w:pict>
@@ -5814,9 +5861,9 @@
           <w:lang w:val="en-US"/>
         </w:rPr>
         <w:lastRenderedPageBreak/>
-        <w:pict w14:anchorId="2CB4E6F2">
-          <v:shape id="_x0000_i1046" type="#_x0000_t75" style="width:460.8pt;height:259.2pt">
-            <v:imagedata r:id="rId22" o:title=""/>
+        <w:pict w14:anchorId="7102E8FC">
+          <v:shape id="_x0000_i1094" type="#_x0000_t75" style="width:460.8pt;height:259.2pt">
+            <v:imagedata r:id="rId24" o:title=""/>
           </v:shape>
         </w:pict>
       </w:r>
@@ -5876,8 +5923,8 @@
           <w:szCs w:val="22"/>
           <w:lang w:val="en-US"/>
         </w:rPr>
-        <w:pict w14:anchorId="330CA037">
-          <v:shape id="_x0000_i1042" type="#_x0000_t75" style="width:460.8pt;height:259.2pt;visibility:visible;mso-wrap-style:square">
+        <w:pict w14:anchorId="17B102B0">
+          <v:shape id="_x0000_i1090" type="#_x0000_t75" style="width:460.8pt;height:259.2pt;visibility:visible;mso-wrap-style:square">
             <v:imagedata r:id="rId16" o:title=""/>
           </v:shape>
         </w:pict>
@@ -5938,8 +5985,8 @@
           <w:lang w:val="en-US"/>
         </w:rPr>
         <w:lastRenderedPageBreak/>
-        <w:pict w14:anchorId="066B30B5">
-          <v:shape id="_x0000_i1043" type="#_x0000_t75" style="width:450.6pt;height:255pt;visibility:visible;mso-wrap-style:square">
+        <w:pict w14:anchorId="7CC0C637">
+          <v:shape id="_x0000_i1091" type="#_x0000_t75" style="width:450.6pt;height:255pt;visibility:visible;mso-wrap-style:square">
             <v:imagedata r:id="rId17" o:title=""/>
           </v:shape>
         </w:pict>
@@ -6000,8 +6047,8 @@
           <w:szCs w:val="22"/>
           <w:lang w:val="en-US"/>
         </w:rPr>
-        <w:pict w14:anchorId="5938313F">
-          <v:shape id="_x0000_i1044" type="#_x0000_t75" style="width:413.4pt;height:232.2pt;visibility:visible;mso-wrap-style:square">
+        <w:pict w14:anchorId="0A813999">
+          <v:shape id="_x0000_i1092" type="#_x0000_t75" style="width:413.4pt;height:232.2pt;visibility:visible;mso-wrap-style:square">
             <v:imagedata r:id="rId18" o:title=""/>
           </v:shape>
         </w:pict>
@@ -6060,11 +6107,142 @@
           <w:noProof/>
         </w:rPr>
         <w:lastRenderedPageBreak/>
-        <w:pict w14:anchorId="5BC61F24">
-          <v:shape id="_x0000_i1050" type="#_x0000_t75" style="width:293.4pt;height:667.2pt;visibility:visible;mso-wrap-style:square">
-            <v:imagedata r:id="rId23" o:title=""/>
+        <w:pict w14:anchorId="1A8B61C0">
+          <v:shape id="_x0000_i1098" type="#_x0000_t75" style="width:293.4pt;height:667.2pt;visibility:visible;mso-wrap-style:square">
+            <v:imagedata r:id="rId25" o:title=""/>
           </v:shape>
         </w:pict>
+      </w:r>
+    </w:p>
+    <w:p>
+      <w:pPr>
+        <w:pStyle w:val="aff8"/>
+        <w:ind w:firstLineChars="0"/>
+        <w:jc w:val="left"/>
+        <w:outlineLvl w:val="0"/>
+        <w:rPr>
+          <w:b/>
+          <w:noProof/>
+          <w:szCs w:val="22"/>
+          <w:lang w:val="en-US"/>
+        </w:rPr>
+      </w:pPr>
+      <w:r>
+        <w:rPr>
+          <w:b/>
+          <w:noProof/>
+          <w:szCs w:val="22"/>
+          <w:lang w:val="en-US"/>
+        </w:rPr>
+        <w:lastRenderedPageBreak/>
+        <w:pict w14:anchorId="7031BAF2">
+          <v:shape id="_x0000_i1097" type="#_x0000_t75" style="width:460.8pt;height:244.8pt;visibility:visible;mso-wrap-style:square">
+            <v:imagedata r:id="rId20" o:title=""/>
+          </v:shape>
+        </w:pict>
+      </w:r>
+    </w:p>
+    <w:p>
+      <w:pPr>
+        <w:pStyle w:val="aff8"/>
+        <w:ind w:firstLineChars="0"/>
+        <w:jc w:val="left"/>
+        <w:outlineLvl w:val="0"/>
+        <w:rPr>
+          <w:b/>
+          <w:noProof/>
+          <w:szCs w:val="22"/>
+          <w:lang w:val="en-US"/>
+        </w:rPr>
+      </w:pPr>
+    </w:p>
+    <w:p>
+      <w:pPr>
+        <w:pStyle w:val="aff8"/>
+        <w:ind w:firstLineChars="0"/>
+        <w:jc w:val="left"/>
+        <w:outlineLvl w:val="0"/>
+        <w:rPr>
+          <w:b/>
+          <w:noProof/>
+          <w:szCs w:val="22"/>
+          <w:lang w:val="en-US"/>
+        </w:rPr>
+      </w:pPr>
+      <w:r>
+        <w:rPr>
+          <w:rFonts w:hint="eastAsia"/>
+          <w:b/>
+          <w:noProof/>
+          <w:szCs w:val="22"/>
+          <w:lang w:val="en-US"/>
+        </w:rPr>
+        <w:t>12. 증빙 자료</w:t>
+      </w:r>
+    </w:p>
+    <w:p>
+      <w:pPr>
+        <w:pStyle w:val="aff8"/>
+        <w:ind w:firstLineChars="0"/>
+        <w:jc w:val="left"/>
+        <w:outlineLvl w:val="0"/>
+        <w:rPr>
+          <w:b/>
+          <w:noProof/>
+          <w:szCs w:val="22"/>
+          <w:lang w:val="en-US"/>
+        </w:rPr>
+      </w:pPr>
+      <w:r>
+        <w:rPr>
+          <w:b/>
+          <w:noProof/>
+          <w:szCs w:val="22"/>
+          <w:lang w:val="en-US"/>
+        </w:rPr>
+        <w:pict w14:anchorId="3EDDB898">
+          <v:shape id="_x0000_i1101" type="#_x0000_t75" style="width:460.8pt;height:259.2pt;visibility:visible;mso-wrap-style:square">
+            <v:imagedata r:id="rId21" o:title=""/>
+          </v:shape>
+        </w:pict>
+      </w:r>
+    </w:p>
+    <w:p>
+      <w:pPr>
+        <w:pStyle w:val="aff8"/>
+        <w:ind w:firstLineChars="0"/>
+        <w:jc w:val="left"/>
+        <w:outlineLvl w:val="0"/>
+        <w:rPr>
+          <w:b/>
+          <w:noProof/>
+          <w:szCs w:val="22"/>
+          <w:lang w:val="en-US"/>
+        </w:rPr>
+      </w:pPr>
+    </w:p>
+    <w:p>
+      <w:pPr>
+        <w:pStyle w:val="aff8"/>
+        <w:ind w:firstLineChars="0"/>
+        <w:jc w:val="left"/>
+        <w:outlineLvl w:val="0"/>
+        <w:rPr>
+          <w:b/>
+          <w:noProof/>
+          <w:szCs w:val="22"/>
+          <w:lang w:val="en-US"/>
+        </w:rPr>
+      </w:pPr>
+      <w:r>
+        <w:rPr>
+          <w:rFonts w:hint="eastAsia"/>
+          <w:b/>
+          <w:noProof/>
+          <w:szCs w:val="22"/>
+          <w:lang w:val="en-US"/>
+        </w:rPr>
+        <w:t>13. 증빙 자료</w:t>
       </w:r>
     </w:p>
     <w:p>
@@ -6088,18 +6266,18 @@
           <w:lang w:val="en-US"/>
         </w:rPr>
         <w:lastRenderedPageBreak/>
-        <w:pict w14:anchorId="5AA59F70">
-          <v:shape id="_x0000_i1049" type="#_x0000_t75" style="width:460.8pt;height:244.8pt;visibility:visible;mso-wrap-style:square">
-            <v:imagedata r:id="rId20" o:title=""/>
+        <w:pict w14:anchorId="5AFF8199">
+          <v:shape id="_x0000_i1104" type="#_x0000_t75" style="width:460.2pt;height:259.2pt;visibility:visible;mso-wrap-style:square">
+            <v:imagedata r:id="rId22" o:title=""/>
           </v:shape>
         </w:pict>
       </w:r>
     </w:p>
     <w:p/>
     <w:sectPr>
-      <w:headerReference w:type="default" r:id="rId24"/>
-      <w:footerReference w:type="even" r:id="rId25"/>
-      <w:footerReference w:type="default" r:id="rId26"/>
+      <w:headerReference w:type="default" r:id="rId26"/>
+      <w:footerReference w:type="even" r:id="rId27"/>
+      <w:footerReference w:type="default" r:id="rId28"/>
       <w:footnotePr>
         <w:numRestart w:val="eachSect"/>
       </w:footnotePr>
